--- a/docs/project_report.docx
+++ b/docs/project_report.docx
@@ -75,7 +75,7 @@
           <w:sz w:val="24"/>
           <w:szCs w:val="24"/>
         </w:rPr>
-        <w:t xml:space="preserve">September 2026</w:t>
+        <w:t>October 2026</w:t>
       </w:r>
     </w:p>
     <w:p>
@@ -228,7 +228,7 @@
           <w:sz w:val="22"/>
           <w:szCs w:val="22"/>
         </w:rPr>
-        <w:t xml:space="preserve">Order-level transaction data from 1 January 2024 to 30 June 2025 (18 months): 2,045 raw records, 1,972 after cleaning.</w:t>
+        <w:t>Order-level transaction data from 1 January 2024 to 30 June 2025 (18 months): 2,045 raw records, 1,995 after cleaning.</w:t>
       </w:r>
     </w:p>
     <w:p>
@@ -264,7 +264,25 @@
           <w:sz w:val="22"/>
           <w:szCs w:val="22"/>
         </w:rPr>
-        <w:t xml:space="preserve">Order attributes: product category, quantity, unit price, discount, shipping cost, payment method, device, delivery time, order status and review rating.</w:t>
+        <w:t>Order attributes: product (with its category and subcategory), quantity, unit price, discount, shipping cost, payment method, device, delivery time, order status and review rating.</w:t>
+      </w:r>
+    </w:p>
+    <w:p>
+      <w:pPr>
+        <w:pStyle w:val="ListParagraph"/>
+        <w:numPr>
+          <w:ilvl w:val="0"/>
+          <w:numId w:val="2"/>
+        </w:numPr>
+        <w:spacing w:after="60"/>
+      </w:pPr>
+      <w:r>
+        <w:rPr>
+          <w:rFonts w:ascii="Calibri" w:cs="Calibri" w:eastAsia="Calibri" w:hAnsi="Calibri"/>
+          <w:sz w:val="22"/>
+          <w:szCs w:val="22"/>
+        </w:rPr>
+        <w:t>A product catalogue of 60 products in 7 categories and 30 subcategories (for example Books → Comics &amp; Manga, Programming, Fiction, Self-Help, Children's), each with one fixed list price and its stock on hand.</w:t>
       </w:r>
     </w:p>
     <w:p>
@@ -316,25 +334,7 @@
           <w:sz w:val="22"/>
           <w:szCs w:val="22"/>
         </w:rPr>
-        <w:t xml:space="preserve">Product-level (SKU) analysis — data is aggregated at category level.</w:t>
-      </w:r>
-    </w:p>
-    <w:p>
-      <w:pPr>
-        <w:pStyle w:val="ListParagraph"/>
-        <w:numPr>
-          <w:ilvl w:val="0"/>
-          <w:numId w:val="2"/>
-        </w:numPr>
-        <w:spacing w:after="60"/>
-      </w:pPr>
-      <w:r>
-        <w:rPr>
-          <w:rFonts w:ascii="Calibri" w:cs="Calibri" w:eastAsia="Calibri" w:hAnsi="Calibri"/>
-          <w:sz w:val="22"/>
-          <w:szCs w:val="22"/>
-        </w:rPr>
-        <w:t xml:space="preserve">Cost of goods, profit margin and marketing spend — not available in the dataset, so results are expressed in revenue terms.</w:t>
+        <w:t>Cost of goods, profit margin and marketing spend — not available in the dataset, so results are expressed in revenue terms.</w:t>
       </w:r>
     </w:p>
     <w:p>
@@ -584,7 +584,7 @@
                 <w:sz w:val="19"/>
                 <w:szCs w:val="19"/>
               </w:rPr>
-              <w:t xml:space="preserve">Identify the main revenue drivers across product categories, customer segments, countries and acquisition channels.</w:t>
+              <w:t>Identify the main revenue drivers across product categories, subcategories and products, customer segments, countries and acquisition channels.</w:t>
             </w:r>
           </w:p>
         </w:tc>
@@ -996,7 +996,7 @@
                 <w:sz w:val="19"/>
                 <w:szCs w:val="19"/>
               </w:rPr>
-              <w:t xml:space="preserve">Q1</w:t>
+              <w:t>Q1</w:t>
             </w:r>
           </w:p>
         </w:tc>
@@ -1029,7 +1029,7 @@
                 <w:sz w:val="19"/>
                 <w:szCs w:val="19"/>
               </w:rPr>
-              <w:t xml:space="preserve">Which product categories generate the most revenue, and which have the highest return rates?</w:t>
+              <w:t>Which product categories generate the most revenue, and which have the highest return rates?</w:t>
             </w:r>
           </w:p>
         </w:tc>
@@ -1062,7 +1062,7 @@
                 <w:sz w:val="19"/>
                 <w:szCs w:val="19"/>
               </w:rPr>
-              <w:t xml:space="preserve">groupby + agg, sorting</w:t>
+              <w:t>groupby + agg, sorting</w:t>
             </w:r>
           </w:p>
         </w:tc>
@@ -1097,7 +1097,7 @@
                 <w:sz w:val="19"/>
                 <w:szCs w:val="19"/>
               </w:rPr>
-              <w:t xml:space="preserve">Q2</w:t>
+              <w:t>Q2</w:t>
             </w:r>
           </w:p>
         </w:tc>
@@ -1130,7 +1130,7 @@
                 <w:sz w:val="19"/>
                 <w:szCs w:val="19"/>
               </w:rPr>
-              <w:t xml:space="preserve">How do customer segments (New / Regular / VIP) differ in order frequency, order value and total spend?</w:t>
+              <w:t>How do customer segments (New / Regular / VIP) differ in order frequency, order value and total spend?</w:t>
             </w:r>
           </w:p>
         </w:tc>
@@ -1163,7 +1163,7 @@
                 <w:sz w:val="19"/>
                 <w:szCs w:val="19"/>
               </w:rPr>
-              <w:t xml:space="preserve">groupby, customer-level table</w:t>
+              <w:t>groupby, customer-level table</w:t>
             </w:r>
           </w:p>
         </w:tc>
@@ -1198,7 +1198,7 @@
                 <w:sz w:val="19"/>
                 <w:szCs w:val="19"/>
               </w:rPr>
-              <w:t xml:space="preserve">Q3</w:t>
+              <w:t>Q3</w:t>
             </w:r>
           </w:p>
         </w:tc>
@@ -1231,7 +1231,7 @@
                 <w:sz w:val="19"/>
                 <w:szCs w:val="19"/>
               </w:rPr>
-              <w:t xml:space="preserve">How do orders and revenue trend month by month — is there seasonality?</w:t>
+              <w:t>How do orders and revenue trend month by month — is there seasonality?</w:t>
             </w:r>
           </w:p>
         </w:tc>
@@ -1264,7 +1264,7 @@
                 <w:sz w:val="19"/>
                 <w:szCs w:val="19"/>
               </w:rPr>
-              <w:t xml:space="preserve">time-series groupby, pivot_table</w:t>
+              <w:t>time-series groupby, pivot_table</w:t>
             </w:r>
           </w:p>
         </w:tc>
@@ -1299,7 +1299,7 @@
                 <w:sz w:val="19"/>
                 <w:szCs w:val="19"/>
               </w:rPr>
-              <w:t xml:space="preserve">Q4</w:t>
+              <w:t>Q4</w:t>
             </w:r>
           </w:p>
         </w:tc>
@@ -1332,7 +1332,7 @@
                 <w:sz w:val="19"/>
                 <w:szCs w:val="19"/>
               </w:rPr>
-              <w:t xml:space="preserve">Which countries and acquisition channels bring the most valuable customers?</w:t>
+              <w:t>Which countries and acquisition channels bring the most valuable customers?</w:t>
             </w:r>
           </w:p>
         </w:tc>
@@ -1365,7 +1365,7 @@
                 <w:sz w:val="19"/>
                 <w:szCs w:val="19"/>
               </w:rPr>
-              <w:t xml:space="preserve">groupby, pivot_table with margins</w:t>
+              <w:t>groupby, pivot_table with margins</w:t>
             </w:r>
           </w:p>
         </w:tc>
@@ -1400,7 +1400,7 @@
                 <w:sz w:val="19"/>
                 <w:szCs w:val="19"/>
               </w:rPr>
-              <w:t xml:space="preserve">Q5</w:t>
+              <w:t>Q5</w:t>
             </w:r>
           </w:p>
         </w:tc>
@@ -1433,7 +1433,7 @@
                 <w:sz w:val="19"/>
                 <w:szCs w:val="19"/>
               </w:rPr>
-              <w:t xml:space="preserve">Does delivery time affect the review rating customers give?</w:t>
+              <w:t>Does delivery time affect the review rating customers give?</w:t>
             </w:r>
           </w:p>
         </w:tc>
@@ -1466,7 +1466,7 @@
                 <w:sz w:val="19"/>
                 <w:szCs w:val="19"/>
               </w:rPr>
-              <w:t xml:space="preserve">filtering, pd.cut, correlation</w:t>
+              <w:t>filtering, pd.cut, correlation</w:t>
             </w:r>
           </w:p>
         </w:tc>
@@ -1501,7 +1501,7 @@
                 <w:sz w:val="19"/>
                 <w:szCs w:val="19"/>
               </w:rPr>
-              <w:t xml:space="preserve">Q6</w:t>
+              <w:t>Q6</w:t>
             </w:r>
           </w:p>
         </w:tc>
@@ -1534,7 +1534,7 @@
                 <w:sz w:val="19"/>
                 <w:szCs w:val="19"/>
               </w:rPr>
-              <w:t xml:space="preserve">What share of customers are repeat buyers, and how many are at risk of churning?</w:t>
+              <w:t>What share of customers are repeat buyers, and how many are at risk of churning?</w:t>
             </w:r>
           </w:p>
         </w:tc>
@@ -1567,7 +1567,7 @@
                 <w:sz w:val="19"/>
                 <w:szCs w:val="19"/>
               </w:rPr>
-              <w:t xml:space="preserve">customer aggregation, RFM-style flags</w:t>
+              <w:t>customer aggregation, RFM-style flags</w:t>
             </w:r>
           </w:p>
         </w:tc>
@@ -1602,7 +1602,7 @@
                 <w:sz w:val="19"/>
                 <w:szCs w:val="19"/>
               </w:rPr>
-              <w:t xml:space="preserve">Q7</w:t>
+              <w:t>Q7</w:t>
             </w:r>
           </w:p>
         </w:tc>
@@ -1635,7 +1635,7 @@
                 <w:sz w:val="19"/>
                 <w:szCs w:val="19"/>
               </w:rPr>
-              <w:t xml:space="preserve">Do device usage and payment preferences differ across age groups?</w:t>
+              <w:t>Do device usage and payment preferences differ across age groups?</w:t>
             </w:r>
           </w:p>
         </w:tc>
@@ -1668,7 +1668,108 @@
                 <w:sz w:val="19"/>
                 <w:szCs w:val="19"/>
               </w:rPr>
-              <w:t xml:space="preserve">crosstab</w:t>
+              <w:t>crosstab</w:t>
+            </w:r>
+          </w:p>
+        </w:tc>
+      </w:tr>
+      <w:tr>
+        <w:tc>
+          <w:tcPr>
+            <w:tcW w:type="dxa" w:w="700"/>
+            <w:tcBorders>
+              <w:top w:val="single" w:color="BFBFBF" w:sz="4"/>
+              <w:left w:val="single" w:color="BFBFBF" w:sz="4"/>
+              <w:bottom w:val="single" w:color="BFBFBF" w:sz="4"/>
+              <w:right w:val="single" w:color="BFBFBF" w:sz="4"/>
+            </w:tcBorders>
+            <w:tcMar>
+              <w:top w:type="dxa" w:w="60"/>
+              <w:left w:type="dxa" w:w="100"/>
+              <w:bottom w:type="dxa" w:w="60"/>
+              <w:right w:type="dxa" w:w="100"/>
+            </w:tcMar>
+          </w:tcPr>
+          <w:p>
+            <w:pPr>
+              <w:spacing w:after="0"/>
+            </w:pPr>
+            <w:r>
+              <w:rPr>
+                <w:rFonts w:ascii="Calibri" w:cs="Calibri" w:eastAsia="Calibri" w:hAnsi="Calibri"/>
+                <w:b w:val="false"/>
+                <w:bCs w:val="false"/>
+                <w:color w:val="000000"/>
+                <w:sz w:val="19"/>
+                <w:szCs w:val="19"/>
+              </w:rPr>
+              <w:t>Q8</w:t>
+            </w:r>
+          </w:p>
+        </w:tc>
+        <w:tc>
+          <w:tcPr>
+            <w:tcW w:type="dxa" w:w="5660"/>
+            <w:tcBorders>
+              <w:top w:val="single" w:color="BFBFBF" w:sz="4"/>
+              <w:left w:val="single" w:color="BFBFBF" w:sz="4"/>
+              <w:bottom w:val="single" w:color="BFBFBF" w:sz="4"/>
+              <w:right w:val="single" w:color="BFBFBF" w:sz="4"/>
+            </w:tcBorders>
+            <w:tcMar>
+              <w:top w:type="dxa" w:w="60"/>
+              <w:left w:type="dxa" w:w="100"/>
+              <w:bottom w:type="dxa" w:w="60"/>
+              <w:right w:type="dxa" w:w="100"/>
+            </w:tcMar>
+          </w:tcPr>
+          <w:p>
+            <w:pPr>
+              <w:spacing w:after="0"/>
+            </w:pPr>
+            <w:r>
+              <w:rPr>
+                <w:rFonts w:ascii="Calibri" w:cs="Calibri" w:eastAsia="Calibri" w:hAnsi="Calibri"/>
+                <w:b w:val="false"/>
+                <w:bCs w:val="false"/>
+                <w:color w:val="000000"/>
+                <w:sz w:val="19"/>
+                <w:szCs w:val="19"/>
+              </w:rPr>
+              <w:t>Which products and subcategories sell best, and which products are about to run out of stock?</w:t>
+            </w:r>
+          </w:p>
+        </w:tc>
+        <w:tc>
+          <w:tcPr>
+            <w:tcW w:type="dxa" w:w="3000"/>
+            <w:tcBorders>
+              <w:top w:val="single" w:color="BFBFBF" w:sz="4"/>
+              <w:left w:val="single" w:color="BFBFBF" w:sz="4"/>
+              <w:bottom w:val="single" w:color="BFBFBF" w:sz="4"/>
+              <w:right w:val="single" w:color="BFBFBF" w:sz="4"/>
+            </w:tcBorders>
+            <w:tcMar>
+              <w:top w:type="dxa" w:w="60"/>
+              <w:left w:type="dxa" w:w="100"/>
+              <w:bottom w:type="dxa" w:w="60"/>
+              <w:right w:type="dxa" w:w="100"/>
+            </w:tcMar>
+          </w:tcPr>
+          <w:p>
+            <w:pPr>
+              <w:spacing w:after="0"/>
+            </w:pPr>
+            <w:r>
+              <w:rPr>
+                <w:rFonts w:ascii="Calibri" w:cs="Calibri" w:eastAsia="Calibri" w:hAnsi="Calibri"/>
+                <w:b w:val="false"/>
+                <w:bCs w:val="false"/>
+                <w:color w:val="000000"/>
+                <w:sz w:val="19"/>
+                <w:szCs w:val="19"/>
+              </w:rPr>
+              <w:t>multi-key groupby, stock-cover calculation</w:t>
             </w:r>
           </w:p>
         </w:tc>
@@ -1697,7 +1798,7 @@
           <w:sz w:val="22"/>
           <w:szCs w:val="22"/>
         </w:rPr>
-        <w:t xml:space="preserve">The dataset was produced by the reproducible script src/generate_dataset.py (random seed 42). It simulates 2,000 orders from roughly 720 active customers with realistic structure: seasonal demand peaking in November–December, purchase frequency that depends on loyalty segment (VIP customers order more often), category-specific price levels and return rates, free shipping above $120, and a review rating that deteriorates as delivery time grows. The script then deliberately injects the kinds of data-quality problems found in real exports: missing values in several columns, 45 exact duplicate rows, 25 out-of-range numbers (negative ages, quantities of zero, discounts above 100 %, ratings of 0 or 7), and inconsistent spelling of categories (lower-case, extra whitespace, F/M abbreviations).</w:t>
+        <w:t>The dataset was produced by the reproducible script src/generate_dataset.py (random seed 42). It first builds a product catalogue — 60 products in 7 categories and 30 subcategories, each with one fixed list price and a stock level — and then simulates 2,000 orders of those products from roughly 720 active customers with realistic structure: seasonal demand peaking in November–December, purchase frequency that depends on loyalty segment (VIP customers order more often), product popularity within each category, category-specific return rates, free shipping above $120, and a review rating that deteriorates as delivery time grows. The script then deliberately injects the kinds of data-quality problems found in real exports: missing values in several columns, 45 exact duplicate rows, 25 out-of-range numbers (negative ages, quantities of zero, discounts above 100 %, ratings of 0 or 7), prices that disagree with the catalogue, and inconsistent spelling of categories and product names (lower-case, upper-case, extra whitespace, F/M abbreviations).</w:t>
       </w:r>
     </w:p>
     <w:p>
@@ -1711,7 +1812,7 @@
           <w:sz w:val="22"/>
           <w:szCs w:val="22"/>
         </w:rPr>
-        <w:t xml:space="preserve">The raw file data/raw/ecommerce_orders_raw.csv therefore contains 2,045 rows and 20 columns; after cleaning, data/processed/ecommerce_orders_clean.csv contains 1,972 rows and 31 columns (20 original plus 11 derived). This comfortably exceeds the 1,000-row target and provides enough volume for segment-level analysis.</w:t>
+        <w:t>The raw file data/raw/ecommerce_orders_raw.csv therefore contains 2,045 rows and 22 columns, and data/raw/products.csv holds the 60-product catalogue; after cleaning, data/processed/ecommerce_orders_clean.csv contains 1,995 rows and 34 columns (22 original, subcategory from the catalogue, and 11 derived). This comfortably exceeds the 1,000-row target and provides enough volume for segment- and product-level analysis.</w:t>
       </w:r>
     </w:p>
     <w:p>
@@ -1737,7 +1838,7 @@
           <w:sz w:val="22"/>
           <w:szCs w:val="22"/>
         </w:rPr>
-        <w:t xml:space="preserve">Each row represents one order. Customer attributes are repeated on every order placed by the same customer.</w:t>
+        <w:t>Each row represents one order of one product. Customer attributes are repeated on every order placed by the same customer; product name, category, subcategory and price come from the product catalogue.</w:t>
       </w:r>
     </w:p>
     <w:tbl>
@@ -1929,7 +2030,7 @@
                 <w:sz w:val="19"/>
                 <w:szCs w:val="19"/>
               </w:rPr>
-              <w:t xml:space="preserve">order_id</w:t>
+              <w:t>order_id</w:t>
             </w:r>
           </w:p>
         </w:tc>
@@ -1962,7 +2063,7 @@
                 <w:sz w:val="19"/>
                 <w:szCs w:val="19"/>
               </w:rPr>
-              <w:t xml:space="preserve">string</w:t>
+              <w:t>string</w:t>
             </w:r>
           </w:p>
         </w:tc>
@@ -1995,7 +2096,7 @@
                 <w:sz w:val="19"/>
                 <w:szCs w:val="19"/>
               </w:rPr>
-              <w:t xml:space="preserve">Unique order identifier</w:t>
+              <w:t>Unique order identifier</w:t>
             </w:r>
           </w:p>
         </w:tc>
@@ -2028,7 +2129,7 @@
                 <w:sz w:val="19"/>
                 <w:szCs w:val="19"/>
               </w:rPr>
-              <w:t xml:space="preserve">ORD100305</w:t>
+              <w:t>ORD100305</w:t>
             </w:r>
           </w:p>
         </w:tc>
@@ -2063,7 +2164,7 @@
                 <w:sz w:val="19"/>
                 <w:szCs w:val="19"/>
               </w:rPr>
-              <w:t xml:space="preserve">order_date</w:t>
+              <w:t>order_date</w:t>
             </w:r>
           </w:p>
         </w:tc>
@@ -2096,7 +2197,7 @@
                 <w:sz w:val="19"/>
                 <w:szCs w:val="19"/>
               </w:rPr>
-              <w:t xml:space="preserve">date</w:t>
+              <w:t>date</w:t>
             </w:r>
           </w:p>
         </w:tc>
@@ -2129,7 +2230,7 @@
                 <w:sz w:val="19"/>
                 <w:szCs w:val="19"/>
               </w:rPr>
-              <w:t xml:space="preserve">Date the order was placed</w:t>
+              <w:t>Date the order was placed</w:t>
             </w:r>
           </w:p>
         </w:tc>
@@ -2162,7 +2263,7 @@
                 <w:sz w:val="19"/>
                 <w:szCs w:val="19"/>
               </w:rPr>
-              <w:t xml:space="preserve">2024-04-25</w:t>
+              <w:t>2024-04-25</w:t>
             </w:r>
           </w:p>
         </w:tc>
@@ -2197,7 +2298,7 @@
                 <w:sz w:val="19"/>
                 <w:szCs w:val="19"/>
               </w:rPr>
-              <w:t xml:space="preserve">customer_id</w:t>
+              <w:t>customer_id</w:t>
             </w:r>
           </w:p>
         </w:tc>
@@ -2230,7 +2331,7 @@
                 <w:sz w:val="19"/>
                 <w:szCs w:val="19"/>
               </w:rPr>
-              <w:t xml:space="preserve">string</w:t>
+              <w:t>string</w:t>
             </w:r>
           </w:p>
         </w:tc>
@@ -2263,7 +2364,7 @@
                 <w:sz w:val="19"/>
                 <w:szCs w:val="19"/>
               </w:rPr>
-              <w:t xml:space="preserve">Unique customer identifier (repeats across orders)</w:t>
+              <w:t>Unique customer identifier (repeats across orders)</w:t>
             </w:r>
           </w:p>
         </w:tc>
@@ -2296,7 +2397,7 @@
                 <w:sz w:val="19"/>
                 <w:szCs w:val="19"/>
               </w:rPr>
-              <w:t xml:space="preserve">C1122</w:t>
+              <w:t>C1122</w:t>
             </w:r>
           </w:p>
         </w:tc>
@@ -2331,7 +2432,7 @@
                 <w:sz w:val="19"/>
                 <w:szCs w:val="19"/>
               </w:rPr>
-              <w:t xml:space="preserve">age</w:t>
+              <w:t>age</w:t>
             </w:r>
           </w:p>
         </w:tc>
@@ -2364,7 +2465,7 @@
                 <w:sz w:val="19"/>
                 <w:szCs w:val="19"/>
               </w:rPr>
-              <w:t xml:space="preserve">integer</w:t>
+              <w:t>integer</w:t>
             </w:r>
           </w:p>
         </w:tc>
@@ -2397,7 +2498,7 @@
                 <w:sz w:val="19"/>
                 <w:szCs w:val="19"/>
               </w:rPr>
-              <w:t xml:space="preserve">Customer age in years (valid 18–100)</w:t>
+              <w:t>Customer age in years (valid 18–100)</w:t>
             </w:r>
           </w:p>
         </w:tc>
@@ -2430,7 +2531,7 @@
                 <w:sz w:val="19"/>
                 <w:szCs w:val="19"/>
               </w:rPr>
-              <w:t xml:space="preserve">36</w:t>
+              <w:t>36</w:t>
             </w:r>
           </w:p>
         </w:tc>
@@ -2465,7 +2566,7 @@
                 <w:sz w:val="19"/>
                 <w:szCs w:val="19"/>
               </w:rPr>
-              <w:t xml:space="preserve">gender</w:t>
+              <w:t>gender</w:t>
             </w:r>
           </w:p>
         </w:tc>
@@ -2498,7 +2599,7 @@
                 <w:sz w:val="19"/>
                 <w:szCs w:val="19"/>
               </w:rPr>
-              <w:t xml:space="preserve">category</w:t>
+              <w:t>category</w:t>
             </w:r>
           </w:p>
         </w:tc>
@@ -2531,7 +2632,7 @@
                 <w:sz w:val="19"/>
                 <w:szCs w:val="19"/>
               </w:rPr>
-              <w:t xml:space="preserve">Female / Male</w:t>
+              <w:t>Female / Male</w:t>
             </w:r>
           </w:p>
         </w:tc>
@@ -2564,7 +2665,7 @@
                 <w:sz w:val="19"/>
                 <w:szCs w:val="19"/>
               </w:rPr>
-              <w:t xml:space="preserve">Male</w:t>
+              <w:t>Male</w:t>
             </w:r>
           </w:p>
         </w:tc>
@@ -2599,7 +2700,7 @@
                 <w:sz w:val="19"/>
                 <w:szCs w:val="19"/>
               </w:rPr>
-              <w:t xml:space="preserve">country</w:t>
+              <w:t>country</w:t>
             </w:r>
           </w:p>
         </w:tc>
@@ -2632,7 +2733,7 @@
                 <w:sz w:val="19"/>
                 <w:szCs w:val="19"/>
               </w:rPr>
-              <w:t xml:space="preserve">category</w:t>
+              <w:t>category</w:t>
             </w:r>
           </w:p>
         </w:tc>
@@ -2665,7 +2766,7 @@
                 <w:sz w:val="19"/>
                 <w:szCs w:val="19"/>
               </w:rPr>
-              <w:t xml:space="preserve">Customer's country (7 markets)</w:t>
+              <w:t>Customer's country (7 markets)</w:t>
             </w:r>
           </w:p>
         </w:tc>
@@ -2698,7 +2799,7 @@
                 <w:sz w:val="19"/>
                 <w:szCs w:val="19"/>
               </w:rPr>
-              <w:t xml:space="preserve">Cambodia</w:t>
+              <w:t>Cambodia</w:t>
             </w:r>
           </w:p>
         </w:tc>
@@ -2733,7 +2834,7 @@
                 <w:sz w:val="19"/>
                 <w:szCs w:val="19"/>
               </w:rPr>
-              <w:t xml:space="preserve">city</w:t>
+              <w:t>city</w:t>
             </w:r>
           </w:p>
         </w:tc>
@@ -2766,7 +2867,7 @@
                 <w:sz w:val="19"/>
                 <w:szCs w:val="19"/>
               </w:rPr>
-              <w:t xml:space="preserve">category</w:t>
+              <w:t>category</w:t>
             </w:r>
           </w:p>
         </w:tc>
@@ -2799,7 +2900,7 @@
                 <w:sz w:val="19"/>
                 <w:szCs w:val="19"/>
               </w:rPr>
-              <w:t xml:space="preserve">Customer's city</w:t>
+              <w:t>Customer's city</w:t>
             </w:r>
           </w:p>
         </w:tc>
@@ -2832,7 +2933,7 @@
                 <w:sz w:val="19"/>
                 <w:szCs w:val="19"/>
               </w:rPr>
-              <w:t xml:space="preserve">Phnom Penh</w:t>
+              <w:t>Phnom Penh</w:t>
             </w:r>
           </w:p>
         </w:tc>
@@ -2867,7 +2968,7 @@
                 <w:sz w:val="19"/>
                 <w:szCs w:val="19"/>
               </w:rPr>
-              <w:t xml:space="preserve">signup_date</w:t>
+              <w:t>signup_date</w:t>
             </w:r>
           </w:p>
         </w:tc>
@@ -2900,7 +3001,7 @@
                 <w:sz w:val="19"/>
                 <w:szCs w:val="19"/>
               </w:rPr>
-              <w:t xml:space="preserve">date</w:t>
+              <w:t>date</w:t>
             </w:r>
           </w:p>
         </w:tc>
@@ -2933,7 +3034,7 @@
                 <w:sz w:val="19"/>
                 <w:szCs w:val="19"/>
               </w:rPr>
-              <w:t xml:space="preserve">Account registration date</w:t>
+              <w:t>Account registration date</w:t>
             </w:r>
           </w:p>
         </w:tc>
@@ -2966,7 +3067,7 @@
                 <w:sz w:val="19"/>
                 <w:szCs w:val="19"/>
               </w:rPr>
-              <w:t xml:space="preserve">2024-03-21</w:t>
+              <w:t>2024-03-21</w:t>
             </w:r>
           </w:p>
         </w:tc>
@@ -3001,7 +3102,7 @@
                 <w:sz w:val="19"/>
                 <w:szCs w:val="19"/>
               </w:rPr>
-              <w:t xml:space="preserve">customer_segment</w:t>
+              <w:t>customer_segment</w:t>
             </w:r>
           </w:p>
         </w:tc>
@@ -3034,7 +3135,7 @@
                 <w:sz w:val="19"/>
                 <w:szCs w:val="19"/>
               </w:rPr>
-              <w:t xml:space="preserve">category</w:t>
+              <w:t>category</w:t>
             </w:r>
           </w:p>
         </w:tc>
@@ -3067,7 +3168,7 @@
                 <w:sz w:val="19"/>
                 <w:szCs w:val="19"/>
               </w:rPr>
-              <w:t xml:space="preserve">Loyalty tier: New, Regular, VIP</w:t>
+              <w:t>Loyalty tier: New, Regular, VIP</w:t>
             </w:r>
           </w:p>
         </w:tc>
@@ -3100,7 +3201,7 @@
                 <w:sz w:val="19"/>
                 <w:szCs w:val="19"/>
               </w:rPr>
-              <w:t xml:space="preserve">VIP</w:t>
+              <w:t>VIP</w:t>
             </w:r>
           </w:p>
         </w:tc>
@@ -3135,7 +3236,7 @@
                 <w:sz w:val="19"/>
                 <w:szCs w:val="19"/>
               </w:rPr>
-              <w:t xml:space="preserve">acquisition_channel</w:t>
+              <w:t>acquisition_channel</w:t>
             </w:r>
           </w:p>
         </w:tc>
@@ -3168,7 +3269,7 @@
                 <w:sz w:val="19"/>
                 <w:szCs w:val="19"/>
               </w:rPr>
-              <w:t xml:space="preserve">category</w:t>
+              <w:t>category</w:t>
             </w:r>
           </w:p>
         </w:tc>
@@ -3201,7 +3302,7 @@
                 <w:sz w:val="19"/>
                 <w:szCs w:val="19"/>
               </w:rPr>
-              <w:t xml:space="preserve">Organic Search, Social Media, Email, Paid Ads, Referral</w:t>
+              <w:t>Organic Search, Social Media, Email, Paid Ads, Referral</w:t>
             </w:r>
           </w:p>
         </w:tc>
@@ -3234,7 +3335,7 @@
                 <w:sz w:val="19"/>
                 <w:szCs w:val="19"/>
               </w:rPr>
-              <w:t xml:space="preserve">Referral</w:t>
+              <w:t>Referral</w:t>
             </w:r>
           </w:p>
         </w:tc>
@@ -3269,7 +3370,7 @@
                 <w:sz w:val="19"/>
                 <w:szCs w:val="19"/>
               </w:rPr>
-              <w:t xml:space="preserve">product_category</w:t>
+              <w:t>product_id</w:t>
             </w:r>
           </w:p>
         </w:tc>
@@ -3302,7 +3403,7 @@
                 <w:sz w:val="19"/>
                 <w:szCs w:val="19"/>
               </w:rPr>
-              <w:t xml:space="preserve">category</w:t>
+              <w:t>string</w:t>
             </w:r>
           </w:p>
         </w:tc>
@@ -3335,7 +3436,7 @@
                 <w:sz w:val="19"/>
                 <w:szCs w:val="19"/>
               </w:rPr>
-              <w:t xml:space="preserve">Electronics, Fashion, Home &amp; Kitchen, Beauty, Sports, Books, Toys</w:t>
+              <w:t>Product ordered — key into the product catalogue</w:t>
             </w:r>
           </w:p>
         </w:tc>
@@ -3368,7 +3469,7 @@
                 <w:sz w:val="19"/>
                 <w:szCs w:val="19"/>
               </w:rPr>
-              <w:t xml:space="preserve">Beauty</w:t>
+              <w:t>P036</w:t>
             </w:r>
           </w:p>
         </w:tc>
@@ -3403,7 +3504,7 @@
                 <w:sz w:val="19"/>
                 <w:szCs w:val="19"/>
               </w:rPr>
-              <w:t xml:space="preserve">quantity</w:t>
+              <w:t>product_name</w:t>
             </w:r>
           </w:p>
         </w:tc>
@@ -3436,7 +3537,7 @@
                 <w:sz w:val="19"/>
                 <w:szCs w:val="19"/>
               </w:rPr>
-              <w:t xml:space="preserve">integer</w:t>
+              <w:t>string</w:t>
             </w:r>
           </w:p>
         </w:tc>
@@ -3469,7 +3570,7 @@
                 <w:sz w:val="19"/>
                 <w:szCs w:val="19"/>
               </w:rPr>
-              <w:t xml:space="preserve">Units ordered (valid 1–50)</w:t>
+              <w:t>Product name, as in the catalogue</w:t>
             </w:r>
           </w:p>
         </w:tc>
@@ -3502,7 +3603,7 @@
                 <w:sz w:val="19"/>
                 <w:szCs w:val="19"/>
               </w:rPr>
-              <w:t xml:space="preserve">1</w:t>
+              <w:t>Herbal Shampoo</w:t>
             </w:r>
           </w:p>
         </w:tc>
@@ -3537,7 +3638,7 @@
                 <w:sz w:val="19"/>
                 <w:szCs w:val="19"/>
               </w:rPr>
-              <w:t xml:space="preserve">unit_price</w:t>
+              <w:t>product_category</w:t>
             </w:r>
           </w:p>
         </w:tc>
@@ -3570,7 +3671,7 @@
                 <w:sz w:val="19"/>
                 <w:szCs w:val="19"/>
               </w:rPr>
-              <w:t xml:space="preserve">float</w:t>
+              <w:t>category</w:t>
             </w:r>
           </w:p>
         </w:tc>
@@ -3603,7 +3704,7 @@
                 <w:sz w:val="19"/>
                 <w:szCs w:val="19"/>
               </w:rPr>
-              <w:t xml:space="preserve">Price per unit in USD (&gt; 0)</w:t>
+              <w:t>Category of the product (7 categories)</w:t>
             </w:r>
           </w:p>
         </w:tc>
@@ -3636,7 +3737,7 @@
                 <w:sz w:val="19"/>
                 <w:szCs w:val="19"/>
               </w:rPr>
-              <w:t xml:space="preserve">37.40</w:t>
+              <w:t>Beauty</w:t>
             </w:r>
           </w:p>
         </w:tc>
@@ -3671,7 +3772,7 @@
                 <w:sz w:val="19"/>
                 <w:szCs w:val="19"/>
               </w:rPr>
-              <w:t xml:space="preserve">discount_pct</w:t>
+              <w:t>quantity</w:t>
             </w:r>
           </w:p>
         </w:tc>
@@ -3704,7 +3805,7 @@
                 <w:sz w:val="19"/>
                 <w:szCs w:val="19"/>
               </w:rPr>
-              <w:t xml:space="preserve">float</w:t>
+              <w:t>integer</w:t>
             </w:r>
           </w:p>
         </w:tc>
@@ -3737,7 +3838,7 @@
                 <w:sz w:val="19"/>
                 <w:szCs w:val="19"/>
               </w:rPr>
-              <w:t xml:space="preserve">Discount applied (0–100 %)</w:t>
+              <w:t>Units ordered (valid 1–50)</w:t>
             </w:r>
           </w:p>
         </w:tc>
@@ -3770,7 +3871,7 @@
                 <w:sz w:val="19"/>
                 <w:szCs w:val="19"/>
               </w:rPr>
-              <w:t xml:space="preserve">5.0</w:t>
+              <w:t>2</w:t>
             </w:r>
           </w:p>
         </w:tc>
@@ -3805,7 +3906,7 @@
                 <w:sz w:val="19"/>
                 <w:szCs w:val="19"/>
               </w:rPr>
-              <w:t xml:space="preserve">shipping_cost</w:t>
+              <w:t>unit_price</w:t>
             </w:r>
           </w:p>
         </w:tc>
@@ -3838,7 +3939,7 @@
                 <w:sz w:val="19"/>
                 <w:szCs w:val="19"/>
               </w:rPr>
-              <w:t xml:space="preserve">float</w:t>
+              <w:t>float</w:t>
             </w:r>
           </w:p>
         </w:tc>
@@ -3871,7 +3972,7 @@
                 <w:sz w:val="19"/>
                 <w:szCs w:val="19"/>
               </w:rPr>
-              <w:t xml:space="preserve">Shipping fee in USD; 0 above $120 basket</w:t>
+              <w:t>Fixed list price of the product in USD (&gt; 0)</w:t>
             </w:r>
           </w:p>
         </w:tc>
@@ -3904,7 +4005,7 @@
                 <w:sz w:val="19"/>
                 <w:szCs w:val="19"/>
               </w:rPr>
-              <w:t xml:space="preserve">9.99</w:t>
+              <w:t>9.00</w:t>
             </w:r>
           </w:p>
         </w:tc>
@@ -3939,7 +4040,7 @@
                 <w:sz w:val="19"/>
                 <w:szCs w:val="19"/>
               </w:rPr>
-              <w:t xml:space="preserve">payment_method</w:t>
+              <w:t>discount_pct</w:t>
             </w:r>
           </w:p>
         </w:tc>
@@ -3972,7 +4073,7 @@
                 <w:sz w:val="19"/>
                 <w:szCs w:val="19"/>
               </w:rPr>
-              <w:t xml:space="preserve">category</w:t>
+              <w:t>float</w:t>
             </w:r>
           </w:p>
         </w:tc>
@@ -4005,7 +4106,7 @@
                 <w:sz w:val="19"/>
                 <w:szCs w:val="19"/>
               </w:rPr>
-              <w:t xml:space="preserve">Credit Card, E-Wallet, Bank Transfer, Cash on Delivery, PayPal</w:t>
+              <w:t>Discount applied (0–100 %)</w:t>
             </w:r>
           </w:p>
         </w:tc>
@@ -4038,7 +4139,7 @@
                 <w:sz w:val="19"/>
                 <w:szCs w:val="19"/>
               </w:rPr>
-              <w:t xml:space="preserve">Credit Card</w:t>
+              <w:t>0.0</w:t>
             </w:r>
           </w:p>
         </w:tc>
@@ -4073,7 +4174,7 @@
                 <w:sz w:val="19"/>
                 <w:szCs w:val="19"/>
               </w:rPr>
-              <w:t xml:space="preserve">device_type</w:t>
+              <w:t>shipping_cost</w:t>
             </w:r>
           </w:p>
         </w:tc>
@@ -4106,7 +4207,7 @@
                 <w:sz w:val="19"/>
                 <w:szCs w:val="19"/>
               </w:rPr>
-              <w:t xml:space="preserve">category</w:t>
+              <w:t>float</w:t>
             </w:r>
           </w:p>
         </w:tc>
@@ -4139,7 +4240,7 @@
                 <w:sz w:val="19"/>
                 <w:szCs w:val="19"/>
               </w:rPr>
-              <w:t xml:space="preserve">Mobile, Desktop, Tablet</w:t>
+              <w:t>Shipping fee in USD; 0 above $120 basket</w:t>
             </w:r>
           </w:p>
         </w:tc>
@@ -4172,7 +4273,7 @@
                 <w:sz w:val="19"/>
                 <w:szCs w:val="19"/>
               </w:rPr>
-              <w:t xml:space="preserve">Desktop</w:t>
+              <w:t>6.99</w:t>
             </w:r>
           </w:p>
         </w:tc>
@@ -4207,7 +4308,7 @@
                 <w:sz w:val="19"/>
                 <w:szCs w:val="19"/>
               </w:rPr>
-              <w:t xml:space="preserve">delivery_days</w:t>
+              <w:t>payment_method</w:t>
             </w:r>
           </w:p>
         </w:tc>
@@ -4240,7 +4341,7 @@
                 <w:sz w:val="19"/>
                 <w:szCs w:val="19"/>
               </w:rPr>
-              <w:t xml:space="preserve">float</w:t>
+              <w:t>category</w:t>
             </w:r>
           </w:p>
         </w:tc>
@@ -4273,7 +4374,7 @@
                 <w:sz w:val="19"/>
                 <w:szCs w:val="19"/>
               </w:rPr>
-              <w:t xml:space="preserve">Days to delivery (0–30); blank if cancelled</w:t>
+              <w:t>Credit Card, E-Wallet, Bank Transfer, Cash on Delivery, PayPal</w:t>
             </w:r>
           </w:p>
         </w:tc>
@@ -4306,7 +4407,7 @@
                 <w:sz w:val="19"/>
                 <w:szCs w:val="19"/>
               </w:rPr>
-              <w:t xml:space="preserve">7.0</w:t>
+              <w:t>Credit Card</w:t>
             </w:r>
           </w:p>
         </w:tc>
@@ -4341,7 +4442,7 @@
                 <w:sz w:val="19"/>
                 <w:szCs w:val="19"/>
               </w:rPr>
-              <w:t xml:space="preserve">order_status</w:t>
+              <w:t>device_type</w:t>
             </w:r>
           </w:p>
         </w:tc>
@@ -4374,7 +4475,7 @@
                 <w:sz w:val="19"/>
                 <w:szCs w:val="19"/>
               </w:rPr>
-              <w:t xml:space="preserve">category</w:t>
+              <w:t>category</w:t>
             </w:r>
           </w:p>
         </w:tc>
@@ -4407,7 +4508,7 @@
                 <w:sz w:val="19"/>
                 <w:szCs w:val="19"/>
               </w:rPr>
-              <w:t xml:space="preserve">Delivered, Cancelled, Returned</w:t>
+              <w:t>Mobile, Desktop, Tablet</w:t>
             </w:r>
           </w:p>
         </w:tc>
@@ -4440,7 +4541,7 @@
                 <w:sz w:val="19"/>
                 <w:szCs w:val="19"/>
               </w:rPr>
-              <w:t xml:space="preserve">Returned</w:t>
+              <w:t>Mobile</w:t>
             </w:r>
           </w:p>
         </w:tc>
@@ -4475,7 +4576,7 @@
                 <w:sz w:val="19"/>
                 <w:szCs w:val="19"/>
               </w:rPr>
-              <w:t xml:space="preserve">review_rating</w:t>
+              <w:t>delivery_days</w:t>
             </w:r>
           </w:p>
         </w:tc>
@@ -4508,7 +4609,7 @@
                 <w:sz w:val="19"/>
                 <w:szCs w:val="19"/>
               </w:rPr>
-              <w:t xml:space="preserve">float</w:t>
+              <w:t>float</w:t>
             </w:r>
           </w:p>
         </w:tc>
@@ -4541,7 +4642,7 @@
                 <w:sz w:val="19"/>
                 <w:szCs w:val="19"/>
               </w:rPr>
-              <w:t xml:space="preserve">Star rating 1–5; blank if no review</w:t>
+              <w:t>Days to delivery (0–30); blank if cancelled</w:t>
             </w:r>
           </w:p>
         </w:tc>
@@ -4574,7 +4675,275 @@
                 <w:sz w:val="19"/>
                 <w:szCs w:val="19"/>
               </w:rPr>
-              <w:t xml:space="preserve">3.0</w:t>
+              <w:t>(blank)</w:t>
+            </w:r>
+          </w:p>
+        </w:tc>
+      </w:tr>
+      <w:tr>
+        <w:tc>
+          <w:tcPr>
+            <w:tcW w:type="dxa" w:w="1900"/>
+            <w:tcBorders>
+              <w:top w:val="single" w:color="BFBFBF" w:sz="4"/>
+              <w:left w:val="single" w:color="BFBFBF" w:sz="4"/>
+              <w:bottom w:val="single" w:color="BFBFBF" w:sz="4"/>
+              <w:right w:val="single" w:color="BFBFBF" w:sz="4"/>
+            </w:tcBorders>
+            <w:tcMar>
+              <w:top w:type="dxa" w:w="60"/>
+              <w:left w:type="dxa" w:w="100"/>
+              <w:bottom w:type="dxa" w:w="60"/>
+              <w:right w:type="dxa" w:w="100"/>
+            </w:tcMar>
+          </w:tcPr>
+          <w:p>
+            <w:pPr>
+              <w:spacing w:after="0"/>
+            </w:pPr>
+            <w:r>
+              <w:rPr>
+                <w:rFonts w:ascii="Calibri" w:cs="Calibri" w:eastAsia="Calibri" w:hAnsi="Calibri"/>
+                <w:b w:val="false"/>
+                <w:bCs w:val="false"/>
+                <w:color w:val="000000"/>
+                <w:sz w:val="19"/>
+                <w:szCs w:val="19"/>
+              </w:rPr>
+              <w:t>order_status</w:t>
+            </w:r>
+          </w:p>
+        </w:tc>
+        <w:tc>
+          <w:tcPr>
+            <w:tcW w:type="dxa" w:w="1000"/>
+            <w:tcBorders>
+              <w:top w:val="single" w:color="BFBFBF" w:sz="4"/>
+              <w:left w:val="single" w:color="BFBFBF" w:sz="4"/>
+              <w:bottom w:val="single" w:color="BFBFBF" w:sz="4"/>
+              <w:right w:val="single" w:color="BFBFBF" w:sz="4"/>
+            </w:tcBorders>
+            <w:tcMar>
+              <w:top w:type="dxa" w:w="60"/>
+              <w:left w:type="dxa" w:w="100"/>
+              <w:bottom w:type="dxa" w:w="60"/>
+              <w:right w:type="dxa" w:w="100"/>
+            </w:tcMar>
+          </w:tcPr>
+          <w:p>
+            <w:pPr>
+              <w:spacing w:after="0"/>
+            </w:pPr>
+            <w:r>
+              <w:rPr>
+                <w:rFonts w:ascii="Calibri" w:cs="Calibri" w:eastAsia="Calibri" w:hAnsi="Calibri"/>
+                <w:b w:val="false"/>
+                <w:bCs w:val="false"/>
+                <w:color w:val="000000"/>
+                <w:sz w:val="19"/>
+                <w:szCs w:val="19"/>
+              </w:rPr>
+              <w:t>category</w:t>
+            </w:r>
+          </w:p>
+        </w:tc>
+        <w:tc>
+          <w:tcPr>
+            <w:tcW w:type="dxa" w:w="4660"/>
+            <w:tcBorders>
+              <w:top w:val="single" w:color="BFBFBF" w:sz="4"/>
+              <w:left w:val="single" w:color="BFBFBF" w:sz="4"/>
+              <w:bottom w:val="single" w:color="BFBFBF" w:sz="4"/>
+              <w:right w:val="single" w:color="BFBFBF" w:sz="4"/>
+            </w:tcBorders>
+            <w:tcMar>
+              <w:top w:type="dxa" w:w="60"/>
+              <w:left w:type="dxa" w:w="100"/>
+              <w:bottom w:type="dxa" w:w="60"/>
+              <w:right w:type="dxa" w:w="100"/>
+            </w:tcMar>
+          </w:tcPr>
+          <w:p>
+            <w:pPr>
+              <w:spacing w:after="0"/>
+            </w:pPr>
+            <w:r>
+              <w:rPr>
+                <w:rFonts w:ascii="Calibri" w:cs="Calibri" w:eastAsia="Calibri" w:hAnsi="Calibri"/>
+                <w:b w:val="false"/>
+                <w:bCs w:val="false"/>
+                <w:color w:val="000000"/>
+                <w:sz w:val="19"/>
+                <w:szCs w:val="19"/>
+              </w:rPr>
+              <w:t>Delivered, Cancelled, Returned</w:t>
+            </w:r>
+          </w:p>
+        </w:tc>
+        <w:tc>
+          <w:tcPr>
+            <w:tcW w:type="dxa" w:w="1800"/>
+            <w:tcBorders>
+              <w:top w:val="single" w:color="BFBFBF" w:sz="4"/>
+              <w:left w:val="single" w:color="BFBFBF" w:sz="4"/>
+              <w:bottom w:val="single" w:color="BFBFBF" w:sz="4"/>
+              <w:right w:val="single" w:color="BFBFBF" w:sz="4"/>
+            </w:tcBorders>
+            <w:tcMar>
+              <w:top w:type="dxa" w:w="60"/>
+              <w:left w:type="dxa" w:w="100"/>
+              <w:bottom w:type="dxa" w:w="60"/>
+              <w:right w:type="dxa" w:w="100"/>
+            </w:tcMar>
+          </w:tcPr>
+          <w:p>
+            <w:pPr>
+              <w:spacing w:after="0"/>
+            </w:pPr>
+            <w:r>
+              <w:rPr>
+                <w:rFonts w:ascii="Calibri" w:cs="Calibri" w:eastAsia="Calibri" w:hAnsi="Calibri"/>
+                <w:b w:val="false"/>
+                <w:bCs w:val="false"/>
+                <w:color w:val="000000"/>
+                <w:sz w:val="19"/>
+                <w:szCs w:val="19"/>
+              </w:rPr>
+              <w:t>Cancelled</w:t>
+            </w:r>
+          </w:p>
+        </w:tc>
+      </w:tr>
+      <w:tr>
+        <w:tc>
+          <w:tcPr>
+            <w:tcW w:type="dxa" w:w="1900"/>
+            <w:tcBorders>
+              <w:top w:val="single" w:color="BFBFBF" w:sz="4"/>
+              <w:left w:val="single" w:color="BFBFBF" w:sz="4"/>
+              <w:bottom w:val="single" w:color="BFBFBF" w:sz="4"/>
+              <w:right w:val="single" w:color="BFBFBF" w:sz="4"/>
+            </w:tcBorders>
+            <w:tcMar>
+              <w:top w:type="dxa" w:w="60"/>
+              <w:left w:type="dxa" w:w="100"/>
+              <w:bottom w:type="dxa" w:w="60"/>
+              <w:right w:type="dxa" w:w="100"/>
+            </w:tcMar>
+          </w:tcPr>
+          <w:p>
+            <w:pPr>
+              <w:spacing w:after="0"/>
+            </w:pPr>
+            <w:r>
+              <w:rPr>
+                <w:rFonts w:ascii="Calibri" w:cs="Calibri" w:eastAsia="Calibri" w:hAnsi="Calibri"/>
+                <w:b w:val="false"/>
+                <w:bCs w:val="false"/>
+                <w:color w:val="000000"/>
+                <w:sz w:val="19"/>
+                <w:szCs w:val="19"/>
+              </w:rPr>
+              <w:t>review_rating</w:t>
+            </w:r>
+          </w:p>
+        </w:tc>
+        <w:tc>
+          <w:tcPr>
+            <w:tcW w:type="dxa" w:w="1000"/>
+            <w:tcBorders>
+              <w:top w:val="single" w:color="BFBFBF" w:sz="4"/>
+              <w:left w:val="single" w:color="BFBFBF" w:sz="4"/>
+              <w:bottom w:val="single" w:color="BFBFBF" w:sz="4"/>
+              <w:right w:val="single" w:color="BFBFBF" w:sz="4"/>
+            </w:tcBorders>
+            <w:tcMar>
+              <w:top w:type="dxa" w:w="60"/>
+              <w:left w:type="dxa" w:w="100"/>
+              <w:bottom w:type="dxa" w:w="60"/>
+              <w:right w:type="dxa" w:w="100"/>
+            </w:tcMar>
+          </w:tcPr>
+          <w:p>
+            <w:pPr>
+              <w:spacing w:after="0"/>
+            </w:pPr>
+            <w:r>
+              <w:rPr>
+                <w:rFonts w:ascii="Calibri" w:cs="Calibri" w:eastAsia="Calibri" w:hAnsi="Calibri"/>
+                <w:b w:val="false"/>
+                <w:bCs w:val="false"/>
+                <w:color w:val="000000"/>
+                <w:sz w:val="19"/>
+                <w:szCs w:val="19"/>
+              </w:rPr>
+              <w:t>float</w:t>
+            </w:r>
+          </w:p>
+        </w:tc>
+        <w:tc>
+          <w:tcPr>
+            <w:tcW w:type="dxa" w:w="4660"/>
+            <w:tcBorders>
+              <w:top w:val="single" w:color="BFBFBF" w:sz="4"/>
+              <w:left w:val="single" w:color="BFBFBF" w:sz="4"/>
+              <w:bottom w:val="single" w:color="BFBFBF" w:sz="4"/>
+              <w:right w:val="single" w:color="BFBFBF" w:sz="4"/>
+            </w:tcBorders>
+            <w:tcMar>
+              <w:top w:type="dxa" w:w="60"/>
+              <w:left w:type="dxa" w:w="100"/>
+              <w:bottom w:type="dxa" w:w="60"/>
+              <w:right w:type="dxa" w:w="100"/>
+            </w:tcMar>
+          </w:tcPr>
+          <w:p>
+            <w:pPr>
+              <w:spacing w:after="0"/>
+            </w:pPr>
+            <w:r>
+              <w:rPr>
+                <w:rFonts w:ascii="Calibri" w:cs="Calibri" w:eastAsia="Calibri" w:hAnsi="Calibri"/>
+                <w:b w:val="false"/>
+                <w:bCs w:val="false"/>
+                <w:color w:val="000000"/>
+                <w:sz w:val="19"/>
+                <w:szCs w:val="19"/>
+              </w:rPr>
+              <w:t>Star rating 1–5; blank if no review</w:t>
+            </w:r>
+          </w:p>
+        </w:tc>
+        <w:tc>
+          <w:tcPr>
+            <w:tcW w:type="dxa" w:w="1800"/>
+            <w:tcBorders>
+              <w:top w:val="single" w:color="BFBFBF" w:sz="4"/>
+              <w:left w:val="single" w:color="BFBFBF" w:sz="4"/>
+              <w:bottom w:val="single" w:color="BFBFBF" w:sz="4"/>
+              <w:right w:val="single" w:color="BFBFBF" w:sz="4"/>
+            </w:tcBorders>
+            <w:tcMar>
+              <w:top w:type="dxa" w:w="60"/>
+              <w:left w:type="dxa" w:w="100"/>
+              <w:bottom w:type="dxa" w:w="60"/>
+              <w:right w:type="dxa" w:w="100"/>
+            </w:tcMar>
+          </w:tcPr>
+          <w:p>
+            <w:pPr>
+              <w:spacing w:after="0"/>
+            </w:pPr>
+            <w:r>
+              <w:rPr>
+                <w:rFonts w:ascii="Calibri" w:cs="Calibri" w:eastAsia="Calibri" w:hAnsi="Calibri"/>
+                <w:b w:val="false"/>
+                <w:bCs w:val="false"/>
+                <w:color w:val="000000"/>
+                <w:sz w:val="19"/>
+                <w:szCs w:val="19"/>
+              </w:rPr>
+              <w:t>(blank)</w:t>
             </w:r>
           </w:p>
         </w:tc>
@@ -4786,7 +5155,7 @@
                 <w:sz w:val="19"/>
                 <w:szCs w:val="19"/>
               </w:rPr>
-              <w:t xml:space="preserve">gross_amount</w:t>
+              <w:t>subcategory</w:t>
             </w:r>
           </w:p>
         </w:tc>
@@ -4819,7 +5188,7 @@
                 <w:sz w:val="19"/>
                 <w:szCs w:val="19"/>
               </w:rPr>
-              <w:t xml:space="preserve">float</w:t>
+              <w:t>category</w:t>
             </w:r>
           </w:p>
         </w:tc>
@@ -4852,7 +5221,7 @@
                 <w:sz w:val="19"/>
                 <w:szCs w:val="19"/>
               </w:rPr>
-              <w:t xml:space="preserve">quantity × unit_price</w:t>
+              <w:t>Looked up from the catalogue by product_id (30 subcategories)</w:t>
             </w:r>
           </w:p>
         </w:tc>
@@ -4885,7 +5254,7 @@
                 <w:sz w:val="19"/>
                 <w:szCs w:val="19"/>
               </w:rPr>
-              <w:t xml:space="preserve">37.40</w:t>
+              <w:t>Hair Care</w:t>
             </w:r>
           </w:p>
         </w:tc>
@@ -4920,7 +5289,7 @@
                 <w:sz w:val="19"/>
                 <w:szCs w:val="19"/>
               </w:rPr>
-              <w:t xml:space="preserve">discount_amount</w:t>
+              <w:t>gross_amount</w:t>
             </w:r>
           </w:p>
         </w:tc>
@@ -4953,7 +5322,7 @@
                 <w:sz w:val="19"/>
                 <w:szCs w:val="19"/>
               </w:rPr>
-              <w:t xml:space="preserve">float</w:t>
+              <w:t>float</w:t>
             </w:r>
           </w:p>
         </w:tc>
@@ -4986,7 +5355,7 @@
                 <w:sz w:val="19"/>
                 <w:szCs w:val="19"/>
               </w:rPr>
-              <w:t xml:space="preserve">gross_amount × discount_pct / 100</w:t>
+              <w:t>quantity × unit_price</w:t>
             </w:r>
           </w:p>
         </w:tc>
@@ -5019,7 +5388,7 @@
                 <w:sz w:val="19"/>
                 <w:szCs w:val="19"/>
               </w:rPr>
-              <w:t xml:space="preserve">1.87</w:t>
+              <w:t>18.00</w:t>
             </w:r>
           </w:p>
         </w:tc>
@@ -5054,7 +5423,7 @@
                 <w:sz w:val="19"/>
                 <w:szCs w:val="19"/>
               </w:rPr>
-              <w:t xml:space="preserve">total_amount</w:t>
+              <w:t>discount_amount</w:t>
             </w:r>
           </w:p>
         </w:tc>
@@ -5087,7 +5456,7 @@
                 <w:sz w:val="19"/>
                 <w:szCs w:val="19"/>
               </w:rPr>
-              <w:t xml:space="preserve">float</w:t>
+              <w:t>float</w:t>
             </w:r>
           </w:p>
         </w:tc>
@@ -5120,7 +5489,7 @@
                 <w:sz w:val="19"/>
                 <w:szCs w:val="19"/>
               </w:rPr>
-              <w:t xml:space="preserve">gross_amount − discount_amount + shipping_cost</w:t>
+              <w:t>gross_amount × discount_pct / 100</w:t>
             </w:r>
           </w:p>
         </w:tc>
@@ -5153,7 +5522,7 @@
                 <w:sz w:val="19"/>
                 <w:szCs w:val="19"/>
               </w:rPr>
-              <w:t xml:space="preserve">45.52</w:t>
+              <w:t>0.00</w:t>
             </w:r>
           </w:p>
         </w:tc>
@@ -5188,7 +5557,7 @@
                 <w:sz w:val="19"/>
                 <w:szCs w:val="19"/>
               </w:rPr>
-              <w:t xml:space="preserve">net_revenue</w:t>
+              <w:t>total_amount</w:t>
             </w:r>
           </w:p>
         </w:tc>
@@ -5221,7 +5590,7 @@
                 <w:sz w:val="19"/>
                 <w:szCs w:val="19"/>
               </w:rPr>
-              <w:t xml:space="preserve">float</w:t>
+              <w:t>float</w:t>
             </w:r>
           </w:p>
         </w:tc>
@@ -5254,7 +5623,7 @@
                 <w:sz w:val="19"/>
                 <w:szCs w:val="19"/>
               </w:rPr>
-              <w:t xml:space="preserve">total_amount if Delivered, otherwise 0</w:t>
+              <w:t>gross_amount − discount_amount + shipping_cost</w:t>
             </w:r>
           </w:p>
         </w:tc>
@@ -5287,7 +5656,7 @@
                 <w:sz w:val="19"/>
                 <w:szCs w:val="19"/>
               </w:rPr>
-              <w:t xml:space="preserve">0.00</w:t>
+              <w:t>24.99</w:t>
             </w:r>
           </w:p>
         </w:tc>
@@ -5322,7 +5691,7 @@
                 <w:sz w:val="19"/>
                 <w:szCs w:val="19"/>
               </w:rPr>
-              <w:t xml:space="preserve">customer_tenure_days</w:t>
+              <w:t>net_revenue</w:t>
             </w:r>
           </w:p>
         </w:tc>
@@ -5355,7 +5724,7 @@
                 <w:sz w:val="19"/>
                 <w:szCs w:val="19"/>
               </w:rPr>
-              <w:t xml:space="preserve">integer</w:t>
+              <w:t>float</w:t>
             </w:r>
           </w:p>
         </w:tc>
@@ -5388,7 +5757,7 @@
                 <w:sz w:val="19"/>
                 <w:szCs w:val="19"/>
               </w:rPr>
-              <w:t xml:space="preserve">order_date − signup_date, in days</w:t>
+              <w:t>total_amount if Delivered, otherwise 0</w:t>
             </w:r>
           </w:p>
         </w:tc>
@@ -5421,7 +5790,7 @@
                 <w:sz w:val="19"/>
                 <w:szCs w:val="19"/>
               </w:rPr>
-              <w:t xml:space="preserve">35</w:t>
+              <w:t>0.00</w:t>
             </w:r>
           </w:p>
         </w:tc>
@@ -5456,7 +5825,7 @@
                 <w:sz w:val="19"/>
                 <w:szCs w:val="19"/>
               </w:rPr>
-              <w:t xml:space="preserve">age_group</w:t>
+              <w:t>customer_tenure_days</w:t>
             </w:r>
           </w:p>
         </w:tc>
@@ -5489,7 +5858,7 @@
                 <w:sz w:val="19"/>
                 <w:szCs w:val="19"/>
               </w:rPr>
-              <w:t xml:space="preserve">category</w:t>
+              <w:t>integer</w:t>
             </w:r>
           </w:p>
         </w:tc>
@@ -5522,7 +5891,7 @@
                 <w:sz w:val="19"/>
                 <w:szCs w:val="19"/>
               </w:rPr>
-              <w:t xml:space="preserve">18-24, 25-34, 35-44, 45-54, 55+</w:t>
+              <w:t>order_date − signup_date, in days</w:t>
             </w:r>
           </w:p>
         </w:tc>
@@ -5555,7 +5924,7 @@
                 <w:sz w:val="19"/>
                 <w:szCs w:val="19"/>
               </w:rPr>
-              <w:t xml:space="preserve">35-44</w:t>
+              <w:t>35</w:t>
             </w:r>
           </w:p>
         </w:tc>
@@ -5590,7 +5959,7 @@
                 <w:sz w:val="19"/>
                 <w:szCs w:val="19"/>
               </w:rPr>
-              <w:t xml:space="preserve">order_value_tier</w:t>
+              <w:t>age_group</w:t>
             </w:r>
           </w:p>
         </w:tc>
@@ -5623,7 +5992,7 @@
                 <w:sz w:val="19"/>
                 <w:szCs w:val="19"/>
               </w:rPr>
-              <w:t xml:space="preserve">category</w:t>
+              <w:t>category</w:t>
             </w:r>
           </w:p>
         </w:tc>
@@ -5656,7 +6025,7 @@
                 <w:sz w:val="19"/>
                 <w:szCs w:val="19"/>
               </w:rPr>
-              <w:t xml:space="preserve">Low (&lt;$50), Medium ($50-150), High ($150-400), Premium (&gt;$400)</w:t>
+              <w:t>18-24, 25-34, 35-44, 45-54, 55+</w:t>
             </w:r>
           </w:p>
         </w:tc>
@@ -5689,7 +6058,7 @@
                 <w:sz w:val="19"/>
                 <w:szCs w:val="19"/>
               </w:rPr>
-              <w:t xml:space="preserve">Low (&lt;$50)</w:t>
+              <w:t>35-44</w:t>
             </w:r>
           </w:p>
         </w:tc>
@@ -5724,7 +6093,7 @@
                 <w:sz w:val="19"/>
                 <w:szCs w:val="19"/>
               </w:rPr>
-              <w:t xml:space="preserve">order_month</w:t>
+              <w:t>order_value_tier</w:t>
             </w:r>
           </w:p>
         </w:tc>
@@ -5757,7 +6126,7 @@
                 <w:sz w:val="19"/>
                 <w:szCs w:val="19"/>
               </w:rPr>
-              <w:t xml:space="preserve">string</w:t>
+              <w:t>category</w:t>
             </w:r>
           </w:p>
         </w:tc>
@@ -5790,7 +6159,7 @@
                 <w:sz w:val="19"/>
                 <w:szCs w:val="19"/>
               </w:rPr>
-              <w:t xml:space="preserve">YYYY-MM of order_date</w:t>
+              <w:t>Low (&lt;$50), Medium ($50-150), High ($150-400), Premium (&gt;$400)</w:t>
             </w:r>
           </w:p>
         </w:tc>
@@ -5823,7 +6192,7 @@
                 <w:sz w:val="19"/>
                 <w:szCs w:val="19"/>
               </w:rPr>
-              <w:t xml:space="preserve">2024-04</w:t>
+              <w:t>Low (&lt;$50)</w:t>
             </w:r>
           </w:p>
         </w:tc>
@@ -5858,7 +6227,7 @@
                 <w:sz w:val="19"/>
                 <w:szCs w:val="19"/>
               </w:rPr>
-              <w:t xml:space="preserve">order_weekday</w:t>
+              <w:t>order_month</w:t>
             </w:r>
           </w:p>
         </w:tc>
@@ -5891,7 +6260,7 @@
                 <w:sz w:val="19"/>
                 <w:szCs w:val="19"/>
               </w:rPr>
-              <w:t xml:space="preserve">string</w:t>
+              <w:t>string</w:t>
             </w:r>
           </w:p>
         </w:tc>
@@ -5924,7 +6293,7 @@
                 <w:sz w:val="19"/>
                 <w:szCs w:val="19"/>
               </w:rPr>
-              <w:t xml:space="preserve">Day of week</w:t>
+              <w:t>YYYY-MM of order_date</w:t>
             </w:r>
           </w:p>
         </w:tc>
@@ -5957,7 +6326,7 @@
                 <w:sz w:val="19"/>
                 <w:szCs w:val="19"/>
               </w:rPr>
-              <w:t xml:space="preserve">Thursday</w:t>
+              <w:t>2024-04</w:t>
             </w:r>
           </w:p>
         </w:tc>
@@ -5992,7 +6361,7 @@
                 <w:sz w:val="19"/>
                 <w:szCs w:val="19"/>
               </w:rPr>
-              <w:t xml:space="preserve">is_returned</w:t>
+              <w:t>order_weekday</w:t>
             </w:r>
           </w:p>
         </w:tc>
@@ -6025,7 +6394,7 @@
                 <w:sz w:val="19"/>
                 <w:szCs w:val="19"/>
               </w:rPr>
-              <w:t xml:space="preserve">0/1</w:t>
+              <w:t>string</w:t>
             </w:r>
           </w:p>
         </w:tc>
@@ -6058,7 +6427,7 @@
                 <w:sz w:val="19"/>
                 <w:szCs w:val="19"/>
               </w:rPr>
-              <w:t xml:space="preserve">1 if order_status is Returned</w:t>
+              <w:t>Day of week</w:t>
             </w:r>
           </w:p>
         </w:tc>
@@ -6091,7 +6460,7 @@
                 <w:sz w:val="19"/>
                 <w:szCs w:val="19"/>
               </w:rPr>
-              <w:t xml:space="preserve">1</w:t>
+              <w:t>Thursday</w:t>
             </w:r>
           </w:p>
         </w:tc>
@@ -6126,7 +6495,7 @@
                 <w:sz w:val="19"/>
                 <w:szCs w:val="19"/>
               </w:rPr>
-              <w:t xml:space="preserve">has_review</w:t>
+              <w:t>is_returned</w:t>
             </w:r>
           </w:p>
         </w:tc>
@@ -6159,7 +6528,7 @@
                 <w:sz w:val="19"/>
                 <w:szCs w:val="19"/>
               </w:rPr>
-              <w:t xml:space="preserve">0/1</w:t>
+              <w:t>0/1</w:t>
             </w:r>
           </w:p>
         </w:tc>
@@ -6192,7 +6561,7 @@
                 <w:sz w:val="19"/>
                 <w:szCs w:val="19"/>
               </w:rPr>
-              <w:t xml:space="preserve">1 if review_rating is present</w:t>
+              <w:t>1 if order_status is Returned</w:t>
             </w:r>
           </w:p>
         </w:tc>
@@ -6225,7 +6594,141 @@
                 <w:sz w:val="19"/>
                 <w:szCs w:val="19"/>
               </w:rPr>
-              <w:t xml:space="preserve">1</w:t>
+              <w:t>0</w:t>
+            </w:r>
+          </w:p>
+        </w:tc>
+      </w:tr>
+      <w:tr>
+        <w:tc>
+          <w:tcPr>
+            <w:tcW w:type="dxa" w:w="1900"/>
+            <w:tcBorders>
+              <w:top w:val="single" w:color="BFBFBF" w:sz="4"/>
+              <w:left w:val="single" w:color="BFBFBF" w:sz="4"/>
+              <w:bottom w:val="single" w:color="BFBFBF" w:sz="4"/>
+              <w:right w:val="single" w:color="BFBFBF" w:sz="4"/>
+            </w:tcBorders>
+            <w:tcMar>
+              <w:top w:type="dxa" w:w="60"/>
+              <w:left w:type="dxa" w:w="100"/>
+              <w:bottom w:type="dxa" w:w="60"/>
+              <w:right w:type="dxa" w:w="100"/>
+            </w:tcMar>
+          </w:tcPr>
+          <w:p>
+            <w:pPr>
+              <w:spacing w:after="0"/>
+            </w:pPr>
+            <w:r>
+              <w:rPr>
+                <w:rFonts w:ascii="Calibri" w:cs="Calibri" w:eastAsia="Calibri" w:hAnsi="Calibri"/>
+                <w:b w:val="false"/>
+                <w:bCs w:val="false"/>
+                <w:color w:val="000000"/>
+                <w:sz w:val="19"/>
+                <w:szCs w:val="19"/>
+              </w:rPr>
+              <w:t>has_review</w:t>
+            </w:r>
+          </w:p>
+        </w:tc>
+        <w:tc>
+          <w:tcPr>
+            <w:tcW w:type="dxa" w:w="1000"/>
+            <w:tcBorders>
+              <w:top w:val="single" w:color="BFBFBF" w:sz="4"/>
+              <w:left w:val="single" w:color="BFBFBF" w:sz="4"/>
+              <w:bottom w:val="single" w:color="BFBFBF" w:sz="4"/>
+              <w:right w:val="single" w:color="BFBFBF" w:sz="4"/>
+            </w:tcBorders>
+            <w:tcMar>
+              <w:top w:type="dxa" w:w="60"/>
+              <w:left w:type="dxa" w:w="100"/>
+              <w:bottom w:type="dxa" w:w="60"/>
+              <w:right w:type="dxa" w:w="100"/>
+            </w:tcMar>
+          </w:tcPr>
+          <w:p>
+            <w:pPr>
+              <w:spacing w:after="0"/>
+            </w:pPr>
+            <w:r>
+              <w:rPr>
+                <w:rFonts w:ascii="Calibri" w:cs="Calibri" w:eastAsia="Calibri" w:hAnsi="Calibri"/>
+                <w:b w:val="false"/>
+                <w:bCs w:val="false"/>
+                <w:color w:val="000000"/>
+                <w:sz w:val="19"/>
+                <w:szCs w:val="19"/>
+              </w:rPr>
+              <w:t>0/1</w:t>
+            </w:r>
+          </w:p>
+        </w:tc>
+        <w:tc>
+          <w:tcPr>
+            <w:tcW w:type="dxa" w:w="4660"/>
+            <w:tcBorders>
+              <w:top w:val="single" w:color="BFBFBF" w:sz="4"/>
+              <w:left w:val="single" w:color="BFBFBF" w:sz="4"/>
+              <w:bottom w:val="single" w:color="BFBFBF" w:sz="4"/>
+              <w:right w:val="single" w:color="BFBFBF" w:sz="4"/>
+            </w:tcBorders>
+            <w:tcMar>
+              <w:top w:type="dxa" w:w="60"/>
+              <w:left w:type="dxa" w:w="100"/>
+              <w:bottom w:type="dxa" w:w="60"/>
+              <w:right w:type="dxa" w:w="100"/>
+            </w:tcMar>
+          </w:tcPr>
+          <w:p>
+            <w:pPr>
+              <w:spacing w:after="0"/>
+            </w:pPr>
+            <w:r>
+              <w:rPr>
+                <w:rFonts w:ascii="Calibri" w:cs="Calibri" w:eastAsia="Calibri" w:hAnsi="Calibri"/>
+                <w:b w:val="false"/>
+                <w:bCs w:val="false"/>
+                <w:color w:val="000000"/>
+                <w:sz w:val="19"/>
+                <w:szCs w:val="19"/>
+              </w:rPr>
+              <w:t>1 if review_rating is present</w:t>
+            </w:r>
+          </w:p>
+        </w:tc>
+        <w:tc>
+          <w:tcPr>
+            <w:tcW w:type="dxa" w:w="1800"/>
+            <w:tcBorders>
+              <w:top w:val="single" w:color="BFBFBF" w:sz="4"/>
+              <w:left w:val="single" w:color="BFBFBF" w:sz="4"/>
+              <w:bottom w:val="single" w:color="BFBFBF" w:sz="4"/>
+              <w:right w:val="single" w:color="BFBFBF" w:sz="4"/>
+            </w:tcBorders>
+            <w:tcMar>
+              <w:top w:type="dxa" w:w="60"/>
+              <w:left w:type="dxa" w:w="100"/>
+              <w:bottom w:type="dxa" w:w="60"/>
+              <w:right w:type="dxa" w:w="100"/>
+            </w:tcMar>
+          </w:tcPr>
+          <w:p>
+            <w:pPr>
+              <w:spacing w:after="0"/>
+            </w:pPr>
+            <w:r>
+              <w:rPr>
+                <w:rFonts w:ascii="Calibri" w:cs="Calibri" w:eastAsia="Calibri" w:hAnsi="Calibri"/>
+                <w:b w:val="false"/>
+                <w:bCs w:val="false"/>
+                <w:color w:val="000000"/>
+                <w:sz w:val="19"/>
+                <w:szCs w:val="19"/>
+              </w:rPr>
+              <w:t>0</w:t>
             </w:r>
           </w:p>
         </w:tc>
@@ -6376,7 +6879,7 @@
                 <w:sz w:val="19"/>
                 <w:szCs w:val="19"/>
               </w:rPr>
-              <w:t xml:space="preserve">df.shape</w:t>
+              <w:t>df.shape</w:t>
             </w:r>
           </w:p>
         </w:tc>
@@ -6409,7 +6912,7 @@
                 <w:sz w:val="19"/>
                 <w:szCs w:val="19"/>
               </w:rPr>
-              <w:t xml:space="preserve">(2045, 20)</w:t>
+              <w:t>(2045, 22) — plus products.shape = (60, 7)</w:t>
             </w:r>
           </w:p>
         </w:tc>
@@ -6444,7 +6947,7 @@
                 <w:sz w:val="19"/>
                 <w:szCs w:val="19"/>
               </w:rPr>
-              <w:t xml:space="preserve">df.columns</w:t>
+              <w:t>df.columns</w:t>
             </w:r>
           </w:p>
         </w:tc>
@@ -6477,7 +6980,7 @@
                 <w:sz w:val="19"/>
                 <w:szCs w:val="19"/>
               </w:rPr>
-              <w:t xml:space="preserve">20 columns as listed in the data dictionary</w:t>
+              <w:t>22 columns as listed in the data dictionary</w:t>
             </w:r>
           </w:p>
         </w:tc>
@@ -6512,7 +7015,7 @@
                 <w:sz w:val="19"/>
                 <w:szCs w:val="19"/>
               </w:rPr>
-              <w:t xml:space="preserve">df.info()</w:t>
+              <w:t>df.info()</w:t>
             </w:r>
           </w:p>
         </w:tc>
@@ -6545,7 +7048,7 @@
                 <w:sz w:val="19"/>
                 <w:szCs w:val="19"/>
               </w:rPr>
-              <w:t xml:space="preserve">2 datetime, 6 float, 1 integer and 11 text columns; non-null counts reveal gaps in age (1,984), city (2,015), unit_price (2,025), payment_method (2,004), delivery_days (1,907) and review_rating (1,264)</w:t>
+              <w:t>2 datetime, 6 float, 1 integer and 13 text columns; non-null counts reveal gaps in age (1,984), city (2,015), unit_price (2,025), payment_method (2,004), delivery_days (1,909) and review_rating (1,286)</w:t>
             </w:r>
           </w:p>
         </w:tc>
@@ -6580,7 +7083,7 @@
                 <w:sz w:val="19"/>
                 <w:szCs w:val="19"/>
               </w:rPr>
-              <w:t xml:space="preserve">df.describe()</w:t>
+              <w:t>df.describe()</w:t>
             </w:r>
           </w:p>
         </w:tc>
@@ -6613,7 +7116,7 @@
                 <w:sz w:val="19"/>
                 <w:szCs w:val="19"/>
               </w:rPr>
-              <w:t xml:space="preserve">age min −5 / max 210; quantity min −2; discount_pct max 150; unit_price min −100; delivery_days −3 to 60; review_rating 0 to 7</w:t>
+              <w:t>age min −5 / max 210; quantity min −2; discount_pct max 150; unit_price min −100; delivery_days −3 to 60; review_rating 0 to 7</w:t>
             </w:r>
           </w:p>
         </w:tc>
@@ -6648,7 +7151,7 @@
                 <w:sz w:val="19"/>
                 <w:szCs w:val="19"/>
               </w:rPr>
-              <w:t xml:space="preserve">df.describe(include='object')</w:t>
+              <w:t>df.describe(include='object')</w:t>
             </w:r>
           </w:p>
         </w:tc>
@@ -6681,7 +7184,7 @@
                 <w:sz w:val="19"/>
                 <w:szCs w:val="19"/>
               </w:rPr>
-              <w:t xml:space="preserve">product_category shows more than the 7 expected unique values; gender shows 4 values instead of 2</w:t>
+              <w:t>product_category shows 19 unique values instead of 7; product_name 69 instead of 60; gender 4 values instead of 2</w:t>
             </w:r>
           </w:p>
         </w:tc>
@@ -6928,7 +7431,7 @@
                 <w:sz w:val="19"/>
                 <w:szCs w:val="19"/>
               </w:rPr>
-              <w:t xml:space="preserve">review_rating</w:t>
+              <w:t>review_rating</w:t>
             </w:r>
           </w:p>
         </w:tc>
@@ -6961,7 +7464,7 @@
                 <w:sz w:val="19"/>
                 <w:szCs w:val="19"/>
               </w:rPr>
-              <w:t xml:space="preserve">781 (38.2 %)</w:t>
+              <w:t>759 (37.1 %)</w:t>
             </w:r>
           </w:p>
         </w:tc>
@@ -6994,7 +7497,7 @@
                 <w:sz w:val="19"/>
                 <w:szCs w:val="19"/>
               </w:rPr>
-              <w:t xml:space="preserve">Keep as NaN</w:t>
+              <w:t>Keep as NaN</w:t>
             </w:r>
           </w:p>
         </w:tc>
@@ -7027,7 +7530,7 @@
                 <w:sz w:val="19"/>
                 <w:szCs w:val="19"/>
               </w:rPr>
-              <w:t xml:space="preserve">Structural — no review was left. Imputing would fabricate opinions; analyses of rating use only rated orders.</w:t>
+              <w:t>Structural — no review was left. Imputing would fabricate opinions; analyses of rating use only rated orders.</w:t>
             </w:r>
           </w:p>
         </w:tc>
@@ -7062,7 +7565,7 @@
                 <w:sz w:val="19"/>
                 <w:szCs w:val="19"/>
               </w:rPr>
-              <w:t xml:space="preserve">delivery_days</w:t>
+              <w:t>delivery_days</w:t>
             </w:r>
           </w:p>
         </w:tc>
@@ -7095,7 +7598,7 @@
                 <w:sz w:val="19"/>
                 <w:szCs w:val="19"/>
               </w:rPr>
-              <w:t xml:space="preserve">138 (6.7 %)</w:t>
+              <w:t>136 (6.7 %)</w:t>
             </w:r>
           </w:p>
         </w:tc>
@@ -7128,7 +7631,7 @@
                 <w:sz w:val="19"/>
                 <w:szCs w:val="19"/>
               </w:rPr>
-              <w:t xml:space="preserve">Keep NaN for cancelled orders; median for the 3 non-cancelled gaps</w:t>
+              <w:t>Keep NaN for cancelled orders; median for the 3 non-cancelled gaps</w:t>
             </w:r>
           </w:p>
         </w:tc>
@@ -7161,7 +7664,7 @@
                 <w:sz w:val="19"/>
                 <w:szCs w:val="19"/>
               </w:rPr>
-              <w:t xml:space="preserve">A cancelled order is never delivered, so a value would be meaningless.</w:t>
+              <w:t>A cancelled order is never delivered, so a value would be meaningless.</w:t>
             </w:r>
           </w:p>
         </w:tc>
@@ -7196,7 +7699,7 @@
                 <w:sz w:val="19"/>
                 <w:szCs w:val="19"/>
               </w:rPr>
-              <w:t xml:space="preserve">age</w:t>
+              <w:t>age</w:t>
             </w:r>
           </w:p>
         </w:tc>
@@ -7229,7 +7732,7 @@
                 <w:sz w:val="19"/>
                 <w:szCs w:val="19"/>
               </w:rPr>
-              <w:t xml:space="preserve">61 (3.0 %)</w:t>
+              <w:t>61 (3.0 %)</w:t>
             </w:r>
           </w:p>
         </w:tc>
@@ -7262,7 +7765,7 @@
                 <w:sz w:val="19"/>
                 <w:szCs w:val="19"/>
               </w:rPr>
-              <w:t xml:space="preserve">Median imputation</w:t>
+              <w:t>Median imputation</w:t>
             </w:r>
           </w:p>
         </w:tc>
@@ -7295,7 +7798,7 @@
                 <w:sz w:val="19"/>
                 <w:szCs w:val="19"/>
               </w:rPr>
-              <w:t xml:space="preserve">Numeric with outliers; the median is robust to the extreme invalid ages.</w:t>
+              <w:t>Numeric with outliers; the median is robust to the extreme invalid ages.</w:t>
             </w:r>
           </w:p>
         </w:tc>
@@ -7330,7 +7833,7 @@
                 <w:sz w:val="19"/>
                 <w:szCs w:val="19"/>
               </w:rPr>
-              <w:t xml:space="preserve">payment_method</w:t>
+              <w:t>payment_method</w:t>
             </w:r>
           </w:p>
         </w:tc>
@@ -7363,7 +7866,7 @@
                 <w:sz w:val="19"/>
                 <w:szCs w:val="19"/>
               </w:rPr>
-              <w:t xml:space="preserve">41 (2.0 %)</w:t>
+              <w:t>41 (2.0 %)</w:t>
             </w:r>
           </w:p>
         </w:tc>
@@ -7396,7 +7899,7 @@
                 <w:sz w:val="19"/>
                 <w:szCs w:val="19"/>
               </w:rPr>
-              <w:t xml:space="preserve">Mode imputation</w:t>
+              <w:t>Mode imputation</w:t>
             </w:r>
           </w:p>
         </w:tc>
@@ -7429,7 +7932,7 @@
                 <w:sz w:val="19"/>
                 <w:szCs w:val="19"/>
               </w:rPr>
-              <w:t xml:space="preserve">Categorical; the most frequent value is the best single guess and only 2 % of rows are affected.</w:t>
+              <w:t>Categorical; the most frequent value is the best single guess and only 2 % of rows are affected.</w:t>
             </w:r>
           </w:p>
         </w:tc>
@@ -7464,7 +7967,7 @@
                 <w:sz w:val="19"/>
                 <w:szCs w:val="19"/>
               </w:rPr>
-              <w:t xml:space="preserve">city</w:t>
+              <w:t>city</w:t>
             </w:r>
           </w:p>
         </w:tc>
@@ -7497,7 +8000,7 @@
                 <w:sz w:val="19"/>
                 <w:szCs w:val="19"/>
               </w:rPr>
-              <w:t xml:space="preserve">30 (1.5 %)</w:t>
+              <w:t>30 (1.5 %)</w:t>
             </w:r>
           </w:p>
         </w:tc>
@@ -7530,7 +8033,7 @@
                 <w:sz w:val="19"/>
                 <w:szCs w:val="19"/>
               </w:rPr>
-              <w:t xml:space="preserve">Mode within country</w:t>
+              <w:t>Mode within country</w:t>
             </w:r>
           </w:p>
         </w:tc>
@@ -7563,7 +8066,7 @@
                 <w:sz w:val="19"/>
                 <w:szCs w:val="19"/>
               </w:rPr>
-              <w:t xml:space="preserve">City depends on country, so the most common city of the same country is more accurate than a global mode.</w:t>
+              <w:t>City depends on country, so the most common city of the same country is more accurate than a global mode.</w:t>
             </w:r>
           </w:p>
         </w:tc>
@@ -7598,7 +8101,7 @@
                 <w:sz w:val="19"/>
                 <w:szCs w:val="19"/>
               </w:rPr>
-              <w:t xml:space="preserve">unit_price</w:t>
+              <w:t>unit_price</w:t>
             </w:r>
           </w:p>
         </w:tc>
@@ -7631,7 +8134,7 @@
                 <w:sz w:val="19"/>
                 <w:szCs w:val="19"/>
               </w:rPr>
-              <w:t xml:space="preserve">20 (1.0 %)</w:t>
+              <w:t>20 (1.0 %)</w:t>
             </w:r>
           </w:p>
         </w:tc>
@@ -7664,7 +8167,7 @@
                 <w:sz w:val="19"/>
                 <w:szCs w:val="19"/>
               </w:rPr>
-              <w:t xml:space="preserve">Row removal</w:t>
+              <w:t>Look-up from the product catalogue</w:t>
             </w:r>
           </w:p>
         </w:tc>
@@ -7697,7 +8200,7 @@
                 <w:sz w:val="19"/>
                 <w:szCs w:val="19"/>
               </w:rPr>
-              <w:t xml:space="preserve">Price is needed to compute revenue; imputing it would invent revenue. Loss of 1 % of rows is acceptable.</w:t>
+              <w:t>Every product has one fixed list price, so the missing value is known exactly — no order has to be dropped.</w:t>
             </w:r>
           </w:p>
         </w:tc>
@@ -7874,7 +8377,7 @@
                 <w:sz w:val="19"/>
                 <w:szCs w:val="19"/>
               </w:rPr>
-              <w:t xml:space="preserve">Rows before de-duplication</w:t>
+              <w:t>Rows before de-duplication</w:t>
             </w:r>
           </w:p>
         </w:tc>
@@ -7907,7 +8410,7 @@
                 <w:sz w:val="19"/>
                 <w:szCs w:val="19"/>
               </w:rPr>
-              <w:t xml:space="preserve">2,045</w:t>
+              <w:t>2,045</w:t>
             </w:r>
           </w:p>
         </w:tc>
@@ -7942,7 +8445,7 @@
                 <w:sz w:val="19"/>
                 <w:szCs w:val="19"/>
               </w:rPr>
-              <w:t xml:space="preserve">Exact duplicate rows found</w:t>
+              <w:t>Exact duplicate rows found</w:t>
             </w:r>
           </w:p>
         </w:tc>
@@ -7975,7 +8478,7 @@
                 <w:sz w:val="19"/>
                 <w:szCs w:val="19"/>
               </w:rPr>
-              <w:t xml:space="preserve">45</w:t>
+              <w:t>45</w:t>
             </w:r>
           </w:p>
         </w:tc>
@@ -8010,7 +8513,7 @@
                 <w:sz w:val="19"/>
                 <w:szCs w:val="19"/>
               </w:rPr>
-              <w:t xml:space="preserve">Duplicate order_id values found</w:t>
+              <w:t>Duplicate order_id values found</w:t>
             </w:r>
           </w:p>
         </w:tc>
@@ -8043,7 +8546,7 @@
                 <w:sz w:val="19"/>
                 <w:szCs w:val="19"/>
               </w:rPr>
-              <w:t xml:space="preserve">45</w:t>
+              <w:t>45</w:t>
             </w:r>
           </w:p>
         </w:tc>
@@ -8078,7 +8581,7 @@
                 <w:sz w:val="19"/>
                 <w:szCs w:val="19"/>
               </w:rPr>
-              <w:t xml:space="preserve">Rows remaining after drop_duplicates()</w:t>
+              <w:t>Rows remaining after drop_duplicates()</w:t>
             </w:r>
           </w:p>
         </w:tc>
@@ -8111,7 +8614,7 @@
                 <w:sz w:val="19"/>
                 <w:szCs w:val="19"/>
               </w:rPr>
-              <w:t xml:space="preserve">2,000</w:t>
+              <w:t>2,000</w:t>
             </w:r>
           </w:p>
         </w:tc>
@@ -8146,7 +8649,7 @@
                 <w:sz w:val="19"/>
                 <w:szCs w:val="19"/>
               </w:rPr>
-              <w:t xml:space="preserve">Rows remaining after validation (Section 8)</w:t>
+              <w:t>Rows remaining after validation (Section 8)</w:t>
             </w:r>
           </w:p>
         </w:tc>
@@ -8179,7 +8682,7 @@
                 <w:sz w:val="19"/>
                 <w:szCs w:val="19"/>
               </w:rPr>
-              <w:t xml:space="preserve">1,972</w:t>
+              <w:t>1,995</w:t>
             </w:r>
           </w:p>
         </w:tc>
@@ -8461,7 +8964,7 @@
                 <w:sz w:val="19"/>
                 <w:szCs w:val="19"/>
               </w:rPr>
-              <w:t xml:space="preserve">age</w:t>
+              <w:t>age</w:t>
             </w:r>
           </w:p>
         </w:tc>
@@ -8494,7 +8997,7 @@
                 <w:sz w:val="19"/>
                 <w:szCs w:val="19"/>
               </w:rPr>
-              <w:t xml:space="preserve">18 – 100</w:t>
+              <w:t>18 – 100</w:t>
             </w:r>
           </w:p>
         </w:tc>
@@ -8527,7 +9030,7 @@
                 <w:sz w:val="19"/>
                 <w:szCs w:val="19"/>
               </w:rPr>
-              <w:t xml:space="preserve">−5</w:t>
+              <w:t>−5</w:t>
             </w:r>
           </w:p>
         </w:tc>
@@ -8560,7 +9063,7 @@
                 <w:sz w:val="19"/>
                 <w:szCs w:val="19"/>
               </w:rPr>
-              <w:t xml:space="preserve">210</w:t>
+              <w:t>210</w:t>
             </w:r>
           </w:p>
         </w:tc>
@@ -8593,7 +9096,7 @@
                 <w:sz w:val="19"/>
                 <w:szCs w:val="19"/>
               </w:rPr>
-              <w:t xml:space="preserve">6</w:t>
+              <w:t>6</w:t>
             </w:r>
           </w:p>
         </w:tc>
@@ -8628,7 +9131,7 @@
                 <w:sz w:val="19"/>
                 <w:szCs w:val="19"/>
               </w:rPr>
-              <w:t xml:space="preserve">quantity</w:t>
+              <w:t>quantity</w:t>
             </w:r>
           </w:p>
         </w:tc>
@@ -8661,7 +9164,7 @@
                 <w:sz w:val="19"/>
                 <w:szCs w:val="19"/>
               </w:rPr>
-              <w:t xml:space="preserve">1 – 50</w:t>
+              <w:t>1 – 50</w:t>
             </w:r>
           </w:p>
         </w:tc>
@@ -8694,7 +9197,7 @@
                 <w:sz w:val="19"/>
                 <w:szCs w:val="19"/>
               </w:rPr>
-              <w:t xml:space="preserve">−2</w:t>
+              <w:t>−2</w:t>
             </w:r>
           </w:p>
         </w:tc>
@@ -8727,7 +9230,7 @@
                 <w:sz w:val="19"/>
                 <w:szCs w:val="19"/>
               </w:rPr>
-              <w:t xml:space="preserve">5</w:t>
+              <w:t>5</w:t>
             </w:r>
           </w:p>
         </w:tc>
@@ -8760,7 +9263,7 @@
                 <w:sz w:val="19"/>
                 <w:szCs w:val="19"/>
               </w:rPr>
-              <w:t xml:space="preserve">5</w:t>
+              <w:t>5</w:t>
             </w:r>
           </w:p>
         </w:tc>
@@ -8795,7 +9298,7 @@
                 <w:sz w:val="19"/>
                 <w:szCs w:val="19"/>
               </w:rPr>
-              <w:t xml:space="preserve">unit_price</w:t>
+              <w:t>unit_price</w:t>
             </w:r>
           </w:p>
         </w:tc>
@@ -8828,7 +9331,7 @@
                 <w:sz w:val="19"/>
                 <w:szCs w:val="19"/>
               </w:rPr>
-              <w:t xml:space="preserve">0.01 – 5000</w:t>
+              <w:t>0.01 – 5000 (= list price)</w:t>
             </w:r>
           </w:p>
         </w:tc>
@@ -8861,7 +9364,7 @@
                 <w:sz w:val="19"/>
                 <w:szCs w:val="19"/>
               </w:rPr>
-              <w:t xml:space="preserve">−100.00</w:t>
+              <w:t>−100.00</w:t>
             </w:r>
           </w:p>
         </w:tc>
@@ -8894,7 +9397,7 @@
                 <w:sz w:val="19"/>
                 <w:szCs w:val="19"/>
               </w:rPr>
-              <w:t xml:space="preserve">≈ 830</w:t>
+              <w:t>649.00</w:t>
             </w:r>
           </w:p>
         </w:tc>
@@ -8927,7 +9430,7 @@
                 <w:sz w:val="19"/>
                 <w:szCs w:val="19"/>
               </w:rPr>
-              <w:t xml:space="preserve">3</w:t>
+              <w:t>3 (+20 missing)</w:t>
             </w:r>
           </w:p>
         </w:tc>
@@ -8962,7 +9465,7 @@
                 <w:sz w:val="19"/>
                 <w:szCs w:val="19"/>
               </w:rPr>
-              <w:t xml:space="preserve">discount_pct</w:t>
+              <w:t>discount_pct</w:t>
             </w:r>
           </w:p>
         </w:tc>
@@ -8995,7 +9498,7 @@
                 <w:sz w:val="19"/>
                 <w:szCs w:val="19"/>
               </w:rPr>
-              <w:t xml:space="preserve">0 – 100</w:t>
+              <w:t>0 – 100</w:t>
             </w:r>
           </w:p>
         </w:tc>
@@ -9028,7 +9531,7 @@
                 <w:sz w:val="19"/>
                 <w:szCs w:val="19"/>
               </w:rPr>
-              <w:t xml:space="preserve">−10</w:t>
+              <w:t>−10</w:t>
             </w:r>
           </w:p>
         </w:tc>
@@ -9061,7 +9564,7 @@
                 <w:sz w:val="19"/>
                 <w:szCs w:val="19"/>
               </w:rPr>
-              <w:t xml:space="preserve">150</w:t>
+              <w:t>150</w:t>
             </w:r>
           </w:p>
         </w:tc>
@@ -9094,7 +9597,7 @@
                 <w:sz w:val="19"/>
                 <w:szCs w:val="19"/>
               </w:rPr>
-              <w:t xml:space="preserve">4</w:t>
+              <w:t>4</w:t>
             </w:r>
           </w:p>
         </w:tc>
@@ -9129,7 +9632,7 @@
                 <w:sz w:val="19"/>
                 <w:szCs w:val="19"/>
               </w:rPr>
-              <w:t xml:space="preserve">shipping_cost</w:t>
+              <w:t>shipping_cost</w:t>
             </w:r>
           </w:p>
         </w:tc>
@@ -9162,7 +9665,7 @@
                 <w:sz w:val="19"/>
                 <w:szCs w:val="19"/>
               </w:rPr>
-              <w:t xml:space="preserve">0 – 100</w:t>
+              <w:t>0 – 100</w:t>
             </w:r>
           </w:p>
         </w:tc>
@@ -9195,7 +9698,7 @@
                 <w:sz w:val="19"/>
                 <w:szCs w:val="19"/>
               </w:rPr>
-              <w:t xml:space="preserve">0</w:t>
+              <w:t>0</w:t>
             </w:r>
           </w:p>
         </w:tc>
@@ -9228,7 +9731,7 @@
                 <w:sz w:val="19"/>
                 <w:szCs w:val="19"/>
               </w:rPr>
-              <w:t xml:space="preserve">9.99</w:t>
+              <w:t>9.99</w:t>
             </w:r>
           </w:p>
         </w:tc>
@@ -9261,7 +9764,7 @@
                 <w:sz w:val="19"/>
                 <w:szCs w:val="19"/>
               </w:rPr>
-              <w:t xml:space="preserve">0</w:t>
+              <w:t>0</w:t>
             </w:r>
           </w:p>
         </w:tc>
@@ -9296,7 +9799,7 @@
                 <w:sz w:val="19"/>
                 <w:szCs w:val="19"/>
               </w:rPr>
-              <w:t xml:space="preserve">delivery_days</w:t>
+              <w:t>delivery_days</w:t>
             </w:r>
           </w:p>
         </w:tc>
@@ -9329,7 +9832,7 @@
                 <w:sz w:val="19"/>
                 <w:szCs w:val="19"/>
               </w:rPr>
-              <w:t xml:space="preserve">0 – 30</w:t>
+              <w:t>0 – 30</w:t>
             </w:r>
           </w:p>
         </w:tc>
@@ -9362,7 +9865,7 @@
                 <w:sz w:val="19"/>
                 <w:szCs w:val="19"/>
               </w:rPr>
-              <w:t xml:space="preserve">−3</w:t>
+              <w:t>−3</w:t>
             </w:r>
           </w:p>
         </w:tc>
@@ -9395,7 +9898,7 @@
                 <w:sz w:val="19"/>
                 <w:szCs w:val="19"/>
               </w:rPr>
-              <w:t xml:space="preserve">60</w:t>
+              <w:t>60</w:t>
             </w:r>
           </w:p>
         </w:tc>
@@ -9428,7 +9931,7 @@
                 <w:sz w:val="19"/>
                 <w:szCs w:val="19"/>
               </w:rPr>
-              <w:t xml:space="preserve">3</w:t>
+              <w:t>3</w:t>
             </w:r>
           </w:p>
         </w:tc>
@@ -9463,7 +9966,7 @@
                 <w:sz w:val="19"/>
                 <w:szCs w:val="19"/>
               </w:rPr>
-              <w:t xml:space="preserve">review_rating</w:t>
+              <w:t>review_rating</w:t>
             </w:r>
           </w:p>
         </w:tc>
@@ -9496,7 +9999,7 @@
                 <w:sz w:val="19"/>
                 <w:szCs w:val="19"/>
               </w:rPr>
-              <w:t xml:space="preserve">1 – 5</w:t>
+              <w:t>1 – 5</w:t>
             </w:r>
           </w:p>
         </w:tc>
@@ -9529,7 +10032,7 @@
                 <w:sz w:val="19"/>
                 <w:szCs w:val="19"/>
               </w:rPr>
-              <w:t xml:space="preserve">0</w:t>
+              <w:t>0</w:t>
             </w:r>
           </w:p>
         </w:tc>
@@ -9562,7 +10065,7 @@
                 <w:sz w:val="19"/>
                 <w:szCs w:val="19"/>
               </w:rPr>
-              <w:t xml:space="preserve">7</w:t>
+              <w:t>7</w:t>
             </w:r>
           </w:p>
         </w:tc>
@@ -9595,7 +10098,7 @@
                 <w:sz w:val="19"/>
                 <w:szCs w:val="19"/>
               </w:rPr>
-              <w:t xml:space="preserve">4</w:t>
+              <w:t>4</w:t>
             </w:r>
           </w:p>
         </w:tc>
@@ -9617,7 +10120,7 @@
           <w:sz w:val="22"/>
           <w:szCs w:val="22"/>
         </w:rPr>
-        <w:t xml:space="preserve">Category domains were valid after text normalisation (0 invalid categories, statuses or genders) and no order was dated before its customer's sign-up. The 25 out-of-range values are physically impossible, so they were treated as missing. Rows with an unusable quantity or unit_price (28 rows, including the 20 originally missing prices) were dropped because revenue cannot be computed for them; the remaining gaps were imputed as described in Section 6, invalid discounts were set to 0 (no discount), and columns were cast to their proper types (integer for age and quantity, category for all categorical fields).</w:t>
+        <w:t>Category domains were valid after text normalisation (0 invalid categories, statuses or genders), every order referenced a product in the catalogue, and no order was dated before its customer's sign-up. The 25 out-of-range values are physically impossible, so they were treated as missing. The 5 rows with an unusable quantity were dropped because revenue cannot be computed for them. Prices were handled differently: 23 orders had a missing or negative price, but because every product has one fixed list price the correct value is known exactly, so it was restored from the catalogue instead of dropping the order. Product names and categories were reset to the catalogue spelling and the subcategory was added. Invalid discounts were set to 0 (no discount) and columns were cast to their proper types.</w:t>
       </w:r>
     </w:p>
     <w:p>
@@ -9643,7 +10146,7 @@
           <w:sz w:val="21"/>
           <w:szCs w:val="21"/>
         </w:rPr>
-        <w:t xml:space="preserve">After validation the dataset contains 1,972 orders with values that all fall inside their business rules. The validation report is produced programmatically so it can be re-run on any future export.</w:t>
+        <w:t>After validation the dataset contains 1,995 orders with values that all fall inside their business rules, and every price equals its product's list price. The validation report is produced programmatically so it can be re-run on any future export.</w:t>
       </w:r>
     </w:p>
     <w:p>
@@ -9829,7 +10332,7 @@
                 <w:sz w:val="19"/>
                 <w:szCs w:val="19"/>
               </w:rPr>
-              <w:t xml:space="preserve">Total valid orders</w:t>
+              <w:t>Total valid orders</w:t>
             </w:r>
           </w:p>
         </w:tc>
@@ -9862,7 +10365,7 @@
                 <w:sz w:val="19"/>
                 <w:szCs w:val="19"/>
               </w:rPr>
-              <w:t xml:space="preserve">1,972</w:t>
+              <w:t>1,995</w:t>
             </w:r>
           </w:p>
         </w:tc>
@@ -9897,7 +10400,7 @@
                 <w:sz w:val="19"/>
                 <w:szCs w:val="19"/>
               </w:rPr>
-              <w:t xml:space="preserve">Unique customers</w:t>
+              <w:t>Unique customers</w:t>
             </w:r>
           </w:p>
         </w:tc>
@@ -9930,7 +10433,7 @@
                 <w:sz w:val="19"/>
                 <w:szCs w:val="19"/>
               </w:rPr>
-              <w:t xml:space="preserve">721</w:t>
+              <w:t>723</w:t>
             </w:r>
           </w:p>
         </w:tc>
@@ -9965,7 +10468,7 @@
                 <w:sz w:val="19"/>
                 <w:szCs w:val="19"/>
               </w:rPr>
-              <w:t xml:space="preserve">Delivered orders</w:t>
+              <w:t>Delivered orders</w:t>
             </w:r>
           </w:p>
         </w:tc>
@@ -9998,7 +10501,7 @@
                 <w:sz w:val="19"/>
                 <w:szCs w:val="19"/>
               </w:rPr>
-              <w:t xml:space="preserve">1,629 (82.6 %)</w:t>
+              <w:t>1,640 (82.2 %)</w:t>
             </w:r>
           </w:p>
         </w:tc>
@@ -10033,7 +10536,7 @@
                 <w:sz w:val="19"/>
                 <w:szCs w:val="19"/>
               </w:rPr>
-              <w:t xml:space="preserve">Net revenue</w:t>
+              <w:t>Net revenue</w:t>
             </w:r>
           </w:p>
         </w:tc>
@@ -10066,7 +10569,7 @@
                 <w:sz w:val="19"/>
                 <w:szCs w:val="19"/>
               </w:rPr>
-              <w:t xml:space="preserve">$227,155</w:t>
+              <w:t>$148,675</w:t>
             </w:r>
           </w:p>
         </w:tc>
@@ -10101,7 +10604,7 @@
                 <w:sz w:val="19"/>
                 <w:szCs w:val="19"/>
               </w:rPr>
-              <w:t xml:space="preserve">Average order value</w:t>
+              <w:t>Average order value</w:t>
             </w:r>
           </w:p>
         </w:tc>
@@ -10134,7 +10637,7 @@
                 <w:sz w:val="19"/>
                 <w:szCs w:val="19"/>
               </w:rPr>
-              <w:t xml:space="preserve">$136.47</w:t>
+              <w:t>$91.90</w:t>
             </w:r>
           </w:p>
         </w:tc>
@@ -10169,7 +10672,7 @@
                 <w:sz w:val="19"/>
                 <w:szCs w:val="19"/>
               </w:rPr>
-              <w:t xml:space="preserve">Median order value</w:t>
+              <w:t>Median order value</w:t>
             </w:r>
           </w:p>
         </w:tc>
@@ -10202,7 +10705,7 @@
                 <w:sz w:val="19"/>
                 <w:szCs w:val="19"/>
               </w:rPr>
-              <w:t xml:space="preserve">$75.73</w:t>
+              <w:t>$49.54</w:t>
             </w:r>
           </w:p>
         </w:tc>
@@ -10237,7 +10740,7 @@
                 <w:sz w:val="19"/>
                 <w:szCs w:val="19"/>
               </w:rPr>
-              <w:t xml:space="preserve">Return rate</w:t>
+              <w:t>Return rate</w:t>
             </w:r>
           </w:p>
         </w:tc>
@@ -10270,7 +10773,7 @@
                 <w:sz w:val="19"/>
                 <w:szCs w:val="19"/>
               </w:rPr>
-              <w:t xml:space="preserve">10.8 %</w:t>
+              <w:t>11.2 %</w:t>
             </w:r>
           </w:p>
         </w:tc>
@@ -10305,7 +10808,7 @@
                 <w:sz w:val="19"/>
                 <w:szCs w:val="19"/>
               </w:rPr>
-              <w:t xml:space="preserve">Cancellation rate</w:t>
+              <w:t>Cancellation rate</w:t>
             </w:r>
           </w:p>
         </w:tc>
@@ -10338,7 +10841,7 @@
                 <w:sz w:val="19"/>
                 <w:szCs w:val="19"/>
               </w:rPr>
-              <w:t xml:space="preserve">6.6 %</w:t>
+              <w:t>6.6 %</w:t>
             </w:r>
           </w:p>
         </w:tc>
@@ -10373,7 +10876,7 @@
                 <w:sz w:val="19"/>
                 <w:szCs w:val="19"/>
               </w:rPr>
-              <w:t xml:space="preserve">Average review rating</w:t>
+              <w:t>Average review rating</w:t>
             </w:r>
           </w:p>
         </w:tc>
@@ -10406,7 +10909,7 @@
                 <w:sz w:val="19"/>
                 <w:szCs w:val="19"/>
               </w:rPr>
-              <w:t xml:space="preserve">3.55 / 5</w:t>
+              <w:t>3.53 / 5</w:t>
             </w:r>
           </w:p>
         </w:tc>
@@ -10441,7 +10944,7 @@
                 <w:sz w:val="19"/>
                 <w:szCs w:val="19"/>
               </w:rPr>
-              <w:t xml:space="preserve">Review response rate</w:t>
+              <w:t>Review response rate</w:t>
             </w:r>
           </w:p>
         </w:tc>
@@ -10474,7 +10977,7 @@
                 <w:sz w:val="19"/>
                 <w:szCs w:val="19"/>
               </w:rPr>
-              <w:t xml:space="preserve">62 %</w:t>
+              <w:t>63 %</w:t>
             </w:r>
           </w:p>
         </w:tc>
@@ -10503,7 +11006,7 @@
           <w:sz w:val="21"/>
           <w:szCs w:val="21"/>
         </w:rPr>
-        <w:t xml:space="preserve">The mean order ($136) is almost double the median ($76), signalling a right-skewed distribution driven by a minority of large Electronics orders. About 17 % of orders (returned plus cancelled) produce no revenue — a leakage worth investigating.</w:t>
+        <w:t>The mean order ($92) is almost double the median ($50), signalling a right-skewed distribution driven by a minority of large Electronics orders. About 18 % of orders (returned plus cancelled) produce no revenue — a leakage worth investigating.</w:t>
       </w:r>
     </w:p>
     <w:p>
@@ -10812,7 +11315,7 @@
                 <w:sz w:val="19"/>
                 <w:szCs w:val="19"/>
               </w:rPr>
-              <w:t xml:space="preserve">Electronics</w:t>
+              <w:t>Electronics</w:t>
             </w:r>
           </w:p>
         </w:tc>
@@ -10845,7 +11348,7 @@
                 <w:sz w:val="19"/>
                 <w:szCs w:val="19"/>
               </w:rPr>
-              <w:t xml:space="preserve">466</w:t>
+              <w:t>473</w:t>
             </w:r>
           </w:p>
         </w:tc>
@@ -10878,7 +11381,7 @@
                 <w:sz w:val="19"/>
                 <w:szCs w:val="19"/>
               </w:rPr>
-              <w:t xml:space="preserve">$122,245</w:t>
+              <w:t>$69,866</w:t>
             </w:r>
           </w:p>
         </w:tc>
@@ -10911,7 +11414,7 @@
                 <w:sz w:val="19"/>
                 <w:szCs w:val="19"/>
               </w:rPr>
-              <w:t xml:space="preserve">$303.56</w:t>
+              <w:t>$185.71</w:t>
             </w:r>
           </w:p>
         </w:tc>
@@ -10944,7 +11447,7 @@
                 <w:sz w:val="19"/>
                 <w:szCs w:val="19"/>
               </w:rPr>
-              <w:t xml:space="preserve">53.8 %</w:t>
+              <w:t>47.0 %</w:t>
             </w:r>
           </w:p>
         </w:tc>
@@ -10977,7 +11480,7 @@
                 <w:sz w:val="19"/>
                 <w:szCs w:val="19"/>
               </w:rPr>
-              <w:t xml:space="preserve">10.1 %</w:t>
+              <w:t>12.1 %</w:t>
             </w:r>
           </w:p>
         </w:tc>
@@ -11010,7 +11513,7 @@
                 <w:sz w:val="19"/>
                 <w:szCs w:val="19"/>
               </w:rPr>
-              <w:t xml:space="preserve">3.60</w:t>
+              <w:t>3.49</w:t>
             </w:r>
           </w:p>
         </w:tc>
@@ -11045,7 +11548,7 @@
                 <w:sz w:val="19"/>
                 <w:szCs w:val="19"/>
               </w:rPr>
-              <w:t xml:space="preserve">Home &amp; Kitchen</w:t>
+              <w:t>Home &amp; Kitchen</w:t>
             </w:r>
           </w:p>
         </w:tc>
@@ -11078,7 +11581,7 @@
                 <w:sz w:val="19"/>
                 <w:szCs w:val="19"/>
               </w:rPr>
-              <w:t xml:space="preserve">332</w:t>
+              <w:t>335</w:t>
             </w:r>
           </w:p>
         </w:tc>
@@ -11111,7 +11614,7 @@
                 <w:sz w:val="19"/>
                 <w:szCs w:val="19"/>
               </w:rPr>
-              <w:t xml:space="preserve">$32,603</w:t>
+              <w:t>$26,159</w:t>
             </w:r>
           </w:p>
         </w:tc>
@@ -11144,7 +11647,7 @@
                 <w:sz w:val="19"/>
                 <w:szCs w:val="19"/>
               </w:rPr>
-              <w:t xml:space="preserve">$121.05</w:t>
+              <w:t>$90.98</w:t>
             </w:r>
           </w:p>
         </w:tc>
@@ -11177,7 +11680,7 @@
                 <w:sz w:val="19"/>
                 <w:szCs w:val="19"/>
               </w:rPr>
-              <w:t xml:space="preserve">14.4 %</w:t>
+              <w:t>17.6 %</w:t>
             </w:r>
           </w:p>
         </w:tc>
@@ -11210,7 +11713,7 @@
                 <w:sz w:val="19"/>
                 <w:szCs w:val="19"/>
               </w:rPr>
-              <w:t xml:space="preserve">10.5 %</w:t>
+              <w:t>9.0 %</w:t>
             </w:r>
           </w:p>
         </w:tc>
@@ -11243,7 +11746,7 @@
                 <w:sz w:val="19"/>
                 <w:szCs w:val="19"/>
               </w:rPr>
-              <w:t xml:space="preserve">3.59</w:t>
+              <w:t>3.65</w:t>
             </w:r>
           </w:p>
         </w:tc>
@@ -11278,7 +11781,7 @@
                 <w:sz w:val="19"/>
                 <w:szCs w:val="19"/>
               </w:rPr>
-              <w:t xml:space="preserve">Fashion</w:t>
+              <w:t>Fashion</w:t>
             </w:r>
           </w:p>
         </w:tc>
@@ -11311,7 +11814,7 @@
                 <w:sz w:val="19"/>
                 <w:szCs w:val="19"/>
               </w:rPr>
-              <w:t xml:space="preserve">397</w:t>
+              <w:t>402</w:t>
             </w:r>
           </w:p>
         </w:tc>
@@ -11344,7 +11847,7 @@
                 <w:sz w:val="19"/>
                 <w:szCs w:val="19"/>
               </w:rPr>
-              <w:t xml:space="preserve">$27,946</w:t>
+              <w:t>$18,750</w:t>
             </w:r>
           </w:p>
         </w:tc>
@@ -11377,7 +11880,7 @@
                 <w:sz w:val="19"/>
                 <w:szCs w:val="19"/>
               </w:rPr>
-              <w:t xml:space="preserve">$88.92</w:t>
+              <w:t>$60.07</w:t>
             </w:r>
           </w:p>
         </w:tc>
@@ -11410,7 +11913,7 @@
                 <w:sz w:val="19"/>
                 <w:szCs w:val="19"/>
               </w:rPr>
-              <w:t xml:space="preserve">12.3 %</w:t>
+              <w:t>12.6 %</w:t>
             </w:r>
           </w:p>
         </w:tc>
@@ -11443,7 +11946,7 @@
                 <w:sz w:val="19"/>
                 <w:szCs w:val="19"/>
               </w:rPr>
-              <w:t xml:space="preserve">13.6 %</w:t>
+              <w:t>15.7 %</w:t>
             </w:r>
           </w:p>
         </w:tc>
@@ -11476,7 +11979,7 @@
                 <w:sz w:val="19"/>
                 <w:szCs w:val="19"/>
               </w:rPr>
-              <w:t xml:space="preserve">3.54</w:t>
+              <w:t>3.54</w:t>
             </w:r>
           </w:p>
         </w:tc>
@@ -11511,7 +12014,7 @@
                 <w:sz w:val="19"/>
                 <w:szCs w:val="19"/>
               </w:rPr>
-              <w:t xml:space="preserve">Sports</w:t>
+              <w:t>Sports</w:t>
             </w:r>
           </w:p>
         </w:tc>
@@ -11544,7 +12047,7 @@
                 <w:sz w:val="19"/>
                 <w:szCs w:val="19"/>
               </w:rPr>
-              <w:t xml:space="preserve">203</w:t>
+              <w:t>206</w:t>
             </w:r>
           </w:p>
         </w:tc>
@@ -11577,7 +12080,7 @@
                 <w:sz w:val="19"/>
                 <w:szCs w:val="19"/>
               </w:rPr>
-              <w:t xml:space="preserve">$18,471</w:t>
+              <w:t>$13,171</w:t>
             </w:r>
           </w:p>
         </w:tc>
@@ -11610,7 +12113,7 @@
                 <w:sz w:val="19"/>
                 <w:szCs w:val="19"/>
               </w:rPr>
-              <w:t xml:space="preserve">$110.59</w:t>
+              <w:t>$78.34</w:t>
             </w:r>
           </w:p>
         </w:tc>
@@ -11643,7 +12146,7 @@
                 <w:sz w:val="19"/>
                 <w:szCs w:val="19"/>
               </w:rPr>
-              <w:t xml:space="preserve">8.1 %</w:t>
+              <w:t>8.9 %</w:t>
             </w:r>
           </w:p>
         </w:tc>
@@ -11676,7 +12179,7 @@
                 <w:sz w:val="19"/>
                 <w:szCs w:val="19"/>
               </w:rPr>
-              <w:t xml:space="preserve">12.3 %</w:t>
+              <w:t>11.2 %</w:t>
             </w:r>
           </w:p>
         </w:tc>
@@ -11709,7 +12212,7 @@
                 <w:sz w:val="19"/>
                 <w:szCs w:val="19"/>
               </w:rPr>
-              <w:t xml:space="preserve">3.52</w:t>
+              <w:t>3.54</w:t>
             </w:r>
           </w:p>
         </w:tc>
@@ -11744,7 +12247,7 @@
                 <w:sz w:val="19"/>
                 <w:szCs w:val="19"/>
               </w:rPr>
-              <w:t xml:space="preserve">Beauty</w:t>
+              <w:t>Beauty</w:t>
             </w:r>
           </w:p>
         </w:tc>
@@ -11777,7 +12280,7 @@
                 <w:sz w:val="19"/>
                 <w:szCs w:val="19"/>
               </w:rPr>
-              <w:t xml:space="preserve">262</w:t>
+              <w:t>264</w:t>
             </w:r>
           </w:p>
         </w:tc>
@@ -11810,7 +12313,7 @@
                 <w:sz w:val="19"/>
                 <w:szCs w:val="19"/>
               </w:rPr>
-              <w:t xml:space="preserve">$12,468</w:t>
+              <w:t>$9,854</w:t>
             </w:r>
           </w:p>
         </w:tc>
@@ -11843,7 +12346,7 @@
                 <w:sz w:val="19"/>
                 <w:szCs w:val="19"/>
               </w:rPr>
-              <w:t xml:space="preserve">$56.59</w:t>
+              <w:t>$44.59</w:t>
             </w:r>
           </w:p>
         </w:tc>
@@ -11876,7 +12379,7 @@
                 <w:sz w:val="19"/>
                 <w:szCs w:val="19"/>
               </w:rPr>
-              <w:t xml:space="preserve">5.5 %</w:t>
+              <w:t>6.6 %</w:t>
             </w:r>
           </w:p>
         </w:tc>
@@ -11909,7 +12412,7 @@
                 <w:sz w:val="19"/>
                 <w:szCs w:val="19"/>
               </w:rPr>
-              <w:t xml:space="preserve">10.7 %</w:t>
+              <w:t>8.0 %</w:t>
             </w:r>
           </w:p>
         </w:tc>
@@ -11942,7 +12445,7 @@
                 <w:sz w:val="19"/>
                 <w:szCs w:val="19"/>
               </w:rPr>
-              <w:t xml:space="preserve">3.38</w:t>
+              <w:t>3.51</w:t>
             </w:r>
           </w:p>
         </w:tc>
@@ -11977,7 +12480,7 @@
                 <w:sz w:val="19"/>
                 <w:szCs w:val="19"/>
               </w:rPr>
-              <w:t xml:space="preserve">Toys</w:t>
+              <w:t>Toys</w:t>
             </w:r>
           </w:p>
         </w:tc>
@@ -12010,7 +12513,7 @@
                 <w:sz w:val="19"/>
                 <w:szCs w:val="19"/>
               </w:rPr>
-              <w:t xml:space="preserve">144</w:t>
+              <w:t>147</w:t>
             </w:r>
           </w:p>
         </w:tc>
@@ -12043,7 +12546,7 @@
                 <w:sz w:val="19"/>
                 <w:szCs w:val="19"/>
               </w:rPr>
-              <w:t xml:space="preserve">$8,605</w:t>
+              <w:t>$5,663</w:t>
             </w:r>
           </w:p>
         </w:tc>
@@ -12076,7 +12579,7 @@
                 <w:sz w:val="19"/>
                 <w:szCs w:val="19"/>
               </w:rPr>
-              <w:t xml:space="preserve">$63.07</w:t>
+              <w:t>$48.42</w:t>
             </w:r>
           </w:p>
         </w:tc>
@@ -12109,7 +12612,7 @@
                 <w:sz w:val="19"/>
                 <w:szCs w:val="19"/>
               </w:rPr>
-              <w:t xml:space="preserve">3.8 %</w:t>
+              <w:t>3.8 %</w:t>
             </w:r>
           </w:p>
         </w:tc>
@@ -12142,7 +12645,7 @@
                 <w:sz w:val="19"/>
                 <w:szCs w:val="19"/>
               </w:rPr>
-              <w:t xml:space="preserve">6.2 %</w:t>
+              <w:t>12.2 %</w:t>
             </w:r>
           </w:p>
         </w:tc>
@@ -12175,7 +12678,7 @@
                 <w:sz w:val="19"/>
                 <w:szCs w:val="19"/>
               </w:rPr>
-              <w:t xml:space="preserve">3.67</w:t>
+              <w:t>3.49</w:t>
             </w:r>
           </w:p>
         </w:tc>
@@ -12210,7 +12713,7 @@
                 <w:sz w:val="19"/>
                 <w:szCs w:val="19"/>
               </w:rPr>
-              <w:t xml:space="preserve">Books</w:t>
+              <w:t>Books</w:t>
             </w:r>
           </w:p>
         </w:tc>
@@ -12243,7 +12746,7 @@
                 <w:sz w:val="19"/>
                 <w:szCs w:val="19"/>
               </w:rPr>
-              <w:t xml:space="preserve">168</w:t>
+              <w:t>168</w:t>
             </w:r>
           </w:p>
         </w:tc>
@@ -12276,7 +12779,7 @@
                 <w:sz w:val="19"/>
                 <w:szCs w:val="19"/>
               </w:rPr>
-              <w:t xml:space="preserve">$4,817</w:t>
+              <w:t>$5,211</w:t>
             </w:r>
           </w:p>
         </w:tc>
@@ -12309,7 +12812,7 @@
                 <w:sz w:val="19"/>
                 <w:szCs w:val="19"/>
               </w:rPr>
-              <w:t xml:space="preserve">$34.58</w:t>
+              <w:t>$34.78</w:t>
             </w:r>
           </w:p>
         </w:tc>
@@ -12342,7 +12845,7 @@
                 <w:sz w:val="19"/>
                 <w:szCs w:val="19"/>
               </w:rPr>
-              <w:t xml:space="preserve">2.1 %</w:t>
+              <w:t>3.5 %</w:t>
             </w:r>
           </w:p>
         </w:tc>
@@ -12375,7 +12878,7 @@
                 <w:sz w:val="19"/>
                 <w:szCs w:val="19"/>
               </w:rPr>
-              <w:t xml:space="preserve">8.3 %</w:t>
+              <w:t>7.1 %</w:t>
             </w:r>
           </w:p>
         </w:tc>
@@ -12408,7 +12911,7 @@
                 <w:sz w:val="19"/>
                 <w:szCs w:val="19"/>
               </w:rPr>
-              <w:t xml:space="preserve">3.51</w:t>
+              <w:t>3.47</w:t>
             </w:r>
           </w:p>
         </w:tc>
@@ -12437,7 +12940,7 @@
           <w:sz w:val="21"/>
           <w:szCs w:val="21"/>
         </w:rPr>
-        <w:t xml:space="preserve">Electronics alone produces 54 % of net revenue from 24 % of orders because its average order is 2.5–9 times larger than other categories'. Electronics, Home &amp; Kitchen and Fashion together deliver about 80 % of revenue (objective O1). Fashion has the highest return rate (13.6 %) followed by Sports (12.3 %), while Toys and Books are returned least. Fashion's combination of meaningful revenue and the highest return rate makes it the priority for product-page and sizing improvements.</w:t>
+        <w:t>Electronics alone produces 47 % of net revenue from 24 % of orders because its average order ($186) is 2–5 times larger than other categories'. Electronics, Home &amp; Kitchen and Fashion together deliver about 77 % of revenue (objective O1). Fashion has the highest return rate (15.7 %), followed by Toys and Electronics (about 12 %), while Books and Beauty are returned least. Fashion's combination of meaningful revenue and the highest return rate makes it the priority for product-page and sizing improvements.</w:t>
       </w:r>
     </w:p>
     <w:p>
@@ -12781,7 +13284,7 @@
                 <w:sz w:val="19"/>
                 <w:szCs w:val="19"/>
               </w:rPr>
-              <w:t xml:space="preserve">VIP</w:t>
+              <w:t>VIP</w:t>
             </w:r>
           </w:p>
         </w:tc>
@@ -12814,7 +13317,7 @@
                 <w:sz w:val="19"/>
                 <w:szCs w:val="19"/>
               </w:rPr>
-              <w:t xml:space="preserve">167</w:t>
+              <w:t>167</w:t>
             </w:r>
           </w:p>
         </w:tc>
@@ -12847,7 +13350,7 @@
                 <w:sz w:val="19"/>
                 <w:szCs w:val="19"/>
               </w:rPr>
-              <w:t xml:space="preserve">807</w:t>
+              <w:t>816</w:t>
             </w:r>
           </w:p>
         </w:tc>
@@ -12880,7 +13383,7 @@
                 <w:sz w:val="19"/>
                 <w:szCs w:val="19"/>
               </w:rPr>
-              <w:t xml:space="preserve">4.83</w:t>
+              <w:t>4.89</w:t>
             </w:r>
           </w:p>
         </w:tc>
@@ -12913,7 +13416,7 @@
                 <w:sz w:val="19"/>
                 <w:szCs w:val="19"/>
               </w:rPr>
-              <w:t xml:space="preserve">$90,016</w:t>
+              <w:t>$58,972</w:t>
             </w:r>
           </w:p>
         </w:tc>
@@ -12946,7 +13449,7 @@
                 <w:sz w:val="19"/>
                 <w:szCs w:val="19"/>
               </w:rPr>
-              <w:t xml:space="preserve">39.6 %</w:t>
+              <w:t>39.7 %</w:t>
             </w:r>
           </w:p>
         </w:tc>
@@ -12979,7 +13482,7 @@
                 <w:sz w:val="19"/>
                 <w:szCs w:val="19"/>
               </w:rPr>
-              <w:t xml:space="preserve">$539</w:t>
+              <w:t>$353</w:t>
             </w:r>
           </w:p>
         </w:tc>
@@ -13012,7 +13515,7 @@
                 <w:sz w:val="19"/>
                 <w:szCs w:val="19"/>
               </w:rPr>
-              <w:t xml:space="preserve">9.2 %</w:t>
+              <w:t>9.1 %</w:t>
             </w:r>
           </w:p>
         </w:tc>
@@ -13047,7 +13550,7 @@
                 <w:sz w:val="19"/>
                 <w:szCs w:val="19"/>
               </w:rPr>
-              <w:t xml:space="preserve">Regular</w:t>
+              <w:t>Regular</w:t>
             </w:r>
           </w:p>
         </w:tc>
@@ -13080,7 +13583,7 @@
                 <w:sz w:val="19"/>
                 <w:szCs w:val="19"/>
               </w:rPr>
-              <w:t xml:space="preserve">325</w:t>
+              <w:t>326</w:t>
             </w:r>
           </w:p>
         </w:tc>
@@ -13113,7 +13616,7 @@
                 <w:sz w:val="19"/>
                 <w:szCs w:val="19"/>
               </w:rPr>
-              <w:t xml:space="preserve">795</w:t>
+              <w:t>805</w:t>
             </w:r>
           </w:p>
         </w:tc>
@@ -13146,7 +13649,7 @@
                 <w:sz w:val="19"/>
                 <w:szCs w:val="19"/>
               </w:rPr>
-              <w:t xml:space="preserve">2.45</w:t>
+              <w:t>2.47</w:t>
             </w:r>
           </w:p>
         </w:tc>
@@ -13179,7 +13682,7 @@
                 <w:sz w:val="19"/>
                 <w:szCs w:val="19"/>
               </w:rPr>
-              <w:t xml:space="preserve">$94,706</w:t>
+              <w:t>$61,148</w:t>
             </w:r>
           </w:p>
         </w:tc>
@@ -13212,7 +13715,7 @@
                 <w:sz w:val="19"/>
                 <w:szCs w:val="19"/>
               </w:rPr>
-              <w:t xml:space="preserve">41.7 %</w:t>
+              <w:t>41.1 %</w:t>
             </w:r>
           </w:p>
         </w:tc>
@@ -13245,7 +13748,7 @@
                 <w:sz w:val="19"/>
                 <w:szCs w:val="19"/>
               </w:rPr>
-              <w:t xml:space="preserve">$291</w:t>
+              <w:t>$188</w:t>
             </w:r>
           </w:p>
         </w:tc>
@@ -13278,7 +13781,7 @@
                 <w:sz w:val="19"/>
                 <w:szCs w:val="19"/>
               </w:rPr>
-              <w:t xml:space="preserve">7.3 %</w:t>
+              <w:t>7.6 %</w:t>
             </w:r>
           </w:p>
         </w:tc>
@@ -13313,7 +13816,7 @@
                 <w:sz w:val="19"/>
                 <w:szCs w:val="19"/>
               </w:rPr>
-              <w:t xml:space="preserve">New</w:t>
+              <w:t>New</w:t>
             </w:r>
           </w:p>
         </w:tc>
@@ -13346,7 +13849,7 @@
                 <w:sz w:val="19"/>
                 <w:szCs w:val="19"/>
               </w:rPr>
-              <w:t xml:space="preserve">229</w:t>
+              <w:t>230</w:t>
             </w:r>
           </w:p>
         </w:tc>
@@ -13379,7 +13882,7 @@
                 <w:sz w:val="19"/>
                 <w:szCs w:val="19"/>
               </w:rPr>
-              <w:t xml:space="preserve">370</w:t>
+              <w:t>374</w:t>
             </w:r>
           </w:p>
         </w:tc>
@@ -13412,7 +13915,7 @@
                 <w:sz w:val="19"/>
                 <w:szCs w:val="19"/>
               </w:rPr>
-              <w:t xml:space="preserve">1.62</w:t>
+              <w:t>1.63</w:t>
             </w:r>
           </w:p>
         </w:tc>
@@ -13445,7 +13948,7 @@
                 <w:sz w:val="19"/>
                 <w:szCs w:val="19"/>
               </w:rPr>
-              <w:t xml:space="preserve">$42,433</w:t>
+              <w:t>$28,555</w:t>
             </w:r>
           </w:p>
         </w:tc>
@@ -13478,7 +13981,7 @@
                 <w:sz w:val="19"/>
                 <w:szCs w:val="19"/>
               </w:rPr>
-              <w:t xml:space="preserve">18.7 %</w:t>
+              <w:t>19.2 %</w:t>
             </w:r>
           </w:p>
         </w:tc>
@@ -13511,7 +14014,7 @@
                 <w:sz w:val="19"/>
                 <w:szCs w:val="19"/>
               </w:rPr>
-              <w:t xml:space="preserve">$185</w:t>
+              <w:t>$124</w:t>
             </w:r>
           </w:p>
         </w:tc>
@@ -13544,7 +14047,7 @@
                 <w:sz w:val="19"/>
                 <w:szCs w:val="19"/>
               </w:rPr>
-              <w:t xml:space="preserve">8.0 %</w:t>
+              <w:t>7.9 %</w:t>
             </w:r>
           </w:p>
         </w:tc>
@@ -13573,7 +14076,7 @@
           <w:sz w:val="21"/>
           <w:szCs w:val="21"/>
         </w:rPr>
-        <w:t xml:space="preserve">VIP customers are 23 % of the customer base but generate 40 % of revenue, placing 4.8 orders each versus 1.6 for New customers. Average order value is almost identical across segments, so the difference in lifetime value comes from purchase frequency rather than basket size. VIPs also receive the largest average discount, which should be monitored to protect margin.</w:t>
+        <w:t>VIP customers are 23 % of the customer base but generate 40 % of revenue, placing 4.9 orders each versus 1.6 for New customers. Average order value is similar across segments (VIP is actually the lowest), so the difference in lifetime value comes from purchase frequency rather than basket size. VIPs also receive the largest average discount, which should be monitored to protect margin.</w:t>
       </w:r>
     </w:p>
     <w:p>
@@ -13847,7 +14350,7 @@
                 <w:sz w:val="19"/>
                 <w:szCs w:val="19"/>
               </w:rPr>
-              <w:t xml:space="preserve">2024-01</w:t>
+              <w:t>2024-01</w:t>
             </w:r>
           </w:p>
         </w:tc>
@@ -13880,7 +14383,7 @@
                 <w:sz w:val="19"/>
                 <w:szCs w:val="19"/>
               </w:rPr>
-              <w:t xml:space="preserve">75</w:t>
+              <w:t>77</w:t>
             </w:r>
           </w:p>
         </w:tc>
@@ -13913,7 +14416,7 @@
                 <w:sz w:val="19"/>
                 <w:szCs w:val="19"/>
               </w:rPr>
-              <w:t xml:space="preserve">$7,360</w:t>
+              <w:t>$5,670</w:t>
             </w:r>
           </w:p>
         </w:tc>
@@ -13946,7 +14449,7 @@
                 <w:sz w:val="19"/>
                 <w:szCs w:val="19"/>
               </w:rPr>
-              <w:t xml:space="preserve">2024-10</w:t>
+              <w:t>2024-10</w:t>
             </w:r>
           </w:p>
         </w:tc>
@@ -13979,7 +14482,7 @@
                 <w:sz w:val="19"/>
                 <w:szCs w:val="19"/>
               </w:rPr>
-              <w:t xml:space="preserve">103</w:t>
+              <w:t>105</w:t>
             </w:r>
           </w:p>
         </w:tc>
@@ -14012,7 +14515,7 @@
                 <w:sz w:val="19"/>
                 <w:szCs w:val="19"/>
               </w:rPr>
-              <w:t xml:space="preserve">$13,683</w:t>
+              <w:t>$6,834</w:t>
             </w:r>
           </w:p>
         </w:tc>
@@ -14047,7 +14550,7 @@
                 <w:sz w:val="19"/>
                 <w:szCs w:val="19"/>
               </w:rPr>
-              <w:t xml:space="preserve">2024-02</w:t>
+              <w:t>2024-02</w:t>
             </w:r>
           </w:p>
         </w:tc>
@@ -14080,7 +14583,7 @@
                 <w:sz w:val="19"/>
                 <w:szCs w:val="19"/>
               </w:rPr>
-              <w:t xml:space="preserve">66</w:t>
+              <w:t>67</w:t>
             </w:r>
           </w:p>
         </w:tc>
@@ -14113,7 +14616,7 @@
                 <w:sz w:val="19"/>
                 <w:szCs w:val="19"/>
               </w:rPr>
-              <w:t xml:space="preserve">$6,958</w:t>
+              <w:t>$5,118</w:t>
             </w:r>
           </w:p>
         </w:tc>
@@ -14146,7 +14649,7 @@
                 <w:sz w:val="19"/>
                 <w:szCs w:val="19"/>
               </w:rPr>
-              <w:t xml:space="preserve">2024-11</w:t>
+              <w:t>2024-11</w:t>
             </w:r>
           </w:p>
         </w:tc>
@@ -14179,7 +14682,7 @@
                 <w:sz w:val="19"/>
                 <w:szCs w:val="19"/>
               </w:rPr>
-              <w:t xml:space="preserve">172</w:t>
+              <w:t>174</w:t>
             </w:r>
           </w:p>
         </w:tc>
@@ -14212,7 +14715,7 @@
                 <w:sz w:val="19"/>
                 <w:szCs w:val="19"/>
               </w:rPr>
-              <w:t xml:space="preserve">$18,854</w:t>
+              <w:t>$10,538</w:t>
             </w:r>
           </w:p>
         </w:tc>
@@ -14247,7 +14750,7 @@
                 <w:sz w:val="19"/>
                 <w:szCs w:val="19"/>
               </w:rPr>
-              <w:t xml:space="preserve">2024-03</w:t>
+              <w:t>2024-03</w:t>
             </w:r>
           </w:p>
         </w:tc>
@@ -14280,7 +14783,7 @@
                 <w:sz w:val="19"/>
                 <w:szCs w:val="19"/>
               </w:rPr>
-              <w:t xml:space="preserve">75</w:t>
+              <w:t>76</w:t>
             </w:r>
           </w:p>
         </w:tc>
@@ -14313,7 +14816,7 @@
                 <w:sz w:val="19"/>
                 <w:szCs w:val="19"/>
               </w:rPr>
-              <w:t xml:space="preserve">$8,069</w:t>
+              <w:t>$5,521</w:t>
             </w:r>
           </w:p>
         </w:tc>
@@ -14346,7 +14849,7 @@
                 <w:sz w:val="19"/>
                 <w:szCs w:val="19"/>
               </w:rPr>
-              <w:t xml:space="preserve">2024-12</w:t>
+              <w:t>2024-12</w:t>
             </w:r>
           </w:p>
         </w:tc>
@@ -14379,7 +14882,7 @@
                 <w:sz w:val="19"/>
                 <w:szCs w:val="19"/>
               </w:rPr>
-              <w:t xml:space="preserve">183</w:t>
+              <w:t>184</w:t>
             </w:r>
           </w:p>
         </w:tc>
@@ -14412,7 +14915,7 @@
                 <w:sz w:val="19"/>
                 <w:szCs w:val="19"/>
               </w:rPr>
-              <w:t xml:space="preserve">$28,225</w:t>
+              <w:t>$13,287</w:t>
             </w:r>
           </w:p>
         </w:tc>
@@ -14447,7 +14950,7 @@
                 <w:sz w:val="19"/>
                 <w:szCs w:val="19"/>
               </w:rPr>
-              <w:t xml:space="preserve">2024-04</w:t>
+              <w:t>2024-04</w:t>
             </w:r>
           </w:p>
         </w:tc>
@@ -14480,7 +14983,7 @@
                 <w:sz w:val="19"/>
                 <w:szCs w:val="19"/>
               </w:rPr>
-              <w:t xml:space="preserve">101</w:t>
+              <w:t>102</w:t>
             </w:r>
           </w:p>
         </w:tc>
@@ -14513,7 +15016,7 @@
                 <w:sz w:val="19"/>
                 <w:szCs w:val="19"/>
               </w:rPr>
-              <w:t xml:space="preserve">$13,645</w:t>
+              <w:t>$7,067</w:t>
             </w:r>
           </w:p>
         </w:tc>
@@ -14546,7 +15049,7 @@
                 <w:sz w:val="19"/>
                 <w:szCs w:val="19"/>
               </w:rPr>
-              <w:t xml:space="preserve">2025-01</w:t>
+              <w:t>2025-01</w:t>
             </w:r>
           </w:p>
         </w:tc>
@@ -14579,7 +15082,7 @@
                 <w:sz w:val="19"/>
                 <w:szCs w:val="19"/>
               </w:rPr>
-              <w:t xml:space="preserve">96</w:t>
+              <w:t>96</w:t>
             </w:r>
           </w:p>
         </w:tc>
@@ -14612,7 +15115,7 @@
                 <w:sz w:val="19"/>
                 <w:szCs w:val="19"/>
               </w:rPr>
-              <w:t xml:space="preserve">$10,500</w:t>
+              <w:t>$7,343</w:t>
             </w:r>
           </w:p>
         </w:tc>
@@ -14647,7 +15150,7 @@
                 <w:sz w:val="19"/>
                 <w:szCs w:val="19"/>
               </w:rPr>
-              <w:t xml:space="preserve">2024-05</w:t>
+              <w:t>2024-05</w:t>
             </w:r>
           </w:p>
         </w:tc>
@@ -14680,7 +15183,7 @@
                 <w:sz w:val="19"/>
                 <w:szCs w:val="19"/>
               </w:rPr>
-              <w:t xml:space="preserve">125</w:t>
+              <w:t>126</w:t>
             </w:r>
           </w:p>
         </w:tc>
@@ -14713,7 +15216,7 @@
                 <w:sz w:val="19"/>
                 <w:szCs w:val="19"/>
               </w:rPr>
-              <w:t xml:space="preserve">$13,576</w:t>
+              <w:t>$9,774</w:t>
             </w:r>
           </w:p>
         </w:tc>
@@ -14746,7 +15249,7 @@
                 <w:sz w:val="19"/>
                 <w:szCs w:val="19"/>
               </w:rPr>
-              <w:t xml:space="preserve">2025-02</w:t>
+              <w:t>2025-02</w:t>
             </w:r>
           </w:p>
         </w:tc>
@@ -14779,7 +15282,7 @@
                 <w:sz w:val="19"/>
                 <w:szCs w:val="19"/>
               </w:rPr>
-              <w:t xml:space="preserve">77</w:t>
+              <w:t>77</w:t>
             </w:r>
           </w:p>
         </w:tc>
@@ -14812,7 +15315,7 @@
                 <w:sz w:val="19"/>
                 <w:szCs w:val="19"/>
               </w:rPr>
-              <w:t xml:space="preserve">$8,310</w:t>
+              <w:t>$4,414</w:t>
             </w:r>
           </w:p>
         </w:tc>
@@ -14847,7 +15350,7 @@
                 <w:sz w:val="19"/>
                 <w:szCs w:val="19"/>
               </w:rPr>
-              <w:t xml:space="preserve">2024-06</w:t>
+              <w:t>2024-06</w:t>
             </w:r>
           </w:p>
         </w:tc>
@@ -14880,7 +15383,7 @@
                 <w:sz w:val="19"/>
                 <w:szCs w:val="19"/>
               </w:rPr>
-              <w:t xml:space="preserve">113</w:t>
+              <w:t>114</w:t>
             </w:r>
           </w:p>
         </w:tc>
@@ -14913,7 +15416,7 @@
                 <w:sz w:val="19"/>
                 <w:szCs w:val="19"/>
               </w:rPr>
-              <w:t xml:space="preserve">$15,271</w:t>
+              <w:t>$11,476</w:t>
             </w:r>
           </w:p>
         </w:tc>
@@ -14946,7 +15449,7 @@
                 <w:sz w:val="19"/>
                 <w:szCs w:val="19"/>
               </w:rPr>
-              <w:t xml:space="preserve">2025-03</w:t>
+              <w:t>2025-03</w:t>
             </w:r>
           </w:p>
         </w:tc>
@@ -14979,7 +15482,7 @@
                 <w:sz w:val="19"/>
                 <w:szCs w:val="19"/>
               </w:rPr>
-              <w:t xml:space="preserve">95</w:t>
+              <w:t>96</w:t>
             </w:r>
           </w:p>
         </w:tc>
@@ -15012,7 +15515,7 @@
                 <w:sz w:val="19"/>
                 <w:szCs w:val="19"/>
               </w:rPr>
-              <w:t xml:space="preserve">$11,048</w:t>
+              <w:t>$9,614</w:t>
             </w:r>
           </w:p>
         </w:tc>
@@ -15047,7 +15550,7 @@
                 <w:sz w:val="19"/>
                 <w:szCs w:val="19"/>
               </w:rPr>
-              <w:t xml:space="preserve">2024-07</w:t>
+              <w:t>2024-07</w:t>
             </w:r>
           </w:p>
         </w:tc>
@@ -15080,7 +15583,7 @@
                 <w:sz w:val="19"/>
                 <w:szCs w:val="19"/>
               </w:rPr>
-              <w:t xml:space="preserve">110</w:t>
+              <w:t>111</w:t>
             </w:r>
           </w:p>
         </w:tc>
@@ -15113,7 +15616,7 @@
                 <w:sz w:val="19"/>
                 <w:szCs w:val="19"/>
               </w:rPr>
-              <w:t xml:space="preserve">$12,102</w:t>
+              <w:t>$7,964</w:t>
             </w:r>
           </w:p>
         </w:tc>
@@ -15146,7 +15649,7 @@
                 <w:sz w:val="19"/>
                 <w:szCs w:val="19"/>
               </w:rPr>
-              <w:t xml:space="preserve">2025-04</w:t>
+              <w:t>2025-04</w:t>
             </w:r>
           </w:p>
         </w:tc>
@@ -15179,7 +15682,7 @@
                 <w:sz w:val="19"/>
                 <w:szCs w:val="19"/>
               </w:rPr>
-              <w:t xml:space="preserve">93</w:t>
+              <w:t>96</w:t>
             </w:r>
           </w:p>
         </w:tc>
@@ -15212,7 +15715,7 @@
                 <w:sz w:val="19"/>
                 <w:szCs w:val="19"/>
               </w:rPr>
-              <w:t xml:space="preserve">$8,263</w:t>
+              <w:t>$7,917</w:t>
             </w:r>
           </w:p>
         </w:tc>
@@ -15247,7 +15750,7 @@
                 <w:sz w:val="19"/>
                 <w:szCs w:val="19"/>
               </w:rPr>
-              <w:t xml:space="preserve">2024-08</w:t>
+              <w:t>2024-08</w:t>
             </w:r>
           </w:p>
         </w:tc>
@@ -15280,7 +15783,7 @@
                 <w:sz w:val="19"/>
                 <w:szCs w:val="19"/>
               </w:rPr>
-              <w:t xml:space="preserve">137</w:t>
+              <w:t>138</w:t>
             </w:r>
           </w:p>
         </w:tc>
@@ -15313,7 +15816,7 @@
                 <w:sz w:val="19"/>
                 <w:szCs w:val="19"/>
               </w:rPr>
-              <w:t xml:space="preserve">$12,444</w:t>
+              <w:t>$7,979</w:t>
             </w:r>
           </w:p>
         </w:tc>
@@ -15346,7 +15849,7 @@
                 <w:sz w:val="19"/>
                 <w:szCs w:val="19"/>
               </w:rPr>
-              <w:t xml:space="preserve">2025-05</w:t>
+              <w:t>2025-05</w:t>
             </w:r>
           </w:p>
         </w:tc>
@@ -15379,7 +15882,7 @@
                 <w:sz w:val="19"/>
                 <w:szCs w:val="19"/>
               </w:rPr>
-              <w:t xml:space="preserve">109</w:t>
+              <w:t>112</w:t>
             </w:r>
           </w:p>
         </w:tc>
@@ -15412,7 +15915,7 @@
                 <w:sz w:val="19"/>
                 <w:szCs w:val="19"/>
               </w:rPr>
-              <w:t xml:space="preserve">$12,371</w:t>
+              <w:t>$9,431</w:t>
             </w:r>
           </w:p>
         </w:tc>
@@ -15447,7 +15950,7 @@
                 <w:sz w:val="19"/>
                 <w:szCs w:val="19"/>
               </w:rPr>
-              <w:t xml:space="preserve">2024-09</w:t>
+              <w:t>2024-09</w:t>
             </w:r>
           </w:p>
         </w:tc>
@@ -15480,7 +15983,7 @@
                 <w:sz w:val="19"/>
                 <w:szCs w:val="19"/>
               </w:rPr>
-              <w:t xml:space="preserve">119</w:t>
+              <w:t>120</w:t>
             </w:r>
           </w:p>
         </w:tc>
@@ -15513,7 +16016,7 @@
                 <w:sz w:val="19"/>
                 <w:szCs w:val="19"/>
               </w:rPr>
-              <w:t xml:space="preserve">$16,058</w:t>
+              <w:t>$8,790</w:t>
             </w:r>
           </w:p>
         </w:tc>
@@ -15546,7 +16049,7 @@
                 <w:sz w:val="19"/>
                 <w:szCs w:val="19"/>
               </w:rPr>
-              <w:t xml:space="preserve">2025-06</w:t>
+              <w:t>2025-06</w:t>
             </w:r>
           </w:p>
         </w:tc>
@@ -15579,7 +16082,7 @@
                 <w:sz w:val="19"/>
                 <w:szCs w:val="19"/>
               </w:rPr>
-              <w:t xml:space="preserve">123</w:t>
+              <w:t>124</w:t>
             </w:r>
           </w:p>
         </w:tc>
@@ -15612,7 +16115,7 @@
                 <w:sz w:val="19"/>
                 <w:szCs w:val="19"/>
               </w:rPr>
-              <w:t xml:space="preserve">$10,417</w:t>
+              <w:t>$9,936</w:t>
             </w:r>
           </w:p>
         </w:tc>
@@ -15641,7 +16144,7 @@
           <w:sz w:val="21"/>
           <w:szCs w:val="21"/>
         </w:rPr>
-        <w:t xml:space="preserve">Orders grew through 2024 and peaked in November–December: December 2024 produced 183 orders and $28.2 k, roughly 2.4 times the monthly average of the first quarter. Revenue fell 63 % month-on-month in January 2025 — the post-holiday trough — and then recovered to slightly above the same months of 2024. A month × category pivot table shows the December spike is driven mainly by Electronics.</w:t>
+        <w:t>Orders grew through 2024 and peaked in November–December: December 2024 produced 184 orders and $13.3 k, roughly 2.4 times the monthly average of the first quarter. Revenue fell 45 % month-on-month in January 2025 — the post-holiday trough — and then recovered above the same months of 2024. A month × category pivot table shows the December spike is driven mainly by Electronics.</w:t>
       </w:r>
     </w:p>
     <w:p>
@@ -15950,7 +16453,7 @@
                 <w:sz w:val="19"/>
                 <w:szCs w:val="19"/>
               </w:rPr>
-              <w:t xml:space="preserve">Cambodia</w:t>
+              <w:t>Cambodia</w:t>
             </w:r>
           </w:p>
         </w:tc>
@@ -15983,7 +16486,7 @@
                 <w:sz w:val="19"/>
                 <w:szCs w:val="19"/>
               </w:rPr>
-              <w:t xml:space="preserve">231</w:t>
+              <w:t>231</w:t>
             </w:r>
           </w:p>
         </w:tc>
@@ -16016,7 +16519,7 @@
                 <w:sz w:val="19"/>
                 <w:szCs w:val="19"/>
               </w:rPr>
-              <w:t xml:space="preserve">616</w:t>
+              <w:t>623</w:t>
             </w:r>
           </w:p>
         </w:tc>
@@ -16049,7 +16552,7 @@
                 <w:sz w:val="19"/>
                 <w:szCs w:val="19"/>
               </w:rPr>
-              <w:t xml:space="preserve">$78,455</w:t>
+              <w:t>$47,461</w:t>
             </w:r>
           </w:p>
         </w:tc>
@@ -16082,7 +16585,7 @@
                 <w:sz w:val="19"/>
                 <w:szCs w:val="19"/>
               </w:rPr>
-              <w:t xml:space="preserve">34.5 %</w:t>
+              <w:t>31.9 %</w:t>
             </w:r>
           </w:p>
         </w:tc>
@@ -16115,7 +16618,7 @@
                 <w:sz w:val="19"/>
                 <w:szCs w:val="19"/>
               </w:rPr>
-              <w:t xml:space="preserve">$148.39</w:t>
+              <w:t>$94.74</w:t>
             </w:r>
           </w:p>
         </w:tc>
@@ -16148,7 +16651,7 @@
                 <w:sz w:val="19"/>
                 <w:szCs w:val="19"/>
               </w:rPr>
-              <w:t xml:space="preserve">$340</w:t>
+              <w:t>$205</w:t>
             </w:r>
           </w:p>
         </w:tc>
@@ -16183,7 +16686,7 @@
                 <w:sz w:val="19"/>
                 <w:szCs w:val="19"/>
               </w:rPr>
-              <w:t xml:space="preserve">Thailand</w:t>
+              <w:t>Vietnam</w:t>
             </w:r>
           </w:p>
         </w:tc>
@@ -16216,7 +16719,7 @@
                 <w:sz w:val="19"/>
                 <w:szCs w:val="19"/>
               </w:rPr>
-              <w:t xml:space="preserve">124</w:t>
+              <w:t>134</w:t>
             </w:r>
           </w:p>
         </w:tc>
@@ -16249,7 +16752,7 @@
                 <w:sz w:val="19"/>
                 <w:szCs w:val="19"/>
               </w:rPr>
-              <w:t xml:space="preserve">361</w:t>
+              <w:t>392</w:t>
             </w:r>
           </w:p>
         </w:tc>
@@ -16282,7 +16785,7 @@
                 <w:sz w:val="19"/>
                 <w:szCs w:val="19"/>
               </w:rPr>
-              <w:t xml:space="preserve">$44,490</w:t>
+              <w:t>$28,260</w:t>
             </w:r>
           </w:p>
         </w:tc>
@@ -16315,7 +16818,7 @@
                 <w:sz w:val="19"/>
                 <w:szCs w:val="19"/>
               </w:rPr>
-              <w:t xml:space="preserve">19.6 %</w:t>
+              <w:t>19.0 %</w:t>
             </w:r>
           </w:p>
         </w:tc>
@@ -16348,7 +16851,7 @@
                 <w:sz w:val="19"/>
                 <w:szCs w:val="19"/>
               </w:rPr>
-              <w:t xml:space="preserve">$142.20</w:t>
+              <w:t>$87.09</w:t>
             </w:r>
           </w:p>
         </w:tc>
@@ -16381,7 +16884,7 @@
                 <w:sz w:val="19"/>
                 <w:szCs w:val="19"/>
               </w:rPr>
-              <w:t xml:space="preserve">$359</w:t>
+              <w:t>$211</w:t>
             </w:r>
           </w:p>
         </w:tc>
@@ -16416,7 +16919,7 @@
                 <w:sz w:val="19"/>
                 <w:szCs w:val="19"/>
               </w:rPr>
-              <w:t xml:space="preserve">Vietnam</w:t>
+              <w:t>Thailand</w:t>
             </w:r>
           </w:p>
         </w:tc>
@@ -16449,7 +16952,7 @@
                 <w:sz w:val="19"/>
                 <w:szCs w:val="19"/>
               </w:rPr>
-              <w:t xml:space="preserve">133</w:t>
+              <w:t>124</w:t>
             </w:r>
           </w:p>
         </w:tc>
@@ -16482,7 +16985,7 @@
                 <w:sz w:val="19"/>
                 <w:szCs w:val="19"/>
               </w:rPr>
-              <w:t xml:space="preserve">389</w:t>
+              <w:t>365</w:t>
             </w:r>
           </w:p>
         </w:tc>
@@ -16515,7 +17018,7 @@
                 <w:sz w:val="19"/>
                 <w:szCs w:val="19"/>
               </w:rPr>
-              <w:t xml:space="preserve">$37,344</w:t>
+              <w:t>$27,558</w:t>
             </w:r>
           </w:p>
         </w:tc>
@@ -16548,7 +17051,7 @@
                 <w:sz w:val="19"/>
                 <w:szCs w:val="19"/>
               </w:rPr>
-              <w:t xml:space="preserve">16.4 %</w:t>
+              <w:t>18.5 %</w:t>
             </w:r>
           </w:p>
         </w:tc>
@@ -16581,7 +17084,7 @@
                 <w:sz w:val="19"/>
                 <w:szCs w:val="19"/>
               </w:rPr>
-              <w:t xml:space="preserve">$118.90</w:t>
+              <w:t>$90.81</w:t>
             </w:r>
           </w:p>
         </w:tc>
@@ -16614,7 +17117,7 @@
                 <w:sz w:val="19"/>
                 <w:szCs w:val="19"/>
               </w:rPr>
-              <w:t xml:space="preserve">$281</w:t>
+              <w:t>$222</w:t>
             </w:r>
           </w:p>
         </w:tc>
@@ -16649,7 +17152,7 @@
                 <w:sz w:val="19"/>
                 <w:szCs w:val="19"/>
               </w:rPr>
-              <w:t xml:space="preserve">Singapore</w:t>
+              <w:t>Singapore</w:t>
             </w:r>
           </w:p>
         </w:tc>
@@ -16682,7 +17185,7 @@
                 <w:sz w:val="19"/>
                 <w:szCs w:val="19"/>
               </w:rPr>
-              <w:t xml:space="preserve">78</w:t>
+              <w:t>78</w:t>
             </w:r>
           </w:p>
         </w:tc>
@@ -16715,7 +17218,7 @@
                 <w:sz w:val="19"/>
                 <w:szCs w:val="19"/>
               </w:rPr>
-              <w:t xml:space="preserve">209</w:t>
+              <w:t>210</w:t>
             </w:r>
           </w:p>
         </w:tc>
@@ -16748,7 +17251,7 @@
                 <w:sz w:val="19"/>
                 <w:szCs w:val="19"/>
               </w:rPr>
-              <w:t xml:space="preserve">$23,714</w:t>
+              <w:t>$14,579</w:t>
             </w:r>
           </w:p>
         </w:tc>
@@ -16781,7 +17284,7 @@
                 <w:sz w:val="19"/>
                 <w:szCs w:val="19"/>
               </w:rPr>
-              <w:t xml:space="preserve">10.4 %</w:t>
+              <w:t>9.8 %</w:t>
             </w:r>
           </w:p>
         </w:tc>
@@ -16814,7 +17317,7 @@
                 <w:sz w:val="19"/>
                 <w:szCs w:val="19"/>
               </w:rPr>
-              <w:t xml:space="preserve">$133.01</w:t>
+              <w:t>$84.45</w:t>
             </w:r>
           </w:p>
         </w:tc>
@@ -16847,7 +17350,7 @@
                 <w:sz w:val="19"/>
                 <w:szCs w:val="19"/>
               </w:rPr>
-              <w:t xml:space="preserve">$304</w:t>
+              <w:t>$187</w:t>
             </w:r>
           </w:p>
         </w:tc>
@@ -16882,7 +17385,7 @@
                 <w:sz w:val="19"/>
                 <w:szCs w:val="19"/>
               </w:rPr>
-              <w:t xml:space="preserve">Malaysia</w:t>
+              <w:t>Philippines</w:t>
             </w:r>
           </w:p>
         </w:tc>
@@ -16915,7 +17418,7 @@
                 <w:sz w:val="19"/>
                 <w:szCs w:val="19"/>
               </w:rPr>
-              <w:t xml:space="preserve">66</w:t>
+              <w:t>53</w:t>
             </w:r>
           </w:p>
         </w:tc>
@@ -16948,7 +17451,7 @@
                 <w:sz w:val="19"/>
                 <w:szCs w:val="19"/>
               </w:rPr>
-              <w:t xml:space="preserve">170</w:t>
+              <w:t>143</w:t>
             </w:r>
           </w:p>
         </w:tc>
@@ -16981,7 +17484,7 @@
                 <w:sz w:val="19"/>
                 <w:szCs w:val="19"/>
               </w:rPr>
-              <w:t xml:space="preserve">$17,143</w:t>
+              <w:t>$12,842</w:t>
             </w:r>
           </w:p>
         </w:tc>
@@ -17014,7 +17517,7 @@
                 <w:sz w:val="19"/>
                 <w:szCs w:val="19"/>
               </w:rPr>
-              <w:t xml:space="preserve">7.5 %</w:t>
+              <w:t>8.6 %</w:t>
             </w:r>
           </w:p>
         </w:tc>
@@ -17047,7 +17550,7 @@
                 <w:sz w:val="19"/>
                 <w:szCs w:val="19"/>
               </w:rPr>
-              <w:t xml:space="preserve">$119.24</w:t>
+              <w:t>$113.49</w:t>
             </w:r>
           </w:p>
         </w:tc>
@@ -17080,7 +17583,7 @@
                 <w:sz w:val="19"/>
                 <w:szCs w:val="19"/>
               </w:rPr>
-              <w:t xml:space="preserve">$260</w:t>
+              <w:t>$242</w:t>
             </w:r>
           </w:p>
         </w:tc>
@@ -17115,7 +17618,7 @@
                 <w:sz w:val="19"/>
                 <w:szCs w:val="19"/>
               </w:rPr>
-              <w:t xml:space="preserve">Philippines</w:t>
+              <w:t>Malaysia</w:t>
             </w:r>
           </w:p>
         </w:tc>
@@ -17148,7 +17651,7 @@
                 <w:sz w:val="19"/>
                 <w:szCs w:val="19"/>
               </w:rPr>
-              <w:t xml:space="preserve">52</w:t>
+              <w:t>66</w:t>
             </w:r>
           </w:p>
         </w:tc>
@@ -17181,7 +17684,7 @@
                 <w:sz w:val="19"/>
                 <w:szCs w:val="19"/>
               </w:rPr>
-              <w:t xml:space="preserve">141</w:t>
+              <w:t>176</w:t>
             </w:r>
           </w:p>
         </w:tc>
@@ -17214,7 +17717,7 @@
                 <w:sz w:val="19"/>
                 <w:szCs w:val="19"/>
               </w:rPr>
-              <w:t xml:space="preserve">$14,095</w:t>
+              <w:t>$10,143</w:t>
             </w:r>
           </w:p>
         </w:tc>
@@ -17247,7 +17750,7 @@
                 <w:sz w:val="19"/>
                 <w:szCs w:val="19"/>
               </w:rPr>
-              <w:t xml:space="preserve">6.2 %</w:t>
+              <w:t>6.8 %</w:t>
             </w:r>
           </w:p>
         </w:tc>
@@ -17280,7 +17783,7 @@
                 <w:sz w:val="19"/>
                 <w:szCs w:val="19"/>
               </w:rPr>
-              <w:t xml:space="preserve">$132.77</w:t>
+              <w:t>$81.72</w:t>
             </w:r>
           </w:p>
         </w:tc>
@@ -17313,7 +17816,7 @@
                 <w:sz w:val="19"/>
                 <w:szCs w:val="19"/>
               </w:rPr>
-              <w:t xml:space="preserve">$271</w:t>
+              <w:t>$154</w:t>
             </w:r>
           </w:p>
         </w:tc>
@@ -17348,7 +17851,7 @@
                 <w:sz w:val="19"/>
                 <w:szCs w:val="19"/>
               </w:rPr>
-              <w:t xml:space="preserve">Indonesia</w:t>
+              <w:t>Indonesia</w:t>
             </w:r>
           </w:p>
         </w:tc>
@@ -17381,7 +17884,7 @@
                 <w:sz w:val="19"/>
                 <w:szCs w:val="19"/>
               </w:rPr>
-              <w:t xml:space="preserve">37</w:t>
+              <w:t>37</w:t>
             </w:r>
           </w:p>
         </w:tc>
@@ -17414,7 +17917,7 @@
                 <w:sz w:val="19"/>
                 <w:szCs w:val="19"/>
               </w:rPr>
-              <w:t xml:space="preserve">86</w:t>
+              <w:t>86</w:t>
             </w:r>
           </w:p>
         </w:tc>
@@ -17447,7 +17950,7 @@
                 <w:sz w:val="19"/>
                 <w:szCs w:val="19"/>
               </w:rPr>
-              <w:t xml:space="preserve">$11,913</w:t>
+              <w:t>$7,832</w:t>
             </w:r>
           </w:p>
         </w:tc>
@@ -17480,7 +17983,7 @@
                 <w:sz w:val="19"/>
                 <w:szCs w:val="19"/>
               </w:rPr>
-              <w:t xml:space="preserve">5.2 %</w:t>
+              <w:t>5.3 %</w:t>
             </w:r>
           </w:p>
         </w:tc>
@@ -17513,7 +18016,7 @@
                 <w:sz w:val="19"/>
                 <w:szCs w:val="19"/>
               </w:rPr>
-              <w:t xml:space="preserve">$155.01</w:t>
+              <w:t>$100.99</w:t>
             </w:r>
           </w:p>
         </w:tc>
@@ -17546,7 +18049,7 @@
                 <w:sz w:val="19"/>
                 <w:szCs w:val="19"/>
               </w:rPr>
-              <w:t xml:space="preserve">$322</w:t>
+              <w:t>$212</w:t>
             </w:r>
           </w:p>
         </w:tc>
@@ -17746,7 +18249,7 @@
                 <w:sz w:val="19"/>
                 <w:szCs w:val="19"/>
               </w:rPr>
-              <w:t xml:space="preserve">Social Media</w:t>
+              <w:t>Email</w:t>
             </w:r>
           </w:p>
         </w:tc>
@@ -17779,7 +18282,7 @@
                 <w:sz w:val="19"/>
                 <w:szCs w:val="19"/>
               </w:rPr>
-              <w:t xml:space="preserve">198</w:t>
+              <w:t>110</w:t>
             </w:r>
           </w:p>
         </w:tc>
@@ -17812,7 +18315,7 @@
                 <w:sz w:val="19"/>
                 <w:szCs w:val="19"/>
               </w:rPr>
-              <w:t xml:space="preserve">$65,929</w:t>
+              <w:t>$27,047</w:t>
             </w:r>
           </w:p>
         </w:tc>
@@ -17845,7 +18348,7 @@
                 <w:sz w:val="19"/>
                 <w:szCs w:val="19"/>
               </w:rPr>
-              <w:t xml:space="preserve">$333</w:t>
+              <w:t>$246</w:t>
             </w:r>
           </w:p>
         </w:tc>
@@ -17880,7 +18383,7 @@
                 <w:sz w:val="19"/>
                 <w:szCs w:val="19"/>
               </w:rPr>
-              <w:t xml:space="preserve">Email</w:t>
+              <w:t>Organic Search</w:t>
             </w:r>
           </w:p>
         </w:tc>
@@ -17913,7 +18416,7 @@
                 <w:sz w:val="19"/>
                 <w:szCs w:val="19"/>
               </w:rPr>
-              <w:t xml:space="preserve">110</w:t>
+              <w:t>211</w:t>
             </w:r>
           </w:p>
         </w:tc>
@@ -17946,7 +18449,7 @@
                 <w:sz w:val="19"/>
                 <w:szCs w:val="19"/>
               </w:rPr>
-              <w:t xml:space="preserve">$35,737</w:t>
+              <w:t>$45,764</w:t>
             </w:r>
           </w:p>
         </w:tc>
@@ -17979,7 +18482,7 @@
                 <w:sz w:val="19"/>
                 <w:szCs w:val="19"/>
               </w:rPr>
-              <w:t xml:space="preserve">$325</w:t>
+              <w:t>$217</w:t>
             </w:r>
           </w:p>
         </w:tc>
@@ -18014,7 +18517,7 @@
                 <w:sz w:val="19"/>
                 <w:szCs w:val="19"/>
               </w:rPr>
-              <w:t xml:space="preserve">Paid Ads</w:t>
+              <w:t>Paid Ads</w:t>
             </w:r>
           </w:p>
         </w:tc>
@@ -18047,7 +18550,7 @@
                 <w:sz w:val="19"/>
                 <w:szCs w:val="19"/>
               </w:rPr>
-              <w:t xml:space="preserve">134</w:t>
+              <w:t>135</w:t>
             </w:r>
           </w:p>
         </w:tc>
@@ -18080,7 +18583,7 @@
                 <w:sz w:val="19"/>
                 <w:szCs w:val="19"/>
               </w:rPr>
-              <w:t xml:space="preserve">$43,208</w:t>
+              <w:t>$27,932</w:t>
             </w:r>
           </w:p>
         </w:tc>
@@ -18113,7 +18616,7 @@
                 <w:sz w:val="19"/>
                 <w:szCs w:val="19"/>
               </w:rPr>
-              <w:t xml:space="preserve">$322</w:t>
+              <w:t>$207</w:t>
             </w:r>
           </w:p>
         </w:tc>
@@ -18148,7 +18651,7 @@
                 <w:sz w:val="19"/>
                 <w:szCs w:val="19"/>
               </w:rPr>
-              <w:t xml:space="preserve">Organic Search</w:t>
+              <w:t>Social Media</w:t>
             </w:r>
           </w:p>
         </w:tc>
@@ -18181,7 +18684,7 @@
                 <w:sz w:val="19"/>
                 <w:szCs w:val="19"/>
               </w:rPr>
-              <w:t xml:space="preserve">210</w:t>
+              <w:t>198</w:t>
             </w:r>
           </w:p>
         </w:tc>
@@ -18214,7 +18717,7 @@
                 <w:sz w:val="19"/>
                 <w:szCs w:val="19"/>
               </w:rPr>
-              <w:t xml:space="preserve">$65,956</w:t>
+              <w:t>$37,896</w:t>
             </w:r>
           </w:p>
         </w:tc>
@@ -18247,7 +18750,7 @@
                 <w:sz w:val="19"/>
                 <w:szCs w:val="19"/>
               </w:rPr>
-              <w:t xml:space="preserve">$314</w:t>
+              <w:t>$191</w:t>
             </w:r>
           </w:p>
         </w:tc>
@@ -18282,7 +18785,7 @@
                 <w:sz w:val="19"/>
                 <w:szCs w:val="19"/>
               </w:rPr>
-              <w:t xml:space="preserve">Referral</w:t>
+              <w:t>Referral</w:t>
             </w:r>
           </w:p>
         </w:tc>
@@ -18315,7 +18818,7 @@
                 <w:sz w:val="19"/>
                 <w:szCs w:val="19"/>
               </w:rPr>
-              <w:t xml:space="preserve">69</w:t>
+              <w:t>69</w:t>
             </w:r>
           </w:p>
         </w:tc>
@@ -18348,7 +18851,7 @@
                 <w:sz w:val="19"/>
                 <w:szCs w:val="19"/>
               </w:rPr>
-              <w:t xml:space="preserve">$16,324</w:t>
+              <w:t>$10,036</w:t>
             </w:r>
           </w:p>
         </w:tc>
@@ -18381,7 +18884,7 @@
                 <w:sz w:val="19"/>
                 <w:szCs w:val="19"/>
               </w:rPr>
-              <w:t xml:space="preserve">$237</w:t>
+              <w:t>$145</w:t>
             </w:r>
           </w:p>
         </w:tc>
@@ -18410,7 +18913,7 @@
           <w:sz w:val="21"/>
           <w:szCs w:val="21"/>
         </w:rPr>
-        <w:t xml:space="preserve">Cambodia is the core market with 32 % of customers and 35 % of revenue; Thailand and Vietnam add another 36 %. Indonesia is the smallest market but has the highest average order value ($155), suggesting untapped potential. Social Media and Organic Search each bring about 200 customers and $66 k, while Referral customers are the least valuable at $237 each — 29 % below the average — indicating that the referral programme attracts low-spending customers.</w:t>
+        <w:t>Cambodia is the core market with 32 % of customers and 32 % of revenue; Vietnam and Thailand add 19 % each. The Philippines is small but has the highest average order value ($113) and the highest revenue per customer ($242), suggesting untapped potential. Organic Search and Social Media bring the most customers (about 200 each), Email customers are the most valuable ($246 each), and Referral customers are the least valuable at $145 each — 29 % below the average — indicating that the referral programme attracts low-spending customers.</w:t>
       </w:r>
     </w:p>
     <w:p>
@@ -18649,7 +19152,7 @@
                 <w:sz w:val="19"/>
                 <w:szCs w:val="19"/>
               </w:rPr>
-              <w:t xml:space="preserve">1–3 days</w:t>
+              <w:t>1–3 days</w:t>
             </w:r>
           </w:p>
         </w:tc>
@@ -18682,7 +19185,7 @@
                 <w:sz w:val="19"/>
                 <w:szCs w:val="19"/>
               </w:rPr>
-              <w:t xml:space="preserve">338</w:t>
+              <w:t>345</w:t>
             </w:r>
           </w:p>
         </w:tc>
@@ -18715,7 +19218,7 @@
                 <w:sz w:val="19"/>
                 <w:szCs w:val="19"/>
               </w:rPr>
-              <w:t xml:space="preserve">3.96</w:t>
+              <w:t>3.97</w:t>
             </w:r>
           </w:p>
         </w:tc>
@@ -18748,7 +19251,7 @@
                 <w:sz w:val="19"/>
                 <w:szCs w:val="19"/>
               </w:rPr>
-              <w:t xml:space="preserve">4.0</w:t>
+              <w:t>4.0</w:t>
             </w:r>
           </w:p>
         </w:tc>
@@ -18781,7 +19284,7 @@
                 <w:sz w:val="19"/>
                 <w:szCs w:val="19"/>
               </w:rPr>
-              <w:t xml:space="preserve">0.75</w:t>
+              <w:t>0.78</w:t>
             </w:r>
           </w:p>
         </w:tc>
@@ -18816,7 +19319,7 @@
                 <w:sz w:val="19"/>
                 <w:szCs w:val="19"/>
               </w:rPr>
-              <w:t xml:space="preserve">4–6 days</w:t>
+              <w:t>4–6 days</w:t>
             </w:r>
           </w:p>
         </w:tc>
@@ -18849,7 +19352,7 @@
                 <w:sz w:val="19"/>
                 <w:szCs w:val="19"/>
               </w:rPr>
-              <w:t xml:space="preserve">356</w:t>
+              <w:t>336</w:t>
             </w:r>
           </w:p>
         </w:tc>
@@ -18882,7 +19385,7 @@
                 <w:sz w:val="19"/>
                 <w:szCs w:val="19"/>
               </w:rPr>
-              <w:t xml:space="preserve">3.65</w:t>
+              <w:t>3.68</w:t>
             </w:r>
           </w:p>
         </w:tc>
@@ -18915,7 +19418,7 @@
                 <w:sz w:val="19"/>
                 <w:szCs w:val="19"/>
               </w:rPr>
-              <w:t xml:space="preserve">4.0</w:t>
+              <w:t>4.0</w:t>
             </w:r>
           </w:p>
         </w:tc>
@@ -18948,7 +19451,7 @@
                 <w:sz w:val="19"/>
                 <w:szCs w:val="19"/>
               </w:rPr>
-              <w:t xml:space="preserve">0.80</w:t>
+              <w:t>0.86</w:t>
             </w:r>
           </w:p>
         </w:tc>
@@ -18983,7 +19486,7 @@
                 <w:sz w:val="19"/>
                 <w:szCs w:val="19"/>
               </w:rPr>
-              <w:t xml:space="preserve">7–9 days</w:t>
+              <w:t>7–9 days</w:t>
             </w:r>
           </w:p>
         </w:tc>
@@ -19016,7 +19519,7 @@
                 <w:sz w:val="19"/>
                 <w:szCs w:val="19"/>
               </w:rPr>
-              <w:t xml:space="preserve">318</w:t>
+              <w:t>338</w:t>
             </w:r>
           </w:p>
         </w:tc>
@@ -19049,7 +19552,7 @@
                 <w:sz w:val="19"/>
                 <w:szCs w:val="19"/>
               </w:rPr>
-              <w:t xml:space="preserve">3.34</w:t>
+              <w:t>3.29</w:t>
             </w:r>
           </w:p>
         </w:tc>
@@ -19082,7 +19585,7 @@
                 <w:sz w:val="19"/>
                 <w:szCs w:val="19"/>
               </w:rPr>
-              <w:t xml:space="preserve">3.0</w:t>
+              <w:t>3.0</w:t>
             </w:r>
           </w:p>
         </w:tc>
@@ -19115,7 +19618,7 @@
                 <w:sz w:val="19"/>
                 <w:szCs w:val="19"/>
               </w:rPr>
-              <w:t xml:space="preserve">0.86</w:t>
+              <w:t>0.85</w:t>
             </w:r>
           </w:p>
         </w:tc>
@@ -19150,7 +19653,7 @@
                 <w:sz w:val="19"/>
                 <w:szCs w:val="19"/>
               </w:rPr>
-              <w:t xml:space="preserve">10+ days</w:t>
+              <w:t>10+ days</w:t>
             </w:r>
           </w:p>
         </w:tc>
@@ -19183,7 +19686,7 @@
                 <w:sz w:val="19"/>
                 <w:szCs w:val="19"/>
               </w:rPr>
-              <w:t xml:space="preserve">211</w:t>
+              <w:t>228</w:t>
             </w:r>
           </w:p>
         </w:tc>
@@ -19216,7 +19719,7 @@
                 <w:sz w:val="19"/>
                 <w:szCs w:val="19"/>
               </w:rPr>
-              <w:t xml:space="preserve">3.02</w:t>
+              <w:t>3.00</w:t>
             </w:r>
           </w:p>
         </w:tc>
@@ -19249,7 +19752,7 @@
                 <w:sz w:val="19"/>
                 <w:szCs w:val="19"/>
               </w:rPr>
-              <w:t xml:space="preserve">3.0</w:t>
+              <w:t>3.0</w:t>
             </w:r>
           </w:p>
         </w:tc>
@@ -19282,7 +19785,7 @@
                 <w:sz w:val="19"/>
                 <w:szCs w:val="19"/>
               </w:rPr>
-              <w:t xml:space="preserve">0.89</w:t>
+              <w:t>0.87</w:t>
             </w:r>
           </w:p>
         </w:tc>
@@ -19311,7 +19814,7 @@
           <w:sz w:val="21"/>
           <w:szCs w:val="21"/>
         </w:rPr>
-        <w:t xml:space="preserve">Satisfaction falls monotonically with delivery time: orders delivered within three days average 3.96 stars but those taking ten days or more average 3.02 — almost a full star lower. Returned orders are rated far worse (2.57) than delivered ones (3.69). Section 11 confirms the relationship is statistically significant (objective O3).</w:t>
+        <w:t>Satisfaction falls monotonically with delivery time: orders delivered within three days average 3.97 stars but those taking ten days or more average 3.00 — almost a full star lower. Returned orders are rated far worse (2.46) than delivered ones (3.67). Section 11 confirms the relationship is statistically significant (objective O3).</w:t>
       </w:r>
     </w:p>
     <w:p>
@@ -19585,7 +20088,7 @@
                 <w:sz w:val="19"/>
                 <w:szCs w:val="19"/>
               </w:rPr>
-              <w:t xml:space="preserve">VIP</w:t>
+              <w:t>VIP</w:t>
             </w:r>
           </w:p>
         </w:tc>
@@ -19618,7 +20121,7 @@
                 <w:sz w:val="19"/>
                 <w:szCs w:val="19"/>
               </w:rPr>
-              <w:t xml:space="preserve">167</w:t>
+              <w:t>167</w:t>
             </w:r>
           </w:p>
         </w:tc>
@@ -19651,7 +20154,7 @@
                 <w:sz w:val="19"/>
                 <w:szCs w:val="19"/>
               </w:rPr>
-              <w:t xml:space="preserve">96 %</w:t>
+              <w:t>96 %</w:t>
             </w:r>
           </w:p>
         </w:tc>
@@ -19684,7 +20187,7 @@
                 <w:sz w:val="19"/>
                 <w:szCs w:val="19"/>
               </w:rPr>
-              <w:t xml:space="preserve">4.83</w:t>
+              <w:t>4.89</w:t>
             </w:r>
           </w:p>
         </w:tc>
@@ -19717,7 +20220,7 @@
                 <w:sz w:val="19"/>
                 <w:szCs w:val="19"/>
               </w:rPr>
-              <w:t xml:space="preserve">$539</w:t>
+              <w:t>$353</w:t>
             </w:r>
           </w:p>
         </w:tc>
@@ -19750,7 +20253,7 @@
                 <w:sz w:val="19"/>
                 <w:szCs w:val="19"/>
               </w:rPr>
-              <w:t xml:space="preserve">≈ 100</w:t>
+              <w:t>≈ 101</w:t>
             </w:r>
           </w:p>
         </w:tc>
@@ -19785,7 +20288,7 @@
                 <w:sz w:val="19"/>
                 <w:szCs w:val="19"/>
               </w:rPr>
-              <w:t xml:space="preserve">Regular</w:t>
+              <w:t>Regular</w:t>
             </w:r>
           </w:p>
         </w:tc>
@@ -19818,7 +20321,7 @@
                 <w:sz w:val="19"/>
                 <w:szCs w:val="19"/>
               </w:rPr>
-              <w:t xml:space="preserve">325</w:t>
+              <w:t>326</w:t>
             </w:r>
           </w:p>
         </w:tc>
@@ -19851,7 +20354,7 @@
                 <w:sz w:val="19"/>
                 <w:szCs w:val="19"/>
               </w:rPr>
-              <w:t xml:space="preserve">71 %</w:t>
+              <w:t>71 %</w:t>
             </w:r>
           </w:p>
         </w:tc>
@@ -19884,7 +20387,7 @@
                 <w:sz w:val="19"/>
                 <w:szCs w:val="19"/>
               </w:rPr>
-              <w:t xml:space="preserve">2.45</w:t>
+              <w:t>2.47</w:t>
             </w:r>
           </w:p>
         </w:tc>
@@ -19917,7 +20420,7 @@
                 <w:sz w:val="19"/>
                 <w:szCs w:val="19"/>
               </w:rPr>
-              <w:t xml:space="preserve">$291</w:t>
+              <w:t>$188</w:t>
             </w:r>
           </w:p>
         </w:tc>
@@ -19950,7 +20453,7 @@
                 <w:sz w:val="19"/>
                 <w:szCs w:val="19"/>
               </w:rPr>
-              <w:t xml:space="preserve">≈ 200</w:t>
+              <w:t>≈ 173</w:t>
             </w:r>
           </w:p>
         </w:tc>
@@ -19985,7 +20488,7 @@
                 <w:sz w:val="19"/>
                 <w:szCs w:val="19"/>
               </w:rPr>
-              <w:t xml:space="preserve">New</w:t>
+              <w:t>New</w:t>
             </w:r>
           </w:p>
         </w:tc>
@@ -20018,7 +20521,7 @@
                 <w:sz w:val="19"/>
                 <w:szCs w:val="19"/>
               </w:rPr>
-              <w:t xml:space="preserve">229</w:t>
+              <w:t>230</w:t>
             </w:r>
           </w:p>
         </w:tc>
@@ -20051,7 +20554,7 @@
                 <w:sz w:val="19"/>
                 <w:szCs w:val="19"/>
               </w:rPr>
-              <w:t xml:space="preserve">40 %</w:t>
+              <w:t>40 %</w:t>
             </w:r>
           </w:p>
         </w:tc>
@@ -20084,7 +20587,7 @@
                 <w:sz w:val="19"/>
                 <w:szCs w:val="19"/>
               </w:rPr>
-              <w:t xml:space="preserve">1.62</w:t>
+              <w:t>1.63</w:t>
             </w:r>
           </w:p>
         </w:tc>
@@ -20117,7 +20620,7 @@
                 <w:sz w:val="19"/>
                 <w:szCs w:val="19"/>
               </w:rPr>
-              <w:t xml:space="preserve">$185</w:t>
+              <w:t>$124</w:t>
             </w:r>
           </w:p>
         </w:tc>
@@ -20150,7 +20653,7 @@
                 <w:sz w:val="19"/>
                 <w:szCs w:val="19"/>
               </w:rPr>
-              <w:t xml:space="preserve">≈ 300</w:t>
+              <w:t>≈ 231</w:t>
             </w:r>
           </w:p>
         </w:tc>
@@ -20185,7 +20688,7 @@
                 <w:sz w:val="19"/>
                 <w:szCs w:val="19"/>
               </w:rPr>
-              <w:t xml:space="preserve">All</w:t>
+              <w:t>All</w:t>
             </w:r>
           </w:p>
         </w:tc>
@@ -20218,7 +20721,7 @@
                 <w:sz w:val="19"/>
                 <w:szCs w:val="19"/>
               </w:rPr>
-              <w:t xml:space="preserve">721</w:t>
+              <w:t>723</w:t>
             </w:r>
           </w:p>
         </w:tc>
@@ -20251,7 +20754,7 @@
                 <w:sz w:val="19"/>
                 <w:szCs w:val="19"/>
               </w:rPr>
-              <w:t xml:space="preserve">67.1 %</w:t>
+              <w:t>67.2 %</w:t>
             </w:r>
           </w:p>
         </w:tc>
@@ -20284,7 +20787,7 @@
                 <w:sz w:val="19"/>
                 <w:szCs w:val="19"/>
               </w:rPr>
-              <w:t xml:space="preserve">2.74</w:t>
+              <w:t>2.76</w:t>
             </w:r>
           </w:p>
         </w:tc>
@@ -20317,7 +20820,7 @@
                 <w:sz w:val="19"/>
                 <w:szCs w:val="19"/>
               </w:rPr>
-              <w:t xml:space="preserve">$315</w:t>
+              <w:t>$206</w:t>
             </w:r>
           </w:p>
         </w:tc>
@@ -20350,7 +20853,7 @@
                 <w:sz w:val="19"/>
                 <w:szCs w:val="19"/>
               </w:rPr>
-              <w:t xml:space="preserve">—</w:t>
+              <w:t>—</w:t>
             </w:r>
           </w:p>
         </w:tc>
@@ -20379,7 +20882,7 @@
           <w:sz w:val="21"/>
           <w:szCs w:val="21"/>
         </w:rPr>
-        <w:t xml:space="preserve">Two thirds of customers have ordered more than once and the top 20 % of customers account for 57 % of revenue (objective O2). However, 45 % of customers have not ordered in more than 180 days and are flagged as high churn risk, with New customers the most inactive. Win-back campaigns should target this group, while VIPs mainly need protection from lapsing.</w:t>
+        <w:t>Two thirds of customers have ordered more than once and the top 20 % of customers account for 59 % of revenue (objective O2). However, 45 % of customers have not ordered in more than 180 days and are flagged as high churn risk, with New customers the most inactive. Win-back campaigns should target this group, while VIPs mainly need protection from lapsing.</w:t>
       </w:r>
     </w:p>
     <w:p>
@@ -20758,7 +21261,7 @@
                 <w:sz w:val="19"/>
                 <w:szCs w:val="19"/>
               </w:rPr>
-              <w:t xml:space="preserve">18-24</w:t>
+              <w:t>18-24</w:t>
             </w:r>
           </w:p>
         </w:tc>
@@ -20791,7 +21294,7 @@
                 <w:sz w:val="19"/>
                 <w:szCs w:val="19"/>
               </w:rPr>
-              <w:t xml:space="preserve">61 %</w:t>
+              <w:t>54 %</w:t>
             </w:r>
           </w:p>
         </w:tc>
@@ -20824,7 +21327,7 @@
                 <w:sz w:val="19"/>
                 <w:szCs w:val="19"/>
               </w:rPr>
-              <w:t xml:space="preserve">32 %</w:t>
+              <w:t>37 %</w:t>
             </w:r>
           </w:p>
         </w:tc>
@@ -20857,7 +21360,7 @@
                 <w:sz w:val="19"/>
                 <w:szCs w:val="19"/>
               </w:rPr>
-              <w:t xml:space="preserve">7 %</w:t>
+              <w:t>8 %</w:t>
             </w:r>
           </w:p>
         </w:tc>
@@ -20890,7 +21393,7 @@
                 <w:sz w:val="19"/>
                 <w:szCs w:val="19"/>
               </w:rPr>
-              <w:t xml:space="preserve">33 %</w:t>
+              <w:t>33 %</w:t>
             </w:r>
           </w:p>
         </w:tc>
@@ -20923,7 +21426,7 @@
                 <w:sz w:val="19"/>
                 <w:szCs w:val="19"/>
               </w:rPr>
-              <w:t xml:space="preserve">30 %</w:t>
+              <w:t>28 %</w:t>
             </w:r>
           </w:p>
         </w:tc>
@@ -20956,7 +21459,7 @@
                 <w:sz w:val="19"/>
                 <w:szCs w:val="19"/>
               </w:rPr>
-              <w:t xml:space="preserve">15 %</w:t>
+              <w:t>16 %</w:t>
             </w:r>
           </w:p>
         </w:tc>
@@ -20989,7 +21492,7 @@
                 <w:sz w:val="19"/>
                 <w:szCs w:val="19"/>
               </w:rPr>
-              <w:t xml:space="preserve">17 %</w:t>
+              <w:t>17 %</w:t>
             </w:r>
           </w:p>
         </w:tc>
@@ -21022,7 +21525,7 @@
                 <w:sz w:val="19"/>
                 <w:szCs w:val="19"/>
               </w:rPr>
-              <w:t xml:space="preserve">4 %</w:t>
+              <w:t>7 %</w:t>
             </w:r>
           </w:p>
         </w:tc>
@@ -21057,7 +21560,7 @@
                 <w:sz w:val="19"/>
                 <w:szCs w:val="19"/>
               </w:rPr>
-              <w:t xml:space="preserve">25-34</w:t>
+              <w:t>25-34</w:t>
             </w:r>
           </w:p>
         </w:tc>
@@ -21090,7 +21593,7 @@
                 <w:sz w:val="19"/>
                 <w:szCs w:val="19"/>
               </w:rPr>
-              <w:t xml:space="preserve">56 %</w:t>
+              <w:t>62 %</w:t>
             </w:r>
           </w:p>
         </w:tc>
@@ -21123,7 +21626,7 @@
                 <w:sz w:val="19"/>
                 <w:szCs w:val="19"/>
               </w:rPr>
-              <w:t xml:space="preserve">34 %</w:t>
+              <w:t>31 %</w:t>
             </w:r>
           </w:p>
         </w:tc>
@@ -21156,7 +21659,7 @@
                 <w:sz w:val="19"/>
                 <w:szCs w:val="19"/>
               </w:rPr>
-              <w:t xml:space="preserve">10 %</w:t>
+              <w:t>7 %</w:t>
             </w:r>
           </w:p>
         </w:tc>
@@ -21189,7 +21692,7 @@
                 <w:sz w:val="19"/>
                 <w:szCs w:val="19"/>
               </w:rPr>
-              <w:t xml:space="preserve">35 %</w:t>
+              <w:t>32 %</w:t>
             </w:r>
           </w:p>
         </w:tc>
@@ -21222,7 +21725,7 @@
                 <w:sz w:val="19"/>
                 <w:szCs w:val="19"/>
               </w:rPr>
-              <w:t xml:space="preserve">29 %</w:t>
+              <w:t>33 %</w:t>
             </w:r>
           </w:p>
         </w:tc>
@@ -21255,7 +21758,7 @@
                 <w:sz w:val="19"/>
                 <w:szCs w:val="19"/>
               </w:rPr>
-              <w:t xml:space="preserve">14 %</w:t>
+              <w:t>14 %</w:t>
             </w:r>
           </w:p>
         </w:tc>
@@ -21288,7 +21791,7 @@
                 <w:sz w:val="19"/>
                 <w:szCs w:val="19"/>
               </w:rPr>
-              <w:t xml:space="preserve">18 %</w:t>
+              <w:t>15 %</w:t>
             </w:r>
           </w:p>
         </w:tc>
@@ -21321,7 +21824,7 @@
                 <w:sz w:val="19"/>
                 <w:szCs w:val="19"/>
               </w:rPr>
-              <w:t xml:space="preserve">5 %</w:t>
+              <w:t>5 %</w:t>
             </w:r>
           </w:p>
         </w:tc>
@@ -21356,7 +21859,7 @@
                 <w:sz w:val="19"/>
                 <w:szCs w:val="19"/>
               </w:rPr>
-              <w:t xml:space="preserve">35-44</w:t>
+              <w:t>35-44</w:t>
             </w:r>
           </w:p>
         </w:tc>
@@ -21389,7 +21892,7 @@
                 <w:sz w:val="19"/>
                 <w:szCs w:val="19"/>
               </w:rPr>
-              <w:t xml:space="preserve">58 %</w:t>
+              <w:t>57 %</w:t>
             </w:r>
           </w:p>
         </w:tc>
@@ -21422,7 +21925,7 @@
                 <w:sz w:val="19"/>
                 <w:szCs w:val="19"/>
               </w:rPr>
-              <w:t xml:space="preserve">34 %</w:t>
+              <w:t>33 %</w:t>
             </w:r>
           </w:p>
         </w:tc>
@@ -21455,7 +21958,7 @@
                 <w:sz w:val="19"/>
                 <w:szCs w:val="19"/>
               </w:rPr>
-              <w:t xml:space="preserve">8 %</w:t>
+              <w:t>10 %</w:t>
             </w:r>
           </w:p>
         </w:tc>
@@ -21488,7 +21991,7 @@
                 <w:sz w:val="19"/>
                 <w:szCs w:val="19"/>
               </w:rPr>
-              <w:t xml:space="preserve">34 %</w:t>
+              <w:t>36 %</w:t>
             </w:r>
           </w:p>
         </w:tc>
@@ -21521,7 +22024,7 @@
                 <w:sz w:val="19"/>
                 <w:szCs w:val="19"/>
               </w:rPr>
-              <w:t xml:space="preserve">29 %</w:t>
+              <w:t>28 %</w:t>
             </w:r>
           </w:p>
         </w:tc>
@@ -21554,7 +22057,7 @@
                 <w:sz w:val="19"/>
                 <w:szCs w:val="19"/>
               </w:rPr>
-              <w:t xml:space="preserve">17 %</w:t>
+              <w:t>16 %</w:t>
             </w:r>
           </w:p>
         </w:tc>
@@ -21587,7 +22090,7 @@
                 <w:sz w:val="19"/>
                 <w:szCs w:val="19"/>
               </w:rPr>
-              <w:t xml:space="preserve">15 %</w:t>
+              <w:t>15 %</w:t>
             </w:r>
           </w:p>
         </w:tc>
@@ -21620,7 +22123,7 @@
                 <w:sz w:val="19"/>
                 <w:szCs w:val="19"/>
               </w:rPr>
-              <w:t xml:space="preserve">5 %</w:t>
+              <w:t>5 %</w:t>
             </w:r>
           </w:p>
         </w:tc>
@@ -21655,7 +22158,7 @@
                 <w:sz w:val="19"/>
                 <w:szCs w:val="19"/>
               </w:rPr>
-              <w:t xml:space="preserve">45-54</w:t>
+              <w:t>45-54</w:t>
             </w:r>
           </w:p>
         </w:tc>
@@ -21688,7 +22191,7 @@
                 <w:sz w:val="19"/>
                 <w:szCs w:val="19"/>
               </w:rPr>
-              <w:t xml:space="preserve">64 %</w:t>
+              <w:t>63 %</w:t>
             </w:r>
           </w:p>
         </w:tc>
@@ -21721,7 +22224,7 @@
                 <w:sz w:val="19"/>
                 <w:szCs w:val="19"/>
               </w:rPr>
-              <w:t xml:space="preserve">27 %</w:t>
+              <w:t>26 %</w:t>
             </w:r>
           </w:p>
         </w:tc>
@@ -21754,7 +22257,7 @@
                 <w:sz w:val="19"/>
                 <w:szCs w:val="19"/>
               </w:rPr>
-              <w:t xml:space="preserve">9 %</w:t>
+              <w:t>11 %</w:t>
             </w:r>
           </w:p>
         </w:tc>
@@ -21787,7 +22290,7 @@
                 <w:sz w:val="19"/>
                 <w:szCs w:val="19"/>
               </w:rPr>
-              <w:t xml:space="preserve">38 %</w:t>
+              <w:t>39 %</w:t>
             </w:r>
           </w:p>
         </w:tc>
@@ -21820,7 +22323,7 @@
                 <w:sz w:val="19"/>
                 <w:szCs w:val="19"/>
               </w:rPr>
-              <w:t xml:space="preserve">25 %</w:t>
+              <w:t>25 %</w:t>
             </w:r>
           </w:p>
         </w:tc>
@@ -21853,7 +22356,7 @@
                 <w:sz w:val="19"/>
                 <w:szCs w:val="19"/>
               </w:rPr>
-              <w:t xml:space="preserve">18 %</w:t>
+              <w:t>17 %</w:t>
             </w:r>
           </w:p>
         </w:tc>
@@ -21886,7 +22389,7 @@
                 <w:sz w:val="19"/>
                 <w:szCs w:val="19"/>
               </w:rPr>
-              <w:t xml:space="preserve">15 %</w:t>
+              <w:t>14 %</w:t>
             </w:r>
           </w:p>
         </w:tc>
@@ -21919,7 +22422,7 @@
                 <w:sz w:val="19"/>
                 <w:szCs w:val="19"/>
               </w:rPr>
-              <w:t xml:space="preserve">4 %</w:t>
+              <w:t>5 %</w:t>
             </w:r>
           </w:p>
         </w:tc>
@@ -21954,7 +22457,7 @@
                 <w:sz w:val="19"/>
                 <w:szCs w:val="19"/>
               </w:rPr>
-              <w:t xml:space="preserve">55+</w:t>
+              <w:t>55+</w:t>
             </w:r>
           </w:p>
         </w:tc>
@@ -21987,7 +22490,7 @@
                 <w:sz w:val="19"/>
                 <w:szCs w:val="19"/>
               </w:rPr>
-              <w:t xml:space="preserve">60 %</w:t>
+              <w:t>43 %</w:t>
             </w:r>
           </w:p>
         </w:tc>
@@ -22020,7 +22523,7 @@
                 <w:sz w:val="19"/>
                 <w:szCs w:val="19"/>
               </w:rPr>
-              <w:t xml:space="preserve">31 %</w:t>
+              <w:t>47 %</w:t>
             </w:r>
           </w:p>
         </w:tc>
@@ -22053,7 +22556,7 @@
                 <w:sz w:val="19"/>
                 <w:szCs w:val="19"/>
               </w:rPr>
-              <w:t xml:space="preserve">10 %</w:t>
+              <w:t>9 %</w:t>
             </w:r>
           </w:p>
         </w:tc>
@@ -22086,7 +22589,7 @@
                 <w:sz w:val="19"/>
                 <w:szCs w:val="19"/>
               </w:rPr>
-              <w:t xml:space="preserve">27 %</w:t>
+              <w:t>30 %</w:t>
             </w:r>
           </w:p>
         </w:tc>
@@ -22119,7 +22622,7 @@
                 <w:sz w:val="19"/>
                 <w:szCs w:val="19"/>
               </w:rPr>
-              <w:t xml:space="preserve">38 %</w:t>
+              <w:t>25 %</w:t>
             </w:r>
           </w:p>
         </w:tc>
@@ -22152,7 +22655,7 @@
                 <w:sz w:val="19"/>
                 <w:szCs w:val="19"/>
               </w:rPr>
-              <w:t xml:space="preserve">23 %</w:t>
+              <w:t>15 %</w:t>
             </w:r>
           </w:p>
         </w:tc>
@@ -22185,7 +22688,7 @@
                 <w:sz w:val="19"/>
                 <w:szCs w:val="19"/>
               </w:rPr>
-              <w:t xml:space="preserve">8 %</w:t>
+              <w:t>26 %</w:t>
             </w:r>
           </w:p>
         </w:tc>
@@ -22218,7 +22721,7 @@
                 <w:sz w:val="19"/>
                 <w:szCs w:val="19"/>
               </w:rPr>
-              <w:t xml:space="preserve">4 %</w:t>
+              <w:t>4 %</w:t>
             </w:r>
           </w:p>
         </w:tc>
@@ -22247,7 +22750,2174 @@
           <w:sz w:val="21"/>
           <w:szCs w:val="21"/>
         </w:rPr>
-        <w:t xml:space="preserve">Mobile dominates every age band (56–64 % of orders) and there is no sign that older customers avoid it. Payment behaviour is more age-dependent: customers aged 55+ prefer E-Wallet and Bank Transfer and rarely use Cash on Delivery (8 % versus 15–18 % in younger groups), while Cash on Delivery is most popular among the youngest customers.</w:t>
+        <w:t>Mobile is the main device for every age band under 55 (55–63 % of orders); only the small 55+ group leans towards desktop. Credit Card leads in every age group except 25–34, where E-Wallet edges ahead. Customers aged 55+ use Cash on Delivery most (26 % versus 14–17 % in younger groups), although that group is small (53 orders).</w:t>
+      </w:r>
+    </w:p>
+    <w:p>
+      <w:pPr>
+        <w:pStyle w:val="Heading2"/>
+        <w:spacing w:after="120" w:before="240"/>
+      </w:pPr>
+      <w:r>
+        <w:rPr>
+          <w:rFonts w:ascii="Calibri" w:cs="Calibri" w:eastAsia="Calibri" w:hAnsi="Calibri"/>
+        </w:rPr>
+        <w:t>10.9 Q8 — Products, subcategories and stock (multi-key groupby, stock cover)</w:t>
+      </w:r>
+    </w:p>
+    <w:tbl>
+      <w:tblPr>
+        <w:tblW w:type="dxa" w:w="9360"/>
+        <w:tblBorders>
+          <w:top w:val="single" w:color="auto" w:sz="4"/>
+          <w:left w:val="single" w:color="auto" w:sz="4"/>
+          <w:bottom w:val="single" w:color="auto" w:sz="4"/>
+          <w:right w:val="single" w:color="auto" w:sz="4"/>
+          <w:insideH w:val="single" w:color="auto" w:sz="4"/>
+          <w:insideV w:val="single" w:color="auto" w:sz="4"/>
+        </w:tblBorders>
+      </w:tblPr>
+      <w:tblGrid>
+        <w:gridCol w:w="2232"/>
+        <w:gridCol w:w="1872"/>
+        <w:gridCol w:w="1512"/>
+        <w:gridCol w:w="1007"/>
+        <w:gridCol w:w="1224"/>
+        <w:gridCol w:w="1080"/>
+        <w:gridCol w:w="1080"/>
+      </w:tblGrid>
+      <w:tr>
+        <w:trPr>
+          <w:tblHeader/>
+        </w:trPr>
+        <w:tc>
+          <w:tcPr>
+            <w:tcW w:type="dxa" w:w="2232"/>
+            <w:tcBorders>
+              <w:top w:val="single" w:color="BFBFBF" w:sz="4"/>
+              <w:left w:val="single" w:color="BFBFBF" w:sz="4"/>
+              <w:bottom w:val="single" w:color="BFBFBF" w:sz="4"/>
+              <w:right w:val="single" w:color="BFBFBF" w:sz="4"/>
+            </w:tcBorders>
+            <w:shd w:fill="1F3864" w:color="auto" w:val="clear"/>
+            <w:tcMar>
+              <w:top w:type="dxa" w:w="60"/>
+              <w:left w:type="dxa" w:w="100"/>
+              <w:bottom w:type="dxa" w:w="60"/>
+              <w:right w:type="dxa" w:w="100"/>
+            </w:tcMar>
+          </w:tcPr>
+          <w:p>
+            <w:pPr>
+              <w:spacing w:after="0"/>
+            </w:pPr>
+            <w:r>
+              <w:rPr>
+                <w:rFonts w:ascii="Calibri" w:cs="Calibri" w:eastAsia="Calibri" w:hAnsi="Calibri"/>
+                <w:b/>
+                <w:bCs/>
+                <w:color w:val="FFFFFF"/>
+                <w:sz w:val="19"/>
+                <w:szCs w:val="19"/>
+              </w:rPr>
+              <w:t>Product</w:t>
+            </w:r>
+          </w:p>
+        </w:tc>
+        <w:tc>
+          <w:tcPr>
+            <w:tcW w:type="dxa" w:w="1872"/>
+            <w:tcBorders>
+              <w:top w:val="single" w:color="BFBFBF" w:sz="4"/>
+              <w:left w:val="single" w:color="BFBFBF" w:sz="4"/>
+              <w:bottom w:val="single" w:color="BFBFBF" w:sz="4"/>
+              <w:right w:val="single" w:color="BFBFBF" w:sz="4"/>
+            </w:tcBorders>
+            <w:shd w:fill="1F3864" w:color="auto" w:val="clear"/>
+            <w:tcMar>
+              <w:top w:type="dxa" w:w="60"/>
+              <w:left w:type="dxa" w:w="100"/>
+              <w:bottom w:type="dxa" w:w="60"/>
+              <w:right w:type="dxa" w:w="100"/>
+            </w:tcMar>
+          </w:tcPr>
+          <w:p>
+            <w:pPr>
+              <w:spacing w:after="0"/>
+            </w:pPr>
+            <w:r>
+              <w:rPr>
+                <w:rFonts w:ascii="Calibri" w:cs="Calibri" w:eastAsia="Calibri" w:hAnsi="Calibri"/>
+                <w:b/>
+                <w:bCs/>
+                <w:color w:val="FFFFFF"/>
+                <w:sz w:val="19"/>
+                <w:szCs w:val="19"/>
+              </w:rPr>
+              <w:t>Subcategory</w:t>
+            </w:r>
+          </w:p>
+        </w:tc>
+        <w:tc>
+          <w:tcPr>
+            <w:tcW w:type="dxa" w:w="1512"/>
+            <w:tcBorders>
+              <w:top w:val="single" w:color="BFBFBF" w:sz="4"/>
+              <w:left w:val="single" w:color="BFBFBF" w:sz="4"/>
+              <w:bottom w:val="single" w:color="BFBFBF" w:sz="4"/>
+              <w:right w:val="single" w:color="BFBFBF" w:sz="4"/>
+            </w:tcBorders>
+            <w:shd w:fill="1F3864" w:color="auto" w:val="clear"/>
+            <w:tcMar>
+              <w:top w:type="dxa" w:w="60"/>
+              <w:left w:type="dxa" w:w="100"/>
+              <w:bottom w:type="dxa" w:w="60"/>
+              <w:right w:type="dxa" w:w="100"/>
+            </w:tcMar>
+          </w:tcPr>
+          <w:p>
+            <w:pPr>
+              <w:spacing w:after="0"/>
+            </w:pPr>
+            <w:r>
+              <w:rPr>
+                <w:rFonts w:ascii="Calibri" w:cs="Calibri" w:eastAsia="Calibri" w:hAnsi="Calibri"/>
+                <w:b/>
+                <w:bCs/>
+                <w:color w:val="FFFFFF"/>
+                <w:sz w:val="19"/>
+                <w:szCs w:val="19"/>
+              </w:rPr>
+              <w:t>Category</w:t>
+            </w:r>
+          </w:p>
+        </w:tc>
+        <w:tc>
+          <w:tcPr>
+            <w:tcW w:type="dxa" w:w="1008"/>
+            <w:tcBorders>
+              <w:top w:val="single" w:color="BFBFBF" w:sz="4"/>
+              <w:left w:val="single" w:color="BFBFBF" w:sz="4"/>
+              <w:bottom w:val="single" w:color="BFBFBF" w:sz="4"/>
+              <w:right w:val="single" w:color="BFBFBF" w:sz="4"/>
+            </w:tcBorders>
+            <w:shd w:fill="1F3864" w:color="auto" w:val="clear"/>
+            <w:tcMar>
+              <w:top w:type="dxa" w:w="60"/>
+              <w:left w:type="dxa" w:w="100"/>
+              <w:bottom w:type="dxa" w:w="60"/>
+              <w:right w:type="dxa" w:w="100"/>
+            </w:tcMar>
+          </w:tcPr>
+          <w:p>
+            <w:pPr>
+              <w:spacing w:after="0"/>
+            </w:pPr>
+            <w:r>
+              <w:rPr>
+                <w:rFonts w:ascii="Calibri" w:cs="Calibri" w:eastAsia="Calibri" w:hAnsi="Calibri"/>
+                <w:b/>
+                <w:bCs/>
+                <w:color w:val="FFFFFF"/>
+                <w:sz w:val="19"/>
+                <w:szCs w:val="19"/>
+              </w:rPr>
+              <w:t>Units sold</w:t>
+            </w:r>
+          </w:p>
+        </w:tc>
+        <w:tc>
+          <w:tcPr>
+            <w:tcW w:type="dxa" w:w="1224"/>
+            <w:tcBorders>
+              <w:top w:val="single" w:color="BFBFBF" w:sz="4"/>
+              <w:left w:val="single" w:color="BFBFBF" w:sz="4"/>
+              <w:bottom w:val="single" w:color="BFBFBF" w:sz="4"/>
+              <w:right w:val="single" w:color="BFBFBF" w:sz="4"/>
+            </w:tcBorders>
+            <w:shd w:fill="1F3864" w:color="auto" w:val="clear"/>
+            <w:tcMar>
+              <w:top w:type="dxa" w:w="60"/>
+              <w:left w:type="dxa" w:w="100"/>
+              <w:bottom w:type="dxa" w:w="60"/>
+              <w:right w:type="dxa" w:w="100"/>
+            </w:tcMar>
+          </w:tcPr>
+          <w:p>
+            <w:pPr>
+              <w:spacing w:after="0"/>
+            </w:pPr>
+            <w:r>
+              <w:rPr>
+                <w:rFonts w:ascii="Calibri" w:cs="Calibri" w:eastAsia="Calibri" w:hAnsi="Calibri"/>
+                <w:b/>
+                <w:bCs/>
+                <w:color w:val="FFFFFF"/>
+                <w:sz w:val="19"/>
+                <w:szCs w:val="19"/>
+              </w:rPr>
+              <w:t>Net revenue</w:t>
+            </w:r>
+          </w:p>
+        </w:tc>
+        <w:tc>
+          <w:tcPr>
+            <w:tcW w:type="dxa" w:w="1080"/>
+            <w:tcBorders>
+              <w:top w:val="single" w:color="BFBFBF" w:sz="4"/>
+              <w:left w:val="single" w:color="BFBFBF" w:sz="4"/>
+              <w:bottom w:val="single" w:color="BFBFBF" w:sz="4"/>
+              <w:right w:val="single" w:color="BFBFBF" w:sz="4"/>
+            </w:tcBorders>
+            <w:shd w:fill="1F3864" w:color="auto" w:val="clear"/>
+            <w:tcMar>
+              <w:top w:type="dxa" w:w="60"/>
+              <w:left w:type="dxa" w:w="100"/>
+              <w:bottom w:type="dxa" w:w="60"/>
+              <w:right w:type="dxa" w:w="100"/>
+            </w:tcMar>
+          </w:tcPr>
+          <w:p>
+            <w:pPr>
+              <w:spacing w:after="0"/>
+            </w:pPr>
+            <w:r>
+              <w:rPr>
+                <w:rFonts w:ascii="Calibri" w:cs="Calibri" w:eastAsia="Calibri" w:hAnsi="Calibri"/>
+                <w:b/>
+                <w:bCs/>
+                <w:color w:val="FFFFFF"/>
+                <w:sz w:val="19"/>
+                <w:szCs w:val="19"/>
+              </w:rPr>
+              <w:t>Revenue share</w:t>
+            </w:r>
+          </w:p>
+        </w:tc>
+        <w:tc>
+          <w:tcPr>
+            <w:tcW w:type="dxa" w:w="1080"/>
+            <w:tcBorders>
+              <w:top w:val="single" w:color="BFBFBF" w:sz="4"/>
+              <w:left w:val="single" w:color="BFBFBF" w:sz="4"/>
+              <w:bottom w:val="single" w:color="BFBFBF" w:sz="4"/>
+              <w:right w:val="single" w:color="BFBFBF" w:sz="4"/>
+            </w:tcBorders>
+            <w:shd w:fill="1F3864" w:color="auto" w:val="clear"/>
+            <w:tcMar>
+              <w:top w:type="dxa" w:w="60"/>
+              <w:left w:type="dxa" w:w="100"/>
+              <w:bottom w:type="dxa" w:w="60"/>
+              <w:right w:type="dxa" w:w="100"/>
+            </w:tcMar>
+          </w:tcPr>
+          <w:p>
+            <w:pPr>
+              <w:spacing w:after="0"/>
+            </w:pPr>
+            <w:r>
+              <w:rPr>
+                <w:rFonts w:ascii="Calibri" w:cs="Calibri" w:eastAsia="Calibri" w:hAnsi="Calibri"/>
+                <w:b/>
+                <w:bCs/>
+                <w:color w:val="FFFFFF"/>
+                <w:sz w:val="19"/>
+                <w:szCs w:val="19"/>
+              </w:rPr>
+              <w:t>Return rate</w:t>
+            </w:r>
+          </w:p>
+        </w:tc>
+      </w:tr>
+      <w:tr>
+        <w:tc>
+          <w:tcPr>
+            <w:tcW w:type="dxa" w:w="2232"/>
+            <w:tcBorders>
+              <w:top w:val="single" w:color="BFBFBF" w:sz="4"/>
+              <w:left w:val="single" w:color="BFBFBF" w:sz="4"/>
+              <w:bottom w:val="single" w:color="BFBFBF" w:sz="4"/>
+              <w:right w:val="single" w:color="BFBFBF" w:sz="4"/>
+            </w:tcBorders>
+            <w:tcMar>
+              <w:top w:type="dxa" w:w="60"/>
+              <w:left w:type="dxa" w:w="100"/>
+              <w:bottom w:type="dxa" w:w="60"/>
+              <w:right w:type="dxa" w:w="100"/>
+            </w:tcMar>
+          </w:tcPr>
+          <w:p>
+            <w:pPr>
+              <w:spacing w:after="0"/>
+            </w:pPr>
+            <w:r>
+              <w:rPr>
+                <w:rFonts w:ascii="Calibri" w:cs="Calibri" w:eastAsia="Calibri" w:hAnsi="Calibri"/>
+                <w:b w:val="false"/>
+                <w:bCs w:val="false"/>
+                <w:color w:val="000000"/>
+                <w:sz w:val="19"/>
+                <w:szCs w:val="19"/>
+              </w:rPr>
+              <w:t>Smartphone A54 128GB</w:t>
+            </w:r>
+          </w:p>
+        </w:tc>
+        <w:tc>
+          <w:tcPr>
+            <w:tcW w:type="dxa" w:w="1872"/>
+            <w:tcBorders>
+              <w:top w:val="single" w:color="BFBFBF" w:sz="4"/>
+              <w:left w:val="single" w:color="BFBFBF" w:sz="4"/>
+              <w:bottom w:val="single" w:color="BFBFBF" w:sz="4"/>
+              <w:right w:val="single" w:color="BFBFBF" w:sz="4"/>
+            </w:tcBorders>
+            <w:tcMar>
+              <w:top w:type="dxa" w:w="60"/>
+              <w:left w:type="dxa" w:w="100"/>
+              <w:bottom w:type="dxa" w:w="60"/>
+              <w:right w:type="dxa" w:w="100"/>
+            </w:tcMar>
+          </w:tcPr>
+          <w:p>
+            <w:pPr>
+              <w:spacing w:after="0"/>
+            </w:pPr>
+            <w:r>
+              <w:rPr>
+                <w:rFonts w:ascii="Calibri" w:cs="Calibri" w:eastAsia="Calibri" w:hAnsi="Calibri"/>
+                <w:b w:val="false"/>
+                <w:bCs w:val="false"/>
+                <w:color w:val="000000"/>
+                <w:sz w:val="19"/>
+                <w:szCs w:val="19"/>
+              </w:rPr>
+              <w:t>Phones &amp; Tablets</w:t>
+            </w:r>
+          </w:p>
+        </w:tc>
+        <w:tc>
+          <w:tcPr>
+            <w:tcW w:type="dxa" w:w="1512"/>
+            <w:tcBorders>
+              <w:top w:val="single" w:color="BFBFBF" w:sz="4"/>
+              <w:left w:val="single" w:color="BFBFBF" w:sz="4"/>
+              <w:bottom w:val="single" w:color="BFBFBF" w:sz="4"/>
+              <w:right w:val="single" w:color="BFBFBF" w:sz="4"/>
+            </w:tcBorders>
+            <w:tcMar>
+              <w:top w:type="dxa" w:w="60"/>
+              <w:left w:type="dxa" w:w="100"/>
+              <w:bottom w:type="dxa" w:w="60"/>
+              <w:right w:type="dxa" w:w="100"/>
+            </w:tcMar>
+          </w:tcPr>
+          <w:p>
+            <w:pPr>
+              <w:spacing w:after="0"/>
+            </w:pPr>
+            <w:r>
+              <w:rPr>
+                <w:rFonts w:ascii="Calibri" w:cs="Calibri" w:eastAsia="Calibri" w:hAnsi="Calibri"/>
+                <w:b w:val="false"/>
+                <w:bCs w:val="false"/>
+                <w:color w:val="000000"/>
+                <w:sz w:val="19"/>
+                <w:szCs w:val="19"/>
+              </w:rPr>
+              <w:t>Electronics</w:t>
+            </w:r>
+          </w:p>
+        </w:tc>
+        <w:tc>
+          <w:tcPr>
+            <w:tcW w:type="dxa" w:w="1008"/>
+            <w:tcBorders>
+              <w:top w:val="single" w:color="BFBFBF" w:sz="4"/>
+              <w:left w:val="single" w:color="BFBFBF" w:sz="4"/>
+              <w:bottom w:val="single" w:color="BFBFBF" w:sz="4"/>
+              <w:right w:val="single" w:color="BFBFBF" w:sz="4"/>
+            </w:tcBorders>
+            <w:tcMar>
+              <w:top w:type="dxa" w:w="60"/>
+              <w:left w:type="dxa" w:w="100"/>
+              <w:bottom w:type="dxa" w:w="60"/>
+              <w:right w:type="dxa" w:w="100"/>
+            </w:tcMar>
+          </w:tcPr>
+          <w:p>
+            <w:pPr>
+              <w:spacing w:after="0"/>
+            </w:pPr>
+            <w:r>
+              <w:rPr>
+                <w:rFonts w:ascii="Calibri" w:cs="Calibri" w:eastAsia="Calibri" w:hAnsi="Calibri"/>
+                <w:b w:val="false"/>
+                <w:bCs w:val="false"/>
+                <w:color w:val="000000"/>
+                <w:sz w:val="19"/>
+                <w:szCs w:val="19"/>
+              </w:rPr>
+              <w:t>52</w:t>
+            </w:r>
+          </w:p>
+        </w:tc>
+        <w:tc>
+          <w:tcPr>
+            <w:tcW w:type="dxa" w:w="1224"/>
+            <w:tcBorders>
+              <w:top w:val="single" w:color="BFBFBF" w:sz="4"/>
+              <w:left w:val="single" w:color="BFBFBF" w:sz="4"/>
+              <w:bottom w:val="single" w:color="BFBFBF" w:sz="4"/>
+              <w:right w:val="single" w:color="BFBFBF" w:sz="4"/>
+            </w:tcBorders>
+            <w:tcMar>
+              <w:top w:type="dxa" w:w="60"/>
+              <w:left w:type="dxa" w:w="100"/>
+              <w:bottom w:type="dxa" w:w="60"/>
+              <w:right w:type="dxa" w:w="100"/>
+            </w:tcMar>
+          </w:tcPr>
+          <w:p>
+            <w:pPr>
+              <w:spacing w:after="0"/>
+            </w:pPr>
+            <w:r>
+              <w:rPr>
+                <w:rFonts w:ascii="Calibri" w:cs="Calibri" w:eastAsia="Calibri" w:hAnsi="Calibri"/>
+                <w:b w:val="false"/>
+                <w:bCs w:val="false"/>
+                <w:color w:val="000000"/>
+                <w:sz w:val="19"/>
+                <w:szCs w:val="19"/>
+              </w:rPr>
+              <w:t>$16,560</w:t>
+            </w:r>
+          </w:p>
+        </w:tc>
+        <w:tc>
+          <w:tcPr>
+            <w:tcW w:type="dxa" w:w="1080"/>
+            <w:tcBorders>
+              <w:top w:val="single" w:color="BFBFBF" w:sz="4"/>
+              <w:left w:val="single" w:color="BFBFBF" w:sz="4"/>
+              <w:bottom w:val="single" w:color="BFBFBF" w:sz="4"/>
+              <w:right w:val="single" w:color="BFBFBF" w:sz="4"/>
+            </w:tcBorders>
+            <w:tcMar>
+              <w:top w:type="dxa" w:w="60"/>
+              <w:left w:type="dxa" w:w="100"/>
+              <w:bottom w:type="dxa" w:w="60"/>
+              <w:right w:type="dxa" w:w="100"/>
+            </w:tcMar>
+          </w:tcPr>
+          <w:p>
+            <w:pPr>
+              <w:spacing w:after="0"/>
+            </w:pPr>
+            <w:r>
+              <w:rPr>
+                <w:rFonts w:ascii="Calibri" w:cs="Calibri" w:eastAsia="Calibri" w:hAnsi="Calibri"/>
+                <w:b w:val="false"/>
+                <w:bCs w:val="false"/>
+                <w:color w:val="000000"/>
+                <w:sz w:val="19"/>
+                <w:szCs w:val="19"/>
+              </w:rPr>
+              <w:t>11.1 %</w:t>
+            </w:r>
+          </w:p>
+        </w:tc>
+        <w:tc>
+          <w:tcPr>
+            <w:tcW w:type="dxa" w:w="1080"/>
+            <w:tcBorders>
+              <w:top w:val="single" w:color="BFBFBF" w:sz="4"/>
+              <w:left w:val="single" w:color="BFBFBF" w:sz="4"/>
+              <w:bottom w:val="single" w:color="BFBFBF" w:sz="4"/>
+              <w:right w:val="single" w:color="BFBFBF" w:sz="4"/>
+            </w:tcBorders>
+            <w:tcMar>
+              <w:top w:type="dxa" w:w="60"/>
+              <w:left w:type="dxa" w:w="100"/>
+              <w:bottom w:type="dxa" w:w="60"/>
+              <w:right w:type="dxa" w:w="100"/>
+            </w:tcMar>
+          </w:tcPr>
+          <w:p>
+            <w:pPr>
+              <w:spacing w:after="0"/>
+            </w:pPr>
+            <w:r>
+              <w:rPr>
+                <w:rFonts w:ascii="Calibri" w:cs="Calibri" w:eastAsia="Calibri" w:hAnsi="Calibri"/>
+                <w:b w:val="false"/>
+                <w:bCs w:val="false"/>
+                <w:color w:val="000000"/>
+                <w:sz w:val="19"/>
+                <w:szCs w:val="19"/>
+              </w:rPr>
+              <w:t>21.7 %</w:t>
+            </w:r>
+          </w:p>
+        </w:tc>
+      </w:tr>
+      <w:tr>
+        <w:tc>
+          <w:tcPr>
+            <w:tcW w:type="dxa" w:w="2232"/>
+            <w:tcBorders>
+              <w:top w:val="single" w:color="BFBFBF" w:sz="4"/>
+              <w:left w:val="single" w:color="BFBFBF" w:sz="4"/>
+              <w:bottom w:val="single" w:color="BFBFBF" w:sz="4"/>
+              <w:right w:val="single" w:color="BFBFBF" w:sz="4"/>
+            </w:tcBorders>
+            <w:tcMar>
+              <w:top w:type="dxa" w:w="60"/>
+              <w:left w:type="dxa" w:w="100"/>
+              <w:bottom w:type="dxa" w:w="60"/>
+              <w:right w:type="dxa" w:w="100"/>
+            </w:tcMar>
+          </w:tcPr>
+          <w:p>
+            <w:pPr>
+              <w:spacing w:after="0"/>
+            </w:pPr>
+            <w:r>
+              <w:rPr>
+                <w:rFonts w:ascii="Calibri" w:cs="Calibri" w:eastAsia="Calibri" w:hAnsi="Calibri"/>
+                <w:b w:val="false"/>
+                <w:bCs w:val="false"/>
+                <w:color w:val="000000"/>
+                <w:sz w:val="19"/>
+                <w:szCs w:val="19"/>
+              </w:rPr>
+              <w:t>14-inch Laptop</w:t>
+            </w:r>
+          </w:p>
+        </w:tc>
+        <w:tc>
+          <w:tcPr>
+            <w:tcW w:type="dxa" w:w="1872"/>
+            <w:tcBorders>
+              <w:top w:val="single" w:color="BFBFBF" w:sz="4"/>
+              <w:left w:val="single" w:color="BFBFBF" w:sz="4"/>
+              <w:bottom w:val="single" w:color="BFBFBF" w:sz="4"/>
+              <w:right w:val="single" w:color="BFBFBF" w:sz="4"/>
+            </w:tcBorders>
+            <w:tcMar>
+              <w:top w:type="dxa" w:w="60"/>
+              <w:left w:type="dxa" w:w="100"/>
+              <w:bottom w:type="dxa" w:w="60"/>
+              <w:right w:type="dxa" w:w="100"/>
+            </w:tcMar>
+          </w:tcPr>
+          <w:p>
+            <w:pPr>
+              <w:spacing w:after="0"/>
+            </w:pPr>
+            <w:r>
+              <w:rPr>
+                <w:rFonts w:ascii="Calibri" w:cs="Calibri" w:eastAsia="Calibri" w:hAnsi="Calibri"/>
+                <w:b w:val="false"/>
+                <w:bCs w:val="false"/>
+                <w:color w:val="000000"/>
+                <w:sz w:val="19"/>
+                <w:szCs w:val="19"/>
+              </w:rPr>
+              <w:t>Computers</w:t>
+            </w:r>
+          </w:p>
+        </w:tc>
+        <w:tc>
+          <w:tcPr>
+            <w:tcW w:type="dxa" w:w="1512"/>
+            <w:tcBorders>
+              <w:top w:val="single" w:color="BFBFBF" w:sz="4"/>
+              <w:left w:val="single" w:color="BFBFBF" w:sz="4"/>
+              <w:bottom w:val="single" w:color="BFBFBF" w:sz="4"/>
+              <w:right w:val="single" w:color="BFBFBF" w:sz="4"/>
+            </w:tcBorders>
+            <w:tcMar>
+              <w:top w:type="dxa" w:w="60"/>
+              <w:left w:type="dxa" w:w="100"/>
+              <w:bottom w:type="dxa" w:w="60"/>
+              <w:right w:type="dxa" w:w="100"/>
+            </w:tcMar>
+          </w:tcPr>
+          <w:p>
+            <w:pPr>
+              <w:spacing w:after="0"/>
+            </w:pPr>
+            <w:r>
+              <w:rPr>
+                <w:rFonts w:ascii="Calibri" w:cs="Calibri" w:eastAsia="Calibri" w:hAnsi="Calibri"/>
+                <w:b w:val="false"/>
+                <w:bCs w:val="false"/>
+                <w:color w:val="000000"/>
+                <w:sz w:val="19"/>
+                <w:szCs w:val="19"/>
+              </w:rPr>
+              <w:t>Electronics</w:t>
+            </w:r>
+          </w:p>
+        </w:tc>
+        <w:tc>
+          <w:tcPr>
+            <w:tcW w:type="dxa" w:w="1008"/>
+            <w:tcBorders>
+              <w:top w:val="single" w:color="BFBFBF" w:sz="4"/>
+              <w:left w:val="single" w:color="BFBFBF" w:sz="4"/>
+              <w:bottom w:val="single" w:color="BFBFBF" w:sz="4"/>
+              <w:right w:val="single" w:color="BFBFBF" w:sz="4"/>
+            </w:tcBorders>
+            <w:tcMar>
+              <w:top w:type="dxa" w:w="60"/>
+              <w:left w:type="dxa" w:w="100"/>
+              <w:bottom w:type="dxa" w:w="60"/>
+              <w:right w:type="dxa" w:w="100"/>
+            </w:tcMar>
+          </w:tcPr>
+          <w:p>
+            <w:pPr>
+              <w:spacing w:after="0"/>
+            </w:pPr>
+            <w:r>
+              <w:rPr>
+                <w:rFonts w:ascii="Calibri" w:cs="Calibri" w:eastAsia="Calibri" w:hAnsi="Calibri"/>
+                <w:b w:val="false"/>
+                <w:bCs w:val="false"/>
+                <w:color w:val="000000"/>
+                <w:sz w:val="19"/>
+                <w:szCs w:val="19"/>
+              </w:rPr>
+              <w:t>20</w:t>
+            </w:r>
+          </w:p>
+        </w:tc>
+        <w:tc>
+          <w:tcPr>
+            <w:tcW w:type="dxa" w:w="1224"/>
+            <w:tcBorders>
+              <w:top w:val="single" w:color="BFBFBF" w:sz="4"/>
+              <w:left w:val="single" w:color="BFBFBF" w:sz="4"/>
+              <w:bottom w:val="single" w:color="BFBFBF" w:sz="4"/>
+              <w:right w:val="single" w:color="BFBFBF" w:sz="4"/>
+            </w:tcBorders>
+            <w:tcMar>
+              <w:top w:type="dxa" w:w="60"/>
+              <w:left w:type="dxa" w:w="100"/>
+              <w:bottom w:type="dxa" w:w="60"/>
+              <w:right w:type="dxa" w:w="100"/>
+            </w:tcMar>
+          </w:tcPr>
+          <w:p>
+            <w:pPr>
+              <w:spacing w:after="0"/>
+            </w:pPr>
+            <w:r>
+              <w:rPr>
+                <w:rFonts w:ascii="Calibri" w:cs="Calibri" w:eastAsia="Calibri" w:hAnsi="Calibri"/>
+                <w:b w:val="false"/>
+                <w:bCs w:val="false"/>
+                <w:color w:val="000000"/>
+                <w:sz w:val="19"/>
+                <w:szCs w:val="19"/>
+              </w:rPr>
+              <w:t>$11,617</w:t>
+            </w:r>
+          </w:p>
+        </w:tc>
+        <w:tc>
+          <w:tcPr>
+            <w:tcW w:type="dxa" w:w="1080"/>
+            <w:tcBorders>
+              <w:top w:val="single" w:color="BFBFBF" w:sz="4"/>
+              <w:left w:val="single" w:color="BFBFBF" w:sz="4"/>
+              <w:bottom w:val="single" w:color="BFBFBF" w:sz="4"/>
+              <w:right w:val="single" w:color="BFBFBF" w:sz="4"/>
+            </w:tcBorders>
+            <w:tcMar>
+              <w:top w:type="dxa" w:w="60"/>
+              <w:left w:type="dxa" w:w="100"/>
+              <w:bottom w:type="dxa" w:w="60"/>
+              <w:right w:type="dxa" w:w="100"/>
+            </w:tcMar>
+          </w:tcPr>
+          <w:p>
+            <w:pPr>
+              <w:spacing w:after="0"/>
+            </w:pPr>
+            <w:r>
+              <w:rPr>
+                <w:rFonts w:ascii="Calibri" w:cs="Calibri" w:eastAsia="Calibri" w:hAnsi="Calibri"/>
+                <w:b w:val="false"/>
+                <w:bCs w:val="false"/>
+                <w:color w:val="000000"/>
+                <w:sz w:val="19"/>
+                <w:szCs w:val="19"/>
+              </w:rPr>
+              <w:t>7.8 %</w:t>
+            </w:r>
+          </w:p>
+        </w:tc>
+        <w:tc>
+          <w:tcPr>
+            <w:tcW w:type="dxa" w:w="1080"/>
+            <w:tcBorders>
+              <w:top w:val="single" w:color="BFBFBF" w:sz="4"/>
+              <w:left w:val="single" w:color="BFBFBF" w:sz="4"/>
+              <w:bottom w:val="single" w:color="BFBFBF" w:sz="4"/>
+              <w:right w:val="single" w:color="BFBFBF" w:sz="4"/>
+            </w:tcBorders>
+            <w:tcMar>
+              <w:top w:type="dxa" w:w="60"/>
+              <w:left w:type="dxa" w:w="100"/>
+              <w:bottom w:type="dxa" w:w="60"/>
+              <w:right w:type="dxa" w:w="100"/>
+            </w:tcMar>
+          </w:tcPr>
+          <w:p>
+            <w:pPr>
+              <w:spacing w:after="0"/>
+            </w:pPr>
+            <w:r>
+              <w:rPr>
+                <w:rFonts w:ascii="Calibri" w:cs="Calibri" w:eastAsia="Calibri" w:hAnsi="Calibri"/>
+                <w:b w:val="false"/>
+                <w:bCs w:val="false"/>
+                <w:color w:val="000000"/>
+                <w:sz w:val="19"/>
+                <w:szCs w:val="19"/>
+              </w:rPr>
+              <w:t>9.1 %</w:t>
+            </w:r>
+          </w:p>
+        </w:tc>
+      </w:tr>
+      <w:tr>
+        <w:tc>
+          <w:tcPr>
+            <w:tcW w:type="dxa" w:w="2232"/>
+            <w:tcBorders>
+              <w:top w:val="single" w:color="BFBFBF" w:sz="4"/>
+              <w:left w:val="single" w:color="BFBFBF" w:sz="4"/>
+              <w:bottom w:val="single" w:color="BFBFBF" w:sz="4"/>
+              <w:right w:val="single" w:color="BFBFBF" w:sz="4"/>
+            </w:tcBorders>
+            <w:tcMar>
+              <w:top w:type="dxa" w:w="60"/>
+              <w:left w:type="dxa" w:w="100"/>
+              <w:bottom w:type="dxa" w:w="60"/>
+              <w:right w:type="dxa" w:w="100"/>
+            </w:tcMar>
+          </w:tcPr>
+          <w:p>
+            <w:pPr>
+              <w:spacing w:after="0"/>
+            </w:pPr>
+            <w:r>
+              <w:rPr>
+                <w:rFonts w:ascii="Calibri" w:cs="Calibri" w:eastAsia="Calibri" w:hAnsi="Calibri"/>
+                <w:b w:val="false"/>
+                <w:bCs w:val="false"/>
+                <w:color w:val="000000"/>
+                <w:sz w:val="19"/>
+                <w:szCs w:val="19"/>
+              </w:rPr>
+              <w:t>10-inch Android Tablet</w:t>
+            </w:r>
+          </w:p>
+        </w:tc>
+        <w:tc>
+          <w:tcPr>
+            <w:tcW w:type="dxa" w:w="1872"/>
+            <w:tcBorders>
+              <w:top w:val="single" w:color="BFBFBF" w:sz="4"/>
+              <w:left w:val="single" w:color="BFBFBF" w:sz="4"/>
+              <w:bottom w:val="single" w:color="BFBFBF" w:sz="4"/>
+              <w:right w:val="single" w:color="BFBFBF" w:sz="4"/>
+            </w:tcBorders>
+            <w:tcMar>
+              <w:top w:type="dxa" w:w="60"/>
+              <w:left w:type="dxa" w:w="100"/>
+              <w:bottom w:type="dxa" w:w="60"/>
+              <w:right w:type="dxa" w:w="100"/>
+            </w:tcMar>
+          </w:tcPr>
+          <w:p>
+            <w:pPr>
+              <w:spacing w:after="0"/>
+            </w:pPr>
+            <w:r>
+              <w:rPr>
+                <w:rFonts w:ascii="Calibri" w:cs="Calibri" w:eastAsia="Calibri" w:hAnsi="Calibri"/>
+                <w:b w:val="false"/>
+                <w:bCs w:val="false"/>
+                <w:color w:val="000000"/>
+                <w:sz w:val="19"/>
+                <w:szCs w:val="19"/>
+              </w:rPr>
+              <w:t>Phones &amp; Tablets</w:t>
+            </w:r>
+          </w:p>
+        </w:tc>
+        <w:tc>
+          <w:tcPr>
+            <w:tcW w:type="dxa" w:w="1512"/>
+            <w:tcBorders>
+              <w:top w:val="single" w:color="BFBFBF" w:sz="4"/>
+              <w:left w:val="single" w:color="BFBFBF" w:sz="4"/>
+              <w:bottom w:val="single" w:color="BFBFBF" w:sz="4"/>
+              <w:right w:val="single" w:color="BFBFBF" w:sz="4"/>
+            </w:tcBorders>
+            <w:tcMar>
+              <w:top w:type="dxa" w:w="60"/>
+              <w:left w:type="dxa" w:w="100"/>
+              <w:bottom w:type="dxa" w:w="60"/>
+              <w:right w:type="dxa" w:w="100"/>
+            </w:tcMar>
+          </w:tcPr>
+          <w:p>
+            <w:pPr>
+              <w:spacing w:after="0"/>
+            </w:pPr>
+            <w:r>
+              <w:rPr>
+                <w:rFonts w:ascii="Calibri" w:cs="Calibri" w:eastAsia="Calibri" w:hAnsi="Calibri"/>
+                <w:b w:val="false"/>
+                <w:bCs w:val="false"/>
+                <w:color w:val="000000"/>
+                <w:sz w:val="19"/>
+                <w:szCs w:val="19"/>
+              </w:rPr>
+              <w:t>Electronics</w:t>
+            </w:r>
+          </w:p>
+        </w:tc>
+        <w:tc>
+          <w:tcPr>
+            <w:tcW w:type="dxa" w:w="1008"/>
+            <w:tcBorders>
+              <w:top w:val="single" w:color="BFBFBF" w:sz="4"/>
+              <w:left w:val="single" w:color="BFBFBF" w:sz="4"/>
+              <w:bottom w:val="single" w:color="BFBFBF" w:sz="4"/>
+              <w:right w:val="single" w:color="BFBFBF" w:sz="4"/>
+            </w:tcBorders>
+            <w:tcMar>
+              <w:top w:type="dxa" w:w="60"/>
+              <w:left w:type="dxa" w:w="100"/>
+              <w:bottom w:type="dxa" w:w="60"/>
+              <w:right w:type="dxa" w:w="100"/>
+            </w:tcMar>
+          </w:tcPr>
+          <w:p>
+            <w:pPr>
+              <w:spacing w:after="0"/>
+            </w:pPr>
+            <w:r>
+              <w:rPr>
+                <w:rFonts w:ascii="Calibri" w:cs="Calibri" w:eastAsia="Calibri" w:hAnsi="Calibri"/>
+                <w:b w:val="false"/>
+                <w:bCs w:val="false"/>
+                <w:color w:val="000000"/>
+                <w:sz w:val="19"/>
+                <w:szCs w:val="19"/>
+              </w:rPr>
+              <w:t>41</w:t>
+            </w:r>
+          </w:p>
+        </w:tc>
+        <w:tc>
+          <w:tcPr>
+            <w:tcW w:type="dxa" w:w="1224"/>
+            <w:tcBorders>
+              <w:top w:val="single" w:color="BFBFBF" w:sz="4"/>
+              <w:left w:val="single" w:color="BFBFBF" w:sz="4"/>
+              <w:bottom w:val="single" w:color="BFBFBF" w:sz="4"/>
+              <w:right w:val="single" w:color="BFBFBF" w:sz="4"/>
+            </w:tcBorders>
+            <w:tcMar>
+              <w:top w:type="dxa" w:w="60"/>
+              <w:left w:type="dxa" w:w="100"/>
+              <w:bottom w:type="dxa" w:w="60"/>
+              <w:right w:type="dxa" w:w="100"/>
+            </w:tcMar>
+          </w:tcPr>
+          <w:p>
+            <w:pPr>
+              <w:spacing w:after="0"/>
+            </w:pPr>
+            <w:r>
+              <w:rPr>
+                <w:rFonts w:ascii="Calibri" w:cs="Calibri" w:eastAsia="Calibri" w:hAnsi="Calibri"/>
+                <w:b w:val="false"/>
+                <w:bCs w:val="false"/>
+                <w:color w:val="000000"/>
+                <w:sz w:val="19"/>
+                <w:szCs w:val="19"/>
+              </w:rPr>
+              <w:t>$8,553</w:t>
+            </w:r>
+          </w:p>
+        </w:tc>
+        <w:tc>
+          <w:tcPr>
+            <w:tcW w:type="dxa" w:w="1080"/>
+            <w:tcBorders>
+              <w:top w:val="single" w:color="BFBFBF" w:sz="4"/>
+              <w:left w:val="single" w:color="BFBFBF" w:sz="4"/>
+              <w:bottom w:val="single" w:color="BFBFBF" w:sz="4"/>
+              <w:right w:val="single" w:color="BFBFBF" w:sz="4"/>
+            </w:tcBorders>
+            <w:tcMar>
+              <w:top w:type="dxa" w:w="60"/>
+              <w:left w:type="dxa" w:w="100"/>
+              <w:bottom w:type="dxa" w:w="60"/>
+              <w:right w:type="dxa" w:w="100"/>
+            </w:tcMar>
+          </w:tcPr>
+          <w:p>
+            <w:pPr>
+              <w:spacing w:after="0"/>
+            </w:pPr>
+            <w:r>
+              <w:rPr>
+                <w:rFonts w:ascii="Calibri" w:cs="Calibri" w:eastAsia="Calibri" w:hAnsi="Calibri"/>
+                <w:b w:val="false"/>
+                <w:bCs w:val="false"/>
+                <w:color w:val="000000"/>
+                <w:sz w:val="19"/>
+                <w:szCs w:val="19"/>
+              </w:rPr>
+              <w:t>5.8 %</w:t>
+            </w:r>
+          </w:p>
+        </w:tc>
+        <w:tc>
+          <w:tcPr>
+            <w:tcW w:type="dxa" w:w="1080"/>
+            <w:tcBorders>
+              <w:top w:val="single" w:color="BFBFBF" w:sz="4"/>
+              <w:left w:val="single" w:color="BFBFBF" w:sz="4"/>
+              <w:bottom w:val="single" w:color="BFBFBF" w:sz="4"/>
+              <w:right w:val="single" w:color="BFBFBF" w:sz="4"/>
+            </w:tcBorders>
+            <w:tcMar>
+              <w:top w:type="dxa" w:w="60"/>
+              <w:left w:type="dxa" w:w="100"/>
+              <w:bottom w:type="dxa" w:w="60"/>
+              <w:right w:type="dxa" w:w="100"/>
+            </w:tcMar>
+          </w:tcPr>
+          <w:p>
+            <w:pPr>
+              <w:spacing w:after="0"/>
+            </w:pPr>
+            <w:r>
+              <w:rPr>
+                <w:rFonts w:ascii="Calibri" w:cs="Calibri" w:eastAsia="Calibri" w:hAnsi="Calibri"/>
+                <w:b w:val="false"/>
+                <w:bCs w:val="false"/>
+                <w:color w:val="000000"/>
+                <w:sz w:val="19"/>
+                <w:szCs w:val="19"/>
+              </w:rPr>
+              <w:t>11.1 %</w:t>
+            </w:r>
+          </w:p>
+        </w:tc>
+      </w:tr>
+      <w:tr>
+        <w:tc>
+          <w:tcPr>
+            <w:tcW w:type="dxa" w:w="2232"/>
+            <w:tcBorders>
+              <w:top w:val="single" w:color="BFBFBF" w:sz="4"/>
+              <w:left w:val="single" w:color="BFBFBF" w:sz="4"/>
+              <w:bottom w:val="single" w:color="BFBFBF" w:sz="4"/>
+              <w:right w:val="single" w:color="BFBFBF" w:sz="4"/>
+            </w:tcBorders>
+            <w:tcMar>
+              <w:top w:type="dxa" w:w="60"/>
+              <w:left w:type="dxa" w:w="100"/>
+              <w:bottom w:type="dxa" w:w="60"/>
+              <w:right w:type="dxa" w:w="100"/>
+            </w:tcMar>
+          </w:tcPr>
+          <w:p>
+            <w:pPr>
+              <w:spacing w:after="0"/>
+            </w:pPr>
+            <w:r>
+              <w:rPr>
+                <w:rFonts w:ascii="Calibri" w:cs="Calibri" w:eastAsia="Calibri" w:hAnsi="Calibri"/>
+                <w:b w:val="false"/>
+                <w:bCs w:val="false"/>
+                <w:color w:val="000000"/>
+                <w:sz w:val="19"/>
+                <w:szCs w:val="19"/>
+              </w:rPr>
+              <w:t>4L Air Fryer</w:t>
+            </w:r>
+          </w:p>
+        </w:tc>
+        <w:tc>
+          <w:tcPr>
+            <w:tcW w:type="dxa" w:w="1872"/>
+            <w:tcBorders>
+              <w:top w:val="single" w:color="BFBFBF" w:sz="4"/>
+              <w:left w:val="single" w:color="BFBFBF" w:sz="4"/>
+              <w:bottom w:val="single" w:color="BFBFBF" w:sz="4"/>
+              <w:right w:val="single" w:color="BFBFBF" w:sz="4"/>
+            </w:tcBorders>
+            <w:tcMar>
+              <w:top w:type="dxa" w:w="60"/>
+              <w:left w:type="dxa" w:w="100"/>
+              <w:bottom w:type="dxa" w:w="60"/>
+              <w:right w:type="dxa" w:w="100"/>
+            </w:tcMar>
+          </w:tcPr>
+          <w:p>
+            <w:pPr>
+              <w:spacing w:after="0"/>
+            </w:pPr>
+            <w:r>
+              <w:rPr>
+                <w:rFonts w:ascii="Calibri" w:cs="Calibri" w:eastAsia="Calibri" w:hAnsi="Calibri"/>
+                <w:b w:val="false"/>
+                <w:bCs w:val="false"/>
+                <w:color w:val="000000"/>
+                <w:sz w:val="19"/>
+                <w:szCs w:val="19"/>
+              </w:rPr>
+              <w:t>Small Appliances</w:t>
+            </w:r>
+          </w:p>
+        </w:tc>
+        <w:tc>
+          <w:tcPr>
+            <w:tcW w:type="dxa" w:w="1512"/>
+            <w:tcBorders>
+              <w:top w:val="single" w:color="BFBFBF" w:sz="4"/>
+              <w:left w:val="single" w:color="BFBFBF" w:sz="4"/>
+              <w:bottom w:val="single" w:color="BFBFBF" w:sz="4"/>
+              <w:right w:val="single" w:color="BFBFBF" w:sz="4"/>
+            </w:tcBorders>
+            <w:tcMar>
+              <w:top w:type="dxa" w:w="60"/>
+              <w:left w:type="dxa" w:w="100"/>
+              <w:bottom w:type="dxa" w:w="60"/>
+              <w:right w:type="dxa" w:w="100"/>
+            </w:tcMar>
+          </w:tcPr>
+          <w:p>
+            <w:pPr>
+              <w:spacing w:after="0"/>
+            </w:pPr>
+            <w:r>
+              <w:rPr>
+                <w:rFonts w:ascii="Calibri" w:cs="Calibri" w:eastAsia="Calibri" w:hAnsi="Calibri"/>
+                <w:b w:val="false"/>
+                <w:bCs w:val="false"/>
+                <w:color w:val="000000"/>
+                <w:sz w:val="19"/>
+                <w:szCs w:val="19"/>
+              </w:rPr>
+              <w:t>Home &amp; Kitchen</w:t>
+            </w:r>
+          </w:p>
+        </w:tc>
+        <w:tc>
+          <w:tcPr>
+            <w:tcW w:type="dxa" w:w="1008"/>
+            <w:tcBorders>
+              <w:top w:val="single" w:color="BFBFBF" w:sz="4"/>
+              <w:left w:val="single" w:color="BFBFBF" w:sz="4"/>
+              <w:bottom w:val="single" w:color="BFBFBF" w:sz="4"/>
+              <w:right w:val="single" w:color="BFBFBF" w:sz="4"/>
+            </w:tcBorders>
+            <w:tcMar>
+              <w:top w:type="dxa" w:w="60"/>
+              <w:left w:type="dxa" w:w="100"/>
+              <w:bottom w:type="dxa" w:w="60"/>
+              <w:right w:type="dxa" w:w="100"/>
+            </w:tcMar>
+          </w:tcPr>
+          <w:p>
+            <w:pPr>
+              <w:spacing w:after="0"/>
+            </w:pPr>
+            <w:r>
+              <w:rPr>
+                <w:rFonts w:ascii="Calibri" w:cs="Calibri" w:eastAsia="Calibri" w:hAnsi="Calibri"/>
+                <w:b w:val="false"/>
+                <w:bCs w:val="false"/>
+                <w:color w:val="000000"/>
+                <w:sz w:val="19"/>
+                <w:szCs w:val="19"/>
+              </w:rPr>
+              <w:t>67</w:t>
+            </w:r>
+          </w:p>
+        </w:tc>
+        <w:tc>
+          <w:tcPr>
+            <w:tcW w:type="dxa" w:w="1224"/>
+            <w:tcBorders>
+              <w:top w:val="single" w:color="BFBFBF" w:sz="4"/>
+              <w:left w:val="single" w:color="BFBFBF" w:sz="4"/>
+              <w:bottom w:val="single" w:color="BFBFBF" w:sz="4"/>
+              <w:right w:val="single" w:color="BFBFBF" w:sz="4"/>
+            </w:tcBorders>
+            <w:tcMar>
+              <w:top w:type="dxa" w:w="60"/>
+              <w:left w:type="dxa" w:w="100"/>
+              <w:bottom w:type="dxa" w:w="60"/>
+              <w:right w:type="dxa" w:w="100"/>
+            </w:tcMar>
+          </w:tcPr>
+          <w:p>
+            <w:pPr>
+              <w:spacing w:after="0"/>
+            </w:pPr>
+            <w:r>
+              <w:rPr>
+                <w:rFonts w:ascii="Calibri" w:cs="Calibri" w:eastAsia="Calibri" w:hAnsi="Calibri"/>
+                <w:b w:val="false"/>
+                <w:bCs w:val="false"/>
+                <w:color w:val="000000"/>
+                <w:sz w:val="19"/>
+                <w:szCs w:val="19"/>
+              </w:rPr>
+              <w:t>$7,359</w:t>
+            </w:r>
+          </w:p>
+        </w:tc>
+        <w:tc>
+          <w:tcPr>
+            <w:tcW w:type="dxa" w:w="1080"/>
+            <w:tcBorders>
+              <w:top w:val="single" w:color="BFBFBF" w:sz="4"/>
+              <w:left w:val="single" w:color="BFBFBF" w:sz="4"/>
+              <w:bottom w:val="single" w:color="BFBFBF" w:sz="4"/>
+              <w:right w:val="single" w:color="BFBFBF" w:sz="4"/>
+            </w:tcBorders>
+            <w:tcMar>
+              <w:top w:type="dxa" w:w="60"/>
+              <w:left w:type="dxa" w:w="100"/>
+              <w:bottom w:type="dxa" w:w="60"/>
+              <w:right w:type="dxa" w:w="100"/>
+            </w:tcMar>
+          </w:tcPr>
+          <w:p>
+            <w:pPr>
+              <w:spacing w:after="0"/>
+            </w:pPr>
+            <w:r>
+              <w:rPr>
+                <w:rFonts w:ascii="Calibri" w:cs="Calibri" w:eastAsia="Calibri" w:hAnsi="Calibri"/>
+                <w:b w:val="false"/>
+                <w:bCs w:val="false"/>
+                <w:color w:val="000000"/>
+                <w:sz w:val="19"/>
+                <w:szCs w:val="19"/>
+              </w:rPr>
+              <w:t>4.9 %</w:t>
+            </w:r>
+          </w:p>
+        </w:tc>
+        <w:tc>
+          <w:tcPr>
+            <w:tcW w:type="dxa" w:w="1080"/>
+            <w:tcBorders>
+              <w:top w:val="single" w:color="BFBFBF" w:sz="4"/>
+              <w:left w:val="single" w:color="BFBFBF" w:sz="4"/>
+              <w:bottom w:val="single" w:color="BFBFBF" w:sz="4"/>
+              <w:right w:val="single" w:color="BFBFBF" w:sz="4"/>
+            </w:tcBorders>
+            <w:tcMar>
+              <w:top w:type="dxa" w:w="60"/>
+              <w:left w:type="dxa" w:w="100"/>
+              <w:bottom w:type="dxa" w:w="60"/>
+              <w:right w:type="dxa" w:w="100"/>
+            </w:tcMar>
+          </w:tcPr>
+          <w:p>
+            <w:pPr>
+              <w:spacing w:after="0"/>
+            </w:pPr>
+            <w:r>
+              <w:rPr>
+                <w:rFonts w:ascii="Calibri" w:cs="Calibri" w:eastAsia="Calibri" w:hAnsi="Calibri"/>
+                <w:b w:val="false"/>
+                <w:bCs w:val="false"/>
+                <w:color w:val="000000"/>
+                <w:sz w:val="19"/>
+                <w:szCs w:val="19"/>
+              </w:rPr>
+              <w:t>7.3 %</w:t>
+            </w:r>
+          </w:p>
+        </w:tc>
+      </w:tr>
+      <w:tr>
+        <w:tc>
+          <w:tcPr>
+            <w:tcW w:type="dxa" w:w="2232"/>
+            <w:tcBorders>
+              <w:top w:val="single" w:color="BFBFBF" w:sz="4"/>
+              <w:left w:val="single" w:color="BFBFBF" w:sz="4"/>
+              <w:bottom w:val="single" w:color="BFBFBF" w:sz="4"/>
+              <w:right w:val="single" w:color="BFBFBF" w:sz="4"/>
+            </w:tcBorders>
+            <w:tcMar>
+              <w:top w:type="dxa" w:w="60"/>
+              <w:left w:type="dxa" w:w="100"/>
+              <w:bottom w:type="dxa" w:w="60"/>
+              <w:right w:type="dxa" w:w="100"/>
+            </w:tcMar>
+          </w:tcPr>
+          <w:p>
+            <w:pPr>
+              <w:spacing w:after="0"/>
+            </w:pPr>
+            <w:r>
+              <w:rPr>
+                <w:rFonts w:ascii="Calibri" w:cs="Calibri" w:eastAsia="Calibri" w:hAnsi="Calibri"/>
+                <w:b w:val="false"/>
+                <w:bCs w:val="false"/>
+                <w:color w:val="000000"/>
+                <w:sz w:val="19"/>
+                <w:szCs w:val="19"/>
+              </w:rPr>
+              <w:t>Wireless Earbuds</w:t>
+            </w:r>
+          </w:p>
+        </w:tc>
+        <w:tc>
+          <w:tcPr>
+            <w:tcW w:type="dxa" w:w="1872"/>
+            <w:tcBorders>
+              <w:top w:val="single" w:color="BFBFBF" w:sz="4"/>
+              <w:left w:val="single" w:color="BFBFBF" w:sz="4"/>
+              <w:bottom w:val="single" w:color="BFBFBF" w:sz="4"/>
+              <w:right w:val="single" w:color="BFBFBF" w:sz="4"/>
+            </w:tcBorders>
+            <w:tcMar>
+              <w:top w:type="dxa" w:w="60"/>
+              <w:left w:type="dxa" w:w="100"/>
+              <w:bottom w:type="dxa" w:w="60"/>
+              <w:right w:type="dxa" w:w="100"/>
+            </w:tcMar>
+          </w:tcPr>
+          <w:p>
+            <w:pPr>
+              <w:spacing w:after="0"/>
+            </w:pPr>
+            <w:r>
+              <w:rPr>
+                <w:rFonts w:ascii="Calibri" w:cs="Calibri" w:eastAsia="Calibri" w:hAnsi="Calibri"/>
+                <w:b w:val="false"/>
+                <w:bCs w:val="false"/>
+                <w:color w:val="000000"/>
+                <w:sz w:val="19"/>
+                <w:szCs w:val="19"/>
+              </w:rPr>
+              <w:t>Audio</w:t>
+            </w:r>
+          </w:p>
+        </w:tc>
+        <w:tc>
+          <w:tcPr>
+            <w:tcW w:type="dxa" w:w="1512"/>
+            <w:tcBorders>
+              <w:top w:val="single" w:color="BFBFBF" w:sz="4"/>
+              <w:left w:val="single" w:color="BFBFBF" w:sz="4"/>
+              <w:bottom w:val="single" w:color="BFBFBF" w:sz="4"/>
+              <w:right w:val="single" w:color="BFBFBF" w:sz="4"/>
+            </w:tcBorders>
+            <w:tcMar>
+              <w:top w:type="dxa" w:w="60"/>
+              <w:left w:type="dxa" w:w="100"/>
+              <w:bottom w:type="dxa" w:w="60"/>
+              <w:right w:type="dxa" w:w="100"/>
+            </w:tcMar>
+          </w:tcPr>
+          <w:p>
+            <w:pPr>
+              <w:spacing w:after="0"/>
+            </w:pPr>
+            <w:r>
+              <w:rPr>
+                <w:rFonts w:ascii="Calibri" w:cs="Calibri" w:eastAsia="Calibri" w:hAnsi="Calibri"/>
+                <w:b w:val="false"/>
+                <w:bCs w:val="false"/>
+                <w:color w:val="000000"/>
+                <w:sz w:val="19"/>
+                <w:szCs w:val="19"/>
+              </w:rPr>
+              <w:t>Electronics</w:t>
+            </w:r>
+          </w:p>
+        </w:tc>
+        <w:tc>
+          <w:tcPr>
+            <w:tcW w:type="dxa" w:w="1008"/>
+            <w:tcBorders>
+              <w:top w:val="single" w:color="BFBFBF" w:sz="4"/>
+              <w:left w:val="single" w:color="BFBFBF" w:sz="4"/>
+              <w:bottom w:val="single" w:color="BFBFBF" w:sz="4"/>
+              <w:right w:val="single" w:color="BFBFBF" w:sz="4"/>
+            </w:tcBorders>
+            <w:tcMar>
+              <w:top w:type="dxa" w:w="60"/>
+              <w:left w:type="dxa" w:w="100"/>
+              <w:bottom w:type="dxa" w:w="60"/>
+              <w:right w:type="dxa" w:w="100"/>
+            </w:tcMar>
+          </w:tcPr>
+          <w:p>
+            <w:pPr>
+              <w:spacing w:after="0"/>
+            </w:pPr>
+            <w:r>
+              <w:rPr>
+                <w:rFonts w:ascii="Calibri" w:cs="Calibri" w:eastAsia="Calibri" w:hAnsi="Calibri"/>
+                <w:b w:val="false"/>
+                <w:bCs w:val="false"/>
+                <w:color w:val="000000"/>
+                <w:sz w:val="19"/>
+                <w:szCs w:val="19"/>
+              </w:rPr>
+              <w:t>128</w:t>
+            </w:r>
+          </w:p>
+        </w:tc>
+        <w:tc>
+          <w:tcPr>
+            <w:tcW w:type="dxa" w:w="1224"/>
+            <w:tcBorders>
+              <w:top w:val="single" w:color="BFBFBF" w:sz="4"/>
+              <w:left w:val="single" w:color="BFBFBF" w:sz="4"/>
+              <w:bottom w:val="single" w:color="BFBFBF" w:sz="4"/>
+              <w:right w:val="single" w:color="BFBFBF" w:sz="4"/>
+            </w:tcBorders>
+            <w:tcMar>
+              <w:top w:type="dxa" w:w="60"/>
+              <w:left w:type="dxa" w:w="100"/>
+              <w:bottom w:type="dxa" w:w="60"/>
+              <w:right w:type="dxa" w:w="100"/>
+            </w:tcMar>
+          </w:tcPr>
+          <w:p>
+            <w:pPr>
+              <w:spacing w:after="0"/>
+            </w:pPr>
+            <w:r>
+              <w:rPr>
+                <w:rFonts w:ascii="Calibri" w:cs="Calibri" w:eastAsia="Calibri" w:hAnsi="Calibri"/>
+                <w:b w:val="false"/>
+                <w:bCs w:val="false"/>
+                <w:color w:val="000000"/>
+                <w:sz w:val="19"/>
+                <w:szCs w:val="19"/>
+              </w:rPr>
+              <w:t>$7,204</w:t>
+            </w:r>
+          </w:p>
+        </w:tc>
+        <w:tc>
+          <w:tcPr>
+            <w:tcW w:type="dxa" w:w="1080"/>
+            <w:tcBorders>
+              <w:top w:val="single" w:color="BFBFBF" w:sz="4"/>
+              <w:left w:val="single" w:color="BFBFBF" w:sz="4"/>
+              <w:bottom w:val="single" w:color="BFBFBF" w:sz="4"/>
+              <w:right w:val="single" w:color="BFBFBF" w:sz="4"/>
+            </w:tcBorders>
+            <w:tcMar>
+              <w:top w:type="dxa" w:w="60"/>
+              <w:left w:type="dxa" w:w="100"/>
+              <w:bottom w:type="dxa" w:w="60"/>
+              <w:right w:type="dxa" w:w="100"/>
+            </w:tcMar>
+          </w:tcPr>
+          <w:p>
+            <w:pPr>
+              <w:spacing w:after="0"/>
+            </w:pPr>
+            <w:r>
+              <w:rPr>
+                <w:rFonts w:ascii="Calibri" w:cs="Calibri" w:eastAsia="Calibri" w:hAnsi="Calibri"/>
+                <w:b w:val="false"/>
+                <w:bCs w:val="false"/>
+                <w:color w:val="000000"/>
+                <w:sz w:val="19"/>
+                <w:szCs w:val="19"/>
+              </w:rPr>
+              <w:t>4.8 %</w:t>
+            </w:r>
+          </w:p>
+        </w:tc>
+        <w:tc>
+          <w:tcPr>
+            <w:tcW w:type="dxa" w:w="1080"/>
+            <w:tcBorders>
+              <w:top w:val="single" w:color="BFBFBF" w:sz="4"/>
+              <w:left w:val="single" w:color="BFBFBF" w:sz="4"/>
+              <w:bottom w:val="single" w:color="BFBFBF" w:sz="4"/>
+              <w:right w:val="single" w:color="BFBFBF" w:sz="4"/>
+            </w:tcBorders>
+            <w:tcMar>
+              <w:top w:type="dxa" w:w="60"/>
+              <w:left w:type="dxa" w:w="100"/>
+              <w:bottom w:type="dxa" w:w="60"/>
+              <w:right w:type="dxa" w:w="100"/>
+            </w:tcMar>
+          </w:tcPr>
+          <w:p>
+            <w:pPr>
+              <w:spacing w:after="0"/>
+            </w:pPr>
+            <w:r>
+              <w:rPr>
+                <w:rFonts w:ascii="Calibri" w:cs="Calibri" w:eastAsia="Calibri" w:hAnsi="Calibri"/>
+                <w:b w:val="false"/>
+                <w:bCs w:val="false"/>
+                <w:color w:val="000000"/>
+                <w:sz w:val="19"/>
+                <w:szCs w:val="19"/>
+              </w:rPr>
+              <w:t>13.1 %</w:t>
+            </w:r>
+          </w:p>
+        </w:tc>
+      </w:tr>
+      <w:tr>
+        <w:tc>
+          <w:tcPr>
+            <w:tcW w:type="dxa" w:w="2232"/>
+            <w:tcBorders>
+              <w:top w:val="single" w:color="BFBFBF" w:sz="4"/>
+              <w:left w:val="single" w:color="BFBFBF" w:sz="4"/>
+              <w:bottom w:val="single" w:color="BFBFBF" w:sz="4"/>
+              <w:right w:val="single" w:color="BFBFBF" w:sz="4"/>
+            </w:tcBorders>
+            <w:tcMar>
+              <w:top w:type="dxa" w:w="60"/>
+              <w:left w:type="dxa" w:w="100"/>
+              <w:bottom w:type="dxa" w:w="60"/>
+              <w:right w:type="dxa" w:w="100"/>
+            </w:tcMar>
+          </w:tcPr>
+          <w:p>
+            <w:pPr>
+              <w:spacing w:after="0"/>
+            </w:pPr>
+            <w:r>
+              <w:rPr>
+                <w:rFonts w:ascii="Calibri" w:cs="Calibri" w:eastAsia="Calibri" w:hAnsi="Calibri"/>
+                <w:b w:val="false"/>
+                <w:bCs w:val="false"/>
+                <w:color w:val="000000"/>
+                <w:sz w:val="19"/>
+                <w:szCs w:val="19"/>
+              </w:rPr>
+              <w:t>Smartwatch</w:t>
+            </w:r>
+          </w:p>
+        </w:tc>
+        <w:tc>
+          <w:tcPr>
+            <w:tcW w:type="dxa" w:w="1872"/>
+            <w:tcBorders>
+              <w:top w:val="single" w:color="BFBFBF" w:sz="4"/>
+              <w:left w:val="single" w:color="BFBFBF" w:sz="4"/>
+              <w:bottom w:val="single" w:color="BFBFBF" w:sz="4"/>
+              <w:right w:val="single" w:color="BFBFBF" w:sz="4"/>
+            </w:tcBorders>
+            <w:tcMar>
+              <w:top w:type="dxa" w:w="60"/>
+              <w:left w:type="dxa" w:w="100"/>
+              <w:bottom w:type="dxa" w:w="60"/>
+              <w:right w:type="dxa" w:w="100"/>
+            </w:tcMar>
+          </w:tcPr>
+          <w:p>
+            <w:pPr>
+              <w:spacing w:after="0"/>
+            </w:pPr>
+            <w:r>
+              <w:rPr>
+                <w:rFonts w:ascii="Calibri" w:cs="Calibri" w:eastAsia="Calibri" w:hAnsi="Calibri"/>
+                <w:b w:val="false"/>
+                <w:bCs w:val="false"/>
+                <w:color w:val="000000"/>
+                <w:sz w:val="19"/>
+                <w:szCs w:val="19"/>
+              </w:rPr>
+              <w:t>Accessories</w:t>
+            </w:r>
+          </w:p>
+        </w:tc>
+        <w:tc>
+          <w:tcPr>
+            <w:tcW w:type="dxa" w:w="1512"/>
+            <w:tcBorders>
+              <w:top w:val="single" w:color="BFBFBF" w:sz="4"/>
+              <w:left w:val="single" w:color="BFBFBF" w:sz="4"/>
+              <w:bottom w:val="single" w:color="BFBFBF" w:sz="4"/>
+              <w:right w:val="single" w:color="BFBFBF" w:sz="4"/>
+            </w:tcBorders>
+            <w:tcMar>
+              <w:top w:type="dxa" w:w="60"/>
+              <w:left w:type="dxa" w:w="100"/>
+              <w:bottom w:type="dxa" w:w="60"/>
+              <w:right w:type="dxa" w:w="100"/>
+            </w:tcMar>
+          </w:tcPr>
+          <w:p>
+            <w:pPr>
+              <w:spacing w:after="0"/>
+            </w:pPr>
+            <w:r>
+              <w:rPr>
+                <w:rFonts w:ascii="Calibri" w:cs="Calibri" w:eastAsia="Calibri" w:hAnsi="Calibri"/>
+                <w:b w:val="false"/>
+                <w:bCs w:val="false"/>
+                <w:color w:val="000000"/>
+                <w:sz w:val="19"/>
+                <w:szCs w:val="19"/>
+              </w:rPr>
+              <w:t>Electronics</w:t>
+            </w:r>
+          </w:p>
+        </w:tc>
+        <w:tc>
+          <w:tcPr>
+            <w:tcW w:type="dxa" w:w="1008"/>
+            <w:tcBorders>
+              <w:top w:val="single" w:color="BFBFBF" w:sz="4"/>
+              <w:left w:val="single" w:color="BFBFBF" w:sz="4"/>
+              <w:bottom w:val="single" w:color="BFBFBF" w:sz="4"/>
+              <w:right w:val="single" w:color="BFBFBF" w:sz="4"/>
+            </w:tcBorders>
+            <w:tcMar>
+              <w:top w:type="dxa" w:w="60"/>
+              <w:left w:type="dxa" w:w="100"/>
+              <w:bottom w:type="dxa" w:w="60"/>
+              <w:right w:type="dxa" w:w="100"/>
+            </w:tcMar>
+          </w:tcPr>
+          <w:p>
+            <w:pPr>
+              <w:spacing w:after="0"/>
+            </w:pPr>
+            <w:r>
+              <w:rPr>
+                <w:rFonts w:ascii="Calibri" w:cs="Calibri" w:eastAsia="Calibri" w:hAnsi="Calibri"/>
+                <w:b w:val="false"/>
+                <w:bCs w:val="false"/>
+                <w:color w:val="000000"/>
+                <w:sz w:val="19"/>
+                <w:szCs w:val="19"/>
+              </w:rPr>
+              <w:t>55</w:t>
+            </w:r>
+          </w:p>
+        </w:tc>
+        <w:tc>
+          <w:tcPr>
+            <w:tcW w:type="dxa" w:w="1224"/>
+            <w:tcBorders>
+              <w:top w:val="single" w:color="BFBFBF" w:sz="4"/>
+              <w:left w:val="single" w:color="BFBFBF" w:sz="4"/>
+              <w:bottom w:val="single" w:color="BFBFBF" w:sz="4"/>
+              <w:right w:val="single" w:color="BFBFBF" w:sz="4"/>
+            </w:tcBorders>
+            <w:tcMar>
+              <w:top w:type="dxa" w:w="60"/>
+              <w:left w:type="dxa" w:w="100"/>
+              <w:bottom w:type="dxa" w:w="60"/>
+              <w:right w:type="dxa" w:w="100"/>
+            </w:tcMar>
+          </w:tcPr>
+          <w:p>
+            <w:pPr>
+              <w:spacing w:after="0"/>
+            </w:pPr>
+            <w:r>
+              <w:rPr>
+                <w:rFonts w:ascii="Calibri" w:cs="Calibri" w:eastAsia="Calibri" w:hAnsi="Calibri"/>
+                <w:b w:val="false"/>
+                <w:bCs w:val="false"/>
+                <w:color w:val="000000"/>
+                <w:sz w:val="19"/>
+                <w:szCs w:val="19"/>
+              </w:rPr>
+              <w:t>$6,560</w:t>
+            </w:r>
+          </w:p>
+        </w:tc>
+        <w:tc>
+          <w:tcPr>
+            <w:tcW w:type="dxa" w:w="1080"/>
+            <w:tcBorders>
+              <w:top w:val="single" w:color="BFBFBF" w:sz="4"/>
+              <w:left w:val="single" w:color="BFBFBF" w:sz="4"/>
+              <w:bottom w:val="single" w:color="BFBFBF" w:sz="4"/>
+              <w:right w:val="single" w:color="BFBFBF" w:sz="4"/>
+            </w:tcBorders>
+            <w:tcMar>
+              <w:top w:type="dxa" w:w="60"/>
+              <w:left w:type="dxa" w:w="100"/>
+              <w:bottom w:type="dxa" w:w="60"/>
+              <w:right w:type="dxa" w:w="100"/>
+            </w:tcMar>
+          </w:tcPr>
+          <w:p>
+            <w:pPr>
+              <w:spacing w:after="0"/>
+            </w:pPr>
+            <w:r>
+              <w:rPr>
+                <w:rFonts w:ascii="Calibri" w:cs="Calibri" w:eastAsia="Calibri" w:hAnsi="Calibri"/>
+                <w:b w:val="false"/>
+                <w:bCs w:val="false"/>
+                <w:color w:val="000000"/>
+                <w:sz w:val="19"/>
+                <w:szCs w:val="19"/>
+              </w:rPr>
+              <w:t>4.4 %</w:t>
+            </w:r>
+          </w:p>
+        </w:tc>
+        <w:tc>
+          <w:tcPr>
+            <w:tcW w:type="dxa" w:w="1080"/>
+            <w:tcBorders>
+              <w:top w:val="single" w:color="BFBFBF" w:sz="4"/>
+              <w:left w:val="single" w:color="BFBFBF" w:sz="4"/>
+              <w:bottom w:val="single" w:color="BFBFBF" w:sz="4"/>
+              <w:right w:val="single" w:color="BFBFBF" w:sz="4"/>
+            </w:tcBorders>
+            <w:tcMar>
+              <w:top w:type="dxa" w:w="60"/>
+              <w:left w:type="dxa" w:w="100"/>
+              <w:bottom w:type="dxa" w:w="60"/>
+              <w:right w:type="dxa" w:w="100"/>
+            </w:tcMar>
+          </w:tcPr>
+          <w:p>
+            <w:pPr>
+              <w:spacing w:after="0"/>
+            </w:pPr>
+            <w:r>
+              <w:rPr>
+                <w:rFonts w:ascii="Calibri" w:cs="Calibri" w:eastAsia="Calibri" w:hAnsi="Calibri"/>
+                <w:b w:val="false"/>
+                <w:bCs w:val="false"/>
+                <w:color w:val="000000"/>
+                <w:sz w:val="19"/>
+                <w:szCs w:val="19"/>
+              </w:rPr>
+              <w:t>12.2 %</w:t>
+            </w:r>
+          </w:p>
+        </w:tc>
+      </w:tr>
+      <w:tr>
+        <w:tc>
+          <w:tcPr>
+            <w:tcW w:type="dxa" w:w="2232"/>
+            <w:tcBorders>
+              <w:top w:val="single" w:color="BFBFBF" w:sz="4"/>
+              <w:left w:val="single" w:color="BFBFBF" w:sz="4"/>
+              <w:bottom w:val="single" w:color="BFBFBF" w:sz="4"/>
+              <w:right w:val="single" w:color="BFBFBF" w:sz="4"/>
+            </w:tcBorders>
+            <w:tcMar>
+              <w:top w:type="dxa" w:w="60"/>
+              <w:left w:type="dxa" w:w="100"/>
+              <w:bottom w:type="dxa" w:w="60"/>
+              <w:right w:type="dxa" w:w="100"/>
+            </w:tcMar>
+          </w:tcPr>
+          <w:p>
+            <w:pPr>
+              <w:spacing w:after="0"/>
+            </w:pPr>
+            <w:r>
+              <w:rPr>
+                <w:rFonts w:ascii="Calibri" w:cs="Calibri" w:eastAsia="Calibri" w:hAnsi="Calibri"/>
+                <w:b w:val="false"/>
+                <w:bCs w:val="false"/>
+                <w:color w:val="000000"/>
+                <w:sz w:val="19"/>
+                <w:szCs w:val="19"/>
+              </w:rPr>
+              <w:t>Noise-Cancelling Headphones</w:t>
+            </w:r>
+          </w:p>
+        </w:tc>
+        <w:tc>
+          <w:tcPr>
+            <w:tcW w:type="dxa" w:w="1872"/>
+            <w:tcBorders>
+              <w:top w:val="single" w:color="BFBFBF" w:sz="4"/>
+              <w:left w:val="single" w:color="BFBFBF" w:sz="4"/>
+              <w:bottom w:val="single" w:color="BFBFBF" w:sz="4"/>
+              <w:right w:val="single" w:color="BFBFBF" w:sz="4"/>
+            </w:tcBorders>
+            <w:tcMar>
+              <w:top w:type="dxa" w:w="60"/>
+              <w:left w:type="dxa" w:w="100"/>
+              <w:bottom w:type="dxa" w:w="60"/>
+              <w:right w:type="dxa" w:w="100"/>
+            </w:tcMar>
+          </w:tcPr>
+          <w:p>
+            <w:pPr>
+              <w:spacing w:after="0"/>
+            </w:pPr>
+            <w:r>
+              <w:rPr>
+                <w:rFonts w:ascii="Calibri" w:cs="Calibri" w:eastAsia="Calibri" w:hAnsi="Calibri"/>
+                <w:b w:val="false"/>
+                <w:bCs w:val="false"/>
+                <w:color w:val="000000"/>
+                <w:sz w:val="19"/>
+                <w:szCs w:val="19"/>
+              </w:rPr>
+              <w:t>Audio</w:t>
+            </w:r>
+          </w:p>
+        </w:tc>
+        <w:tc>
+          <w:tcPr>
+            <w:tcW w:type="dxa" w:w="1512"/>
+            <w:tcBorders>
+              <w:top w:val="single" w:color="BFBFBF" w:sz="4"/>
+              <w:left w:val="single" w:color="BFBFBF" w:sz="4"/>
+              <w:bottom w:val="single" w:color="BFBFBF" w:sz="4"/>
+              <w:right w:val="single" w:color="BFBFBF" w:sz="4"/>
+            </w:tcBorders>
+            <w:tcMar>
+              <w:top w:type="dxa" w:w="60"/>
+              <w:left w:type="dxa" w:w="100"/>
+              <w:bottom w:type="dxa" w:w="60"/>
+              <w:right w:type="dxa" w:w="100"/>
+            </w:tcMar>
+          </w:tcPr>
+          <w:p>
+            <w:pPr>
+              <w:spacing w:after="0"/>
+            </w:pPr>
+            <w:r>
+              <w:rPr>
+                <w:rFonts w:ascii="Calibri" w:cs="Calibri" w:eastAsia="Calibri" w:hAnsi="Calibri"/>
+                <w:b w:val="false"/>
+                <w:bCs w:val="false"/>
+                <w:color w:val="000000"/>
+                <w:sz w:val="19"/>
+                <w:szCs w:val="19"/>
+              </w:rPr>
+              <w:t>Electronics</w:t>
+            </w:r>
+          </w:p>
+        </w:tc>
+        <w:tc>
+          <w:tcPr>
+            <w:tcW w:type="dxa" w:w="1008"/>
+            <w:tcBorders>
+              <w:top w:val="single" w:color="BFBFBF" w:sz="4"/>
+              <w:left w:val="single" w:color="BFBFBF" w:sz="4"/>
+              <w:bottom w:val="single" w:color="BFBFBF" w:sz="4"/>
+              <w:right w:val="single" w:color="BFBFBF" w:sz="4"/>
+            </w:tcBorders>
+            <w:tcMar>
+              <w:top w:type="dxa" w:w="60"/>
+              <w:left w:type="dxa" w:w="100"/>
+              <w:bottom w:type="dxa" w:w="60"/>
+              <w:right w:type="dxa" w:w="100"/>
+            </w:tcMar>
+          </w:tcPr>
+          <w:p>
+            <w:pPr>
+              <w:spacing w:after="0"/>
+            </w:pPr>
+            <w:r>
+              <w:rPr>
+                <w:rFonts w:ascii="Calibri" w:cs="Calibri" w:eastAsia="Calibri" w:hAnsi="Calibri"/>
+                <w:b w:val="false"/>
+                <w:bCs w:val="false"/>
+                <w:color w:val="000000"/>
+                <w:sz w:val="19"/>
+                <w:szCs w:val="19"/>
+              </w:rPr>
+              <w:t>47</w:t>
+            </w:r>
+          </w:p>
+        </w:tc>
+        <w:tc>
+          <w:tcPr>
+            <w:tcW w:type="dxa" w:w="1224"/>
+            <w:tcBorders>
+              <w:top w:val="single" w:color="BFBFBF" w:sz="4"/>
+              <w:left w:val="single" w:color="BFBFBF" w:sz="4"/>
+              <w:bottom w:val="single" w:color="BFBFBF" w:sz="4"/>
+              <w:right w:val="single" w:color="BFBFBF" w:sz="4"/>
+            </w:tcBorders>
+            <w:tcMar>
+              <w:top w:type="dxa" w:w="60"/>
+              <w:left w:type="dxa" w:w="100"/>
+              <w:bottom w:type="dxa" w:w="60"/>
+              <w:right w:type="dxa" w:w="100"/>
+            </w:tcMar>
+          </w:tcPr>
+          <w:p>
+            <w:pPr>
+              <w:spacing w:after="0"/>
+            </w:pPr>
+            <w:r>
+              <w:rPr>
+                <w:rFonts w:ascii="Calibri" w:cs="Calibri" w:eastAsia="Calibri" w:hAnsi="Calibri"/>
+                <w:b w:val="false"/>
+                <w:bCs w:val="false"/>
+                <w:color w:val="000000"/>
+                <w:sz w:val="19"/>
+                <w:szCs w:val="19"/>
+              </w:rPr>
+              <w:t>$6,459</w:t>
+            </w:r>
+          </w:p>
+        </w:tc>
+        <w:tc>
+          <w:tcPr>
+            <w:tcW w:type="dxa" w:w="1080"/>
+            <w:tcBorders>
+              <w:top w:val="single" w:color="BFBFBF" w:sz="4"/>
+              <w:left w:val="single" w:color="BFBFBF" w:sz="4"/>
+              <w:bottom w:val="single" w:color="BFBFBF" w:sz="4"/>
+              <w:right w:val="single" w:color="BFBFBF" w:sz="4"/>
+            </w:tcBorders>
+            <w:tcMar>
+              <w:top w:type="dxa" w:w="60"/>
+              <w:left w:type="dxa" w:w="100"/>
+              <w:bottom w:type="dxa" w:w="60"/>
+              <w:right w:type="dxa" w:w="100"/>
+            </w:tcMar>
+          </w:tcPr>
+          <w:p>
+            <w:pPr>
+              <w:spacing w:after="0"/>
+            </w:pPr>
+            <w:r>
+              <w:rPr>
+                <w:rFonts w:ascii="Calibri" w:cs="Calibri" w:eastAsia="Calibri" w:hAnsi="Calibri"/>
+                <w:b w:val="false"/>
+                <w:bCs w:val="false"/>
+                <w:color w:val="000000"/>
+                <w:sz w:val="19"/>
+                <w:szCs w:val="19"/>
+              </w:rPr>
+              <w:t>4.3 %</w:t>
+            </w:r>
+          </w:p>
+        </w:tc>
+        <w:tc>
+          <w:tcPr>
+            <w:tcW w:type="dxa" w:w="1080"/>
+            <w:tcBorders>
+              <w:top w:val="single" w:color="BFBFBF" w:sz="4"/>
+              <w:left w:val="single" w:color="BFBFBF" w:sz="4"/>
+              <w:bottom w:val="single" w:color="BFBFBF" w:sz="4"/>
+              <w:right w:val="single" w:color="BFBFBF" w:sz="4"/>
+            </w:tcBorders>
+            <w:tcMar>
+              <w:top w:type="dxa" w:w="60"/>
+              <w:left w:type="dxa" w:w="100"/>
+              <w:bottom w:type="dxa" w:w="60"/>
+              <w:right w:type="dxa" w:w="100"/>
+            </w:tcMar>
+          </w:tcPr>
+          <w:p>
+            <w:pPr>
+              <w:spacing w:after="0"/>
+            </w:pPr>
+            <w:r>
+              <w:rPr>
+                <w:rFonts w:ascii="Calibri" w:cs="Calibri" w:eastAsia="Calibri" w:hAnsi="Calibri"/>
+                <w:b w:val="false"/>
+                <w:bCs w:val="false"/>
+                <w:color w:val="000000"/>
+                <w:sz w:val="19"/>
+                <w:szCs w:val="19"/>
+              </w:rPr>
+              <w:t>3.3 %</w:t>
+            </w:r>
+          </w:p>
+        </w:tc>
+      </w:tr>
+      <w:tr>
+        <w:tc>
+          <w:tcPr>
+            <w:tcW w:type="dxa" w:w="2232"/>
+            <w:tcBorders>
+              <w:top w:val="single" w:color="BFBFBF" w:sz="4"/>
+              <w:left w:val="single" w:color="BFBFBF" w:sz="4"/>
+              <w:bottom w:val="single" w:color="BFBFBF" w:sz="4"/>
+              <w:right w:val="single" w:color="BFBFBF" w:sz="4"/>
+            </w:tcBorders>
+            <w:tcMar>
+              <w:top w:type="dxa" w:w="60"/>
+              <w:left w:type="dxa" w:w="100"/>
+              <w:bottom w:type="dxa" w:w="60"/>
+              <w:right w:type="dxa" w:w="100"/>
+            </w:tcMar>
+          </w:tcPr>
+          <w:p>
+            <w:pPr>
+              <w:spacing w:after="0"/>
+            </w:pPr>
+            <w:r>
+              <w:rPr>
+                <w:rFonts w:ascii="Calibri" w:cs="Calibri" w:eastAsia="Calibri" w:hAnsi="Calibri"/>
+                <w:b w:val="false"/>
+                <w:bCs w:val="false"/>
+                <w:color w:val="000000"/>
+                <w:sz w:val="19"/>
+                <w:szCs w:val="19"/>
+              </w:rPr>
+              <w:t>Mechanical Keyboard</w:t>
+            </w:r>
+          </w:p>
+        </w:tc>
+        <w:tc>
+          <w:tcPr>
+            <w:tcW w:type="dxa" w:w="1872"/>
+            <w:tcBorders>
+              <w:top w:val="single" w:color="BFBFBF" w:sz="4"/>
+              <w:left w:val="single" w:color="BFBFBF" w:sz="4"/>
+              <w:bottom w:val="single" w:color="BFBFBF" w:sz="4"/>
+              <w:right w:val="single" w:color="BFBFBF" w:sz="4"/>
+            </w:tcBorders>
+            <w:tcMar>
+              <w:top w:type="dxa" w:w="60"/>
+              <w:left w:type="dxa" w:w="100"/>
+              <w:bottom w:type="dxa" w:w="60"/>
+              <w:right w:type="dxa" w:w="100"/>
+            </w:tcMar>
+          </w:tcPr>
+          <w:p>
+            <w:pPr>
+              <w:spacing w:after="0"/>
+            </w:pPr>
+            <w:r>
+              <w:rPr>
+                <w:rFonts w:ascii="Calibri" w:cs="Calibri" w:eastAsia="Calibri" w:hAnsi="Calibri"/>
+                <w:b w:val="false"/>
+                <w:bCs w:val="false"/>
+                <w:color w:val="000000"/>
+                <w:sz w:val="19"/>
+                <w:szCs w:val="19"/>
+              </w:rPr>
+              <w:t>Computers</w:t>
+            </w:r>
+          </w:p>
+        </w:tc>
+        <w:tc>
+          <w:tcPr>
+            <w:tcW w:type="dxa" w:w="1512"/>
+            <w:tcBorders>
+              <w:top w:val="single" w:color="BFBFBF" w:sz="4"/>
+              <w:left w:val="single" w:color="BFBFBF" w:sz="4"/>
+              <w:bottom w:val="single" w:color="BFBFBF" w:sz="4"/>
+              <w:right w:val="single" w:color="BFBFBF" w:sz="4"/>
+            </w:tcBorders>
+            <w:tcMar>
+              <w:top w:type="dxa" w:w="60"/>
+              <w:left w:type="dxa" w:w="100"/>
+              <w:bottom w:type="dxa" w:w="60"/>
+              <w:right w:type="dxa" w:w="100"/>
+            </w:tcMar>
+          </w:tcPr>
+          <w:p>
+            <w:pPr>
+              <w:spacing w:after="0"/>
+            </w:pPr>
+            <w:r>
+              <w:rPr>
+                <w:rFonts w:ascii="Calibri" w:cs="Calibri" w:eastAsia="Calibri" w:hAnsi="Calibri"/>
+                <w:b w:val="false"/>
+                <w:bCs w:val="false"/>
+                <w:color w:val="000000"/>
+                <w:sz w:val="19"/>
+                <w:szCs w:val="19"/>
+              </w:rPr>
+              <w:t>Electronics</w:t>
+            </w:r>
+          </w:p>
+        </w:tc>
+        <w:tc>
+          <w:tcPr>
+            <w:tcW w:type="dxa" w:w="1008"/>
+            <w:tcBorders>
+              <w:top w:val="single" w:color="BFBFBF" w:sz="4"/>
+              <w:left w:val="single" w:color="BFBFBF" w:sz="4"/>
+              <w:bottom w:val="single" w:color="BFBFBF" w:sz="4"/>
+              <w:right w:val="single" w:color="BFBFBF" w:sz="4"/>
+            </w:tcBorders>
+            <w:tcMar>
+              <w:top w:type="dxa" w:w="60"/>
+              <w:left w:type="dxa" w:w="100"/>
+              <w:bottom w:type="dxa" w:w="60"/>
+              <w:right w:type="dxa" w:w="100"/>
+            </w:tcMar>
+          </w:tcPr>
+          <w:p>
+            <w:pPr>
+              <w:spacing w:after="0"/>
+            </w:pPr>
+            <w:r>
+              <w:rPr>
+                <w:rFonts w:ascii="Calibri" w:cs="Calibri" w:eastAsia="Calibri" w:hAnsi="Calibri"/>
+                <w:b w:val="false"/>
+                <w:bCs w:val="false"/>
+                <w:color w:val="000000"/>
+                <w:sz w:val="19"/>
+                <w:szCs w:val="19"/>
+              </w:rPr>
+              <w:t>59</w:t>
+            </w:r>
+          </w:p>
+        </w:tc>
+        <w:tc>
+          <w:tcPr>
+            <w:tcW w:type="dxa" w:w="1224"/>
+            <w:tcBorders>
+              <w:top w:val="single" w:color="BFBFBF" w:sz="4"/>
+              <w:left w:val="single" w:color="BFBFBF" w:sz="4"/>
+              <w:bottom w:val="single" w:color="BFBFBF" w:sz="4"/>
+              <w:right w:val="single" w:color="BFBFBF" w:sz="4"/>
+            </w:tcBorders>
+            <w:tcMar>
+              <w:top w:type="dxa" w:w="60"/>
+              <w:left w:type="dxa" w:w="100"/>
+              <w:bottom w:type="dxa" w:w="60"/>
+              <w:right w:type="dxa" w:w="100"/>
+            </w:tcMar>
+          </w:tcPr>
+          <w:p>
+            <w:pPr>
+              <w:spacing w:after="0"/>
+            </w:pPr>
+            <w:r>
+              <w:rPr>
+                <w:rFonts w:ascii="Calibri" w:cs="Calibri" w:eastAsia="Calibri" w:hAnsi="Calibri"/>
+                <w:b w:val="false"/>
+                <w:bCs w:val="false"/>
+                <w:color w:val="000000"/>
+                <w:sz w:val="19"/>
+                <w:szCs w:val="19"/>
+              </w:rPr>
+              <w:t>$4,319</w:t>
+            </w:r>
+          </w:p>
+        </w:tc>
+        <w:tc>
+          <w:tcPr>
+            <w:tcW w:type="dxa" w:w="1080"/>
+            <w:tcBorders>
+              <w:top w:val="single" w:color="BFBFBF" w:sz="4"/>
+              <w:left w:val="single" w:color="BFBFBF" w:sz="4"/>
+              <w:bottom w:val="single" w:color="BFBFBF" w:sz="4"/>
+              <w:right w:val="single" w:color="BFBFBF" w:sz="4"/>
+            </w:tcBorders>
+            <w:tcMar>
+              <w:top w:type="dxa" w:w="60"/>
+              <w:left w:type="dxa" w:w="100"/>
+              <w:bottom w:type="dxa" w:w="60"/>
+              <w:right w:type="dxa" w:w="100"/>
+            </w:tcMar>
+          </w:tcPr>
+          <w:p>
+            <w:pPr>
+              <w:spacing w:after="0"/>
+            </w:pPr>
+            <w:r>
+              <w:rPr>
+                <w:rFonts w:ascii="Calibri" w:cs="Calibri" w:eastAsia="Calibri" w:hAnsi="Calibri"/>
+                <w:b w:val="false"/>
+                <w:bCs w:val="false"/>
+                <w:color w:val="000000"/>
+                <w:sz w:val="19"/>
+                <w:szCs w:val="19"/>
+              </w:rPr>
+              <w:t>2.9 %</w:t>
+            </w:r>
+          </w:p>
+        </w:tc>
+        <w:tc>
+          <w:tcPr>
+            <w:tcW w:type="dxa" w:w="1080"/>
+            <w:tcBorders>
+              <w:top w:val="single" w:color="BFBFBF" w:sz="4"/>
+              <w:left w:val="single" w:color="BFBFBF" w:sz="4"/>
+              <w:bottom w:val="single" w:color="BFBFBF" w:sz="4"/>
+              <w:right w:val="single" w:color="BFBFBF" w:sz="4"/>
+            </w:tcBorders>
+            <w:tcMar>
+              <w:top w:type="dxa" w:w="60"/>
+              <w:left w:type="dxa" w:w="100"/>
+              <w:bottom w:type="dxa" w:w="60"/>
+              <w:right w:type="dxa" w:w="100"/>
+            </w:tcMar>
+          </w:tcPr>
+          <w:p>
+            <w:pPr>
+              <w:spacing w:after="0"/>
+            </w:pPr>
+            <w:r>
+              <w:rPr>
+                <w:rFonts w:ascii="Calibri" w:cs="Calibri" w:eastAsia="Calibri" w:hAnsi="Calibri"/>
+                <w:b w:val="false"/>
+                <w:bCs w:val="false"/>
+                <w:color w:val="000000"/>
+                <w:sz w:val="19"/>
+                <w:szCs w:val="19"/>
+              </w:rPr>
+              <w:t>8.8 %</w:t>
+            </w:r>
+          </w:p>
+        </w:tc>
+      </w:tr>
+    </w:tbl>
+    <w:p>
+      <w:pPr>
+        <w:shd w:fill="EEF4FF" w:color="auto" w:val="clear"/>
+        <w:spacing w:after="200" w:line="276"/>
+        <w:ind w:left="200" w:right="200"/>
+        <w:jc w:val="both"/>
+      </w:pPr>
+      <w:r>
+        <w:rPr>
+          <w:rFonts w:ascii="Calibri" w:cs="Calibri" w:eastAsia="Calibri" w:hAnsi="Calibri"/>
+          <w:b/>
+          <w:bCs/>
+          <w:sz w:val="21"/>
+          <w:szCs w:val="21"/>
+        </w:rPr>
+        <w:t xml:space="preserve">Interpretation. </w:t>
+      </w:r>
+      <w:r>
+        <w:rPr>
+          <w:rFonts w:ascii="Calibri" w:cs="Calibri" w:eastAsia="Calibri" w:hAnsi="Calibri"/>
+          <w:sz w:val="21"/>
+          <w:szCs w:val="21"/>
+        </w:rPr>
+        <w:t>Revenue is concentrated in a few products: the Smartphone A54 alone earns $16.6 k (11 % of all net revenue) and the top 10 of the 60 products produce 51 %. The 4L Air Fryer is the best non-Electronics product and the main reason Small Appliances carries 60 % of Home &amp; Kitchen revenue; by volume, Wireless Earbuds lead with 128 units. Within Books, Comics &amp; Manga (30 %) and Programming (29 %) are the strongest subcategories. A stock-cover calculation (stock on hand ÷ average monthly units over the last six months) shows 2 products already sold out — Noise-Cancelling Headphones, about $775 of revenue a month, and the LED Table Lamp — and 4 more at or below their reorder level (Matte Lipstick, Rice Cooker 1.8L, Running Sneakers, Art &amp; Craft Kit).</w:t>
       </w:r>
     </w:p>
     <w:p>
@@ -22638,7 +25308,7 @@
                 <w:sz w:val="19"/>
                 <w:szCs w:val="19"/>
               </w:rPr>
-              <w:t xml:space="preserve">total_amount ($)</w:t>
+              <w:t>total_amount ($)</w:t>
             </w:r>
           </w:p>
         </w:tc>
@@ -22671,7 +25341,7 @@
                 <w:sz w:val="19"/>
                 <w:szCs w:val="19"/>
               </w:rPr>
-              <w:t xml:space="preserve">136.47</w:t>
+              <w:t>91.90</w:t>
             </w:r>
           </w:p>
         </w:tc>
@@ -22704,7 +25374,7 @@
                 <w:sz w:val="19"/>
                 <w:szCs w:val="19"/>
               </w:rPr>
-              <w:t xml:space="preserve">75.73</w:t>
+              <w:t>49.54</w:t>
             </w:r>
           </w:p>
         </w:tc>
@@ -22737,7 +25407,7 @@
                 <w:sz w:val="19"/>
                 <w:szCs w:val="19"/>
               </w:rPr>
-              <w:t xml:space="preserve">12.99</w:t>
+              <w:t>31.99</w:t>
             </w:r>
           </w:p>
         </w:tc>
@@ -22770,7 +25440,7 @@
                 <w:sz w:val="19"/>
                 <w:szCs w:val="19"/>
               </w:rPr>
-              <w:t xml:space="preserve">5.24</w:t>
+              <w:t>9.29</w:t>
             </w:r>
           </w:p>
         </w:tc>
@@ -22803,7 +25473,7 @@
                 <w:sz w:val="19"/>
                 <w:szCs w:val="19"/>
               </w:rPr>
-              <w:t xml:space="preserve">1,773.79</w:t>
+              <w:t>1,849.65</w:t>
             </w:r>
           </w:p>
         </w:tc>
@@ -22836,7 +25506,7 @@
                 <w:sz w:val="19"/>
                 <w:szCs w:val="19"/>
               </w:rPr>
-              <w:t xml:space="preserve">177.62</w:t>
+              <w:t>142.75</w:t>
             </w:r>
           </w:p>
         </w:tc>
@@ -22869,7 +25539,7 @@
                 <w:sz w:val="19"/>
                 <w:szCs w:val="19"/>
               </w:rPr>
-              <w:t xml:space="preserve">31,549</w:t>
+              <w:t>20,377.32</w:t>
             </w:r>
           </w:p>
         </w:tc>
@@ -22902,7 +25572,7 @@
                 <w:sz w:val="19"/>
                 <w:szCs w:val="19"/>
               </w:rPr>
-              <w:t xml:space="preserve">3.38</w:t>
+              <w:t>5.59</w:t>
             </w:r>
           </w:p>
         </w:tc>
@@ -22937,7 +25607,7 @@
                 <w:sz w:val="19"/>
                 <w:szCs w:val="19"/>
               </w:rPr>
-              <w:t xml:space="preserve">unit_price ($)</w:t>
+              <w:t>unit_price ($)</w:t>
             </w:r>
           </w:p>
         </w:tc>
@@ -22970,7 +25640,7 @@
                 <w:sz w:val="19"/>
                 <w:szCs w:val="19"/>
               </w:rPr>
-              <w:t xml:space="preserve">≈ 84</w:t>
+              <w:t>53.06</w:t>
             </w:r>
           </w:p>
         </w:tc>
@@ -23003,7 +25673,7 @@
                 <w:sz w:val="19"/>
                 <w:szCs w:val="19"/>
               </w:rPr>
-              <w:t xml:space="preserve">≈ 55</w:t>
+              <w:t>29</w:t>
             </w:r>
           </w:p>
         </w:tc>
@@ -23036,7 +25706,7 @@
                 <w:sz w:val="19"/>
                 <w:szCs w:val="19"/>
               </w:rPr>
-              <w:t xml:space="preserve">—</w:t>
+              <w:t>29</w:t>
             </w:r>
           </w:p>
         </w:tc>
@@ -23069,7 +25739,7 @@
                 <w:sz w:val="19"/>
                 <w:szCs w:val="19"/>
               </w:rPr>
-              <w:t xml:space="preserve">3.00</w:t>
+              <w:t>8</w:t>
             </w:r>
           </w:p>
         </w:tc>
@@ -23102,7 +25772,7 @@
                 <w:sz w:val="19"/>
                 <w:szCs w:val="19"/>
               </w:rPr>
-              <w:t xml:space="preserve">≈ 830</w:t>
+              <w:t>649</w:t>
             </w:r>
           </w:p>
         </w:tc>
@@ -23135,7 +25805,7 @@
                 <w:sz w:val="19"/>
                 <w:szCs w:val="19"/>
               </w:rPr>
-              <w:t xml:space="preserve">≈ 92</w:t>
+              <w:t>73.86</w:t>
             </w:r>
           </w:p>
         </w:tc>
@@ -23168,7 +25838,7 @@
                 <w:sz w:val="19"/>
                 <w:szCs w:val="19"/>
               </w:rPr>
-              <w:t xml:space="preserve">≈ 8,500</w:t>
+              <w:t>5,455.82</w:t>
             </w:r>
           </w:p>
         </w:tc>
@@ -23201,7 +25871,7 @@
                 <w:sz w:val="19"/>
                 <w:szCs w:val="19"/>
               </w:rPr>
-              <w:t xml:space="preserve">&gt; 2</w:t>
+              <w:t>4.60</w:t>
             </w:r>
           </w:p>
         </w:tc>
@@ -23236,7 +25906,7 @@
                 <w:sz w:val="19"/>
                 <w:szCs w:val="19"/>
               </w:rPr>
-              <w:t xml:space="preserve">quantity</w:t>
+              <w:t>quantity</w:t>
             </w:r>
           </w:p>
         </w:tc>
@@ -23269,7 +25939,7 @@
                 <w:sz w:val="19"/>
                 <w:szCs w:val="19"/>
               </w:rPr>
-              <w:t xml:space="preserve">1.79</w:t>
+              <w:t>1.79</w:t>
             </w:r>
           </w:p>
         </w:tc>
@@ -23302,7 +25972,7 @@
                 <w:sz w:val="19"/>
                 <w:szCs w:val="19"/>
               </w:rPr>
-              <w:t xml:space="preserve">1</w:t>
+              <w:t>1</w:t>
             </w:r>
           </w:p>
         </w:tc>
@@ -23335,7 +26005,7 @@
                 <w:sz w:val="19"/>
                 <w:szCs w:val="19"/>
               </w:rPr>
-              <w:t xml:space="preserve">1</w:t>
+              <w:t>1</w:t>
             </w:r>
           </w:p>
         </w:tc>
@@ -23368,7 +26038,7 @@
                 <w:sz w:val="19"/>
                 <w:szCs w:val="19"/>
               </w:rPr>
-              <w:t xml:space="preserve">1</w:t>
+              <w:t>1</w:t>
             </w:r>
           </w:p>
         </w:tc>
@@ -23401,7 +26071,7 @@
                 <w:sz w:val="19"/>
                 <w:szCs w:val="19"/>
               </w:rPr>
-              <w:t xml:space="preserve">5</w:t>
+              <w:t>5</w:t>
             </w:r>
           </w:p>
         </w:tc>
@@ -23434,7 +26104,7 @@
                 <w:sz w:val="19"/>
                 <w:szCs w:val="19"/>
               </w:rPr>
-              <w:t xml:space="preserve">1.05</w:t>
+              <w:t>1.05</w:t>
             </w:r>
           </w:p>
         </w:tc>
@@ -23467,7 +26137,7 @@
                 <w:sz w:val="19"/>
                 <w:szCs w:val="19"/>
               </w:rPr>
-              <w:t xml:space="preserve">1.10</w:t>
+              <w:t>1.10</w:t>
             </w:r>
           </w:p>
         </w:tc>
@@ -23500,7 +26170,7 @@
                 <w:sz w:val="19"/>
                 <w:szCs w:val="19"/>
               </w:rPr>
-              <w:t xml:space="preserve">1.4</w:t>
+              <w:t>1.34</w:t>
             </w:r>
           </w:p>
         </w:tc>
@@ -23535,7 +26205,7 @@
                 <w:sz w:val="19"/>
                 <w:szCs w:val="19"/>
               </w:rPr>
-              <w:t xml:space="preserve">discount_pct (%)</w:t>
+              <w:t>discount_pct (%)</w:t>
             </w:r>
           </w:p>
         </w:tc>
@@ -23568,7 +26238,7 @@
                 <w:sz w:val="19"/>
                 <w:szCs w:val="19"/>
               </w:rPr>
-              <w:t xml:space="preserve">≈ 8</w:t>
+              <w:t>8.27</w:t>
             </w:r>
           </w:p>
         </w:tc>
@@ -23601,7 +26271,7 @@
                 <w:sz w:val="19"/>
                 <w:szCs w:val="19"/>
               </w:rPr>
-              <w:t xml:space="preserve">5</w:t>
+              <w:t>5</w:t>
             </w:r>
           </w:p>
         </w:tc>
@@ -23634,7 +26304,7 @@
                 <w:sz w:val="19"/>
                 <w:szCs w:val="19"/>
               </w:rPr>
-              <w:t xml:space="preserve">0</w:t>
+              <w:t>0</w:t>
             </w:r>
           </w:p>
         </w:tc>
@@ -23667,7 +26337,7 @@
                 <w:sz w:val="19"/>
                 <w:szCs w:val="19"/>
               </w:rPr>
-              <w:t xml:space="preserve">0</w:t>
+              <w:t>0</w:t>
             </w:r>
           </w:p>
         </w:tc>
@@ -23700,7 +26370,7 @@
                 <w:sz w:val="19"/>
                 <w:szCs w:val="19"/>
               </w:rPr>
-              <w:t xml:space="preserve">35</w:t>
+              <w:t>35</w:t>
             </w:r>
           </w:p>
         </w:tc>
@@ -23733,7 +26403,7 @@
                 <w:sz w:val="19"/>
                 <w:szCs w:val="19"/>
               </w:rPr>
-              <w:t xml:space="preserve">≈ 9</w:t>
+              <w:t>8.78</w:t>
             </w:r>
           </w:p>
         </w:tc>
@@ -23766,7 +26436,7 @@
                 <w:sz w:val="19"/>
                 <w:szCs w:val="19"/>
               </w:rPr>
-              <w:t xml:space="preserve">≈ 80</w:t>
+              <w:t>77.03</w:t>
             </w:r>
           </w:p>
         </w:tc>
@@ -23799,7 +26469,7 @@
                 <w:sz w:val="19"/>
                 <w:szCs w:val="19"/>
               </w:rPr>
-              <w:t xml:space="preserve">1.0</w:t>
+              <w:t>0.92</w:t>
             </w:r>
           </w:p>
         </w:tc>
@@ -23834,7 +26504,7 @@
                 <w:sz w:val="19"/>
                 <w:szCs w:val="19"/>
               </w:rPr>
-              <w:t xml:space="preserve">delivery_days</w:t>
+              <w:t>delivery_days</w:t>
             </w:r>
           </w:p>
         </w:tc>
@@ -23867,7 +26537,7 @@
                 <w:sz w:val="19"/>
                 <w:szCs w:val="19"/>
               </w:rPr>
-              <w:t xml:space="preserve">5.96</w:t>
+              <w:t>5.93</w:t>
             </w:r>
           </w:p>
         </w:tc>
@@ -23900,7 +26570,7 @@
                 <w:sz w:val="19"/>
                 <w:szCs w:val="19"/>
               </w:rPr>
-              <w:t xml:space="preserve">6</w:t>
+              <w:t>6</w:t>
             </w:r>
           </w:p>
         </w:tc>
@@ -23933,7 +26603,7 @@
                 <w:sz w:val="19"/>
                 <w:szCs w:val="19"/>
               </w:rPr>
-              <w:t xml:space="preserve">—</w:t>
+              <w:t>5</w:t>
             </w:r>
           </w:p>
         </w:tc>
@@ -23966,7 +26636,7 @@
                 <w:sz w:val="19"/>
                 <w:szCs w:val="19"/>
               </w:rPr>
-              <w:t xml:space="preserve">1</w:t>
+              <w:t>1</w:t>
             </w:r>
           </w:p>
         </w:tc>
@@ -23999,7 +26669,7 @@
                 <w:sz w:val="19"/>
                 <w:szCs w:val="19"/>
               </w:rPr>
-              <w:t xml:space="preserve">11</w:t>
+              <w:t>11</w:t>
             </w:r>
           </w:p>
         </w:tc>
@@ -24032,7 +26702,7 @@
                 <w:sz w:val="19"/>
                 <w:szCs w:val="19"/>
               </w:rPr>
-              <w:t xml:space="preserve">3.16</w:t>
+              <w:t>3.12</w:t>
             </w:r>
           </w:p>
         </w:tc>
@@ -24065,7 +26735,7 @@
                 <w:sz w:val="19"/>
                 <w:szCs w:val="19"/>
               </w:rPr>
-              <w:t xml:space="preserve">10.0</w:t>
+              <w:t>9.73</w:t>
             </w:r>
           </w:p>
         </w:tc>
@@ -24098,7 +26768,7 @@
                 <w:sz w:val="19"/>
                 <w:szCs w:val="19"/>
               </w:rPr>
-              <w:t xml:space="preserve">≈ 0</w:t>
+              <w:t>0.03</w:t>
             </w:r>
           </w:p>
         </w:tc>
@@ -24133,7 +26803,7 @@
                 <w:sz w:val="19"/>
                 <w:szCs w:val="19"/>
               </w:rPr>
-              <w:t xml:space="preserve">review_rating</w:t>
+              <w:t>review_rating</w:t>
             </w:r>
           </w:p>
         </w:tc>
@@ -24166,7 +26836,7 @@
                 <w:sz w:val="19"/>
                 <w:szCs w:val="19"/>
               </w:rPr>
-              <w:t xml:space="preserve">3.55</w:t>
+              <w:t>3.53</w:t>
             </w:r>
           </w:p>
         </w:tc>
@@ -24199,7 +26869,7 @@
                 <w:sz w:val="19"/>
                 <w:szCs w:val="19"/>
               </w:rPr>
-              <w:t xml:space="preserve">4</w:t>
+              <w:t>4</w:t>
             </w:r>
           </w:p>
         </w:tc>
@@ -24232,7 +26902,7 @@
                 <w:sz w:val="19"/>
                 <w:szCs w:val="19"/>
               </w:rPr>
-              <w:t xml:space="preserve">4</w:t>
+              <w:t>4</w:t>
             </w:r>
           </w:p>
         </w:tc>
@@ -24265,7 +26935,7 @@
                 <w:sz w:val="19"/>
                 <w:szCs w:val="19"/>
               </w:rPr>
-              <w:t xml:space="preserve">1</w:t>
+              <w:t>1</w:t>
             </w:r>
           </w:p>
         </w:tc>
@@ -24298,7 +26968,7 @@
                 <w:sz w:val="19"/>
                 <w:szCs w:val="19"/>
               </w:rPr>
-              <w:t xml:space="preserve">5</w:t>
+              <w:t>5</w:t>
             </w:r>
           </w:p>
         </w:tc>
@@ -24331,7 +27001,7 @@
                 <w:sz w:val="19"/>
                 <w:szCs w:val="19"/>
               </w:rPr>
-              <w:t xml:space="preserve">0.89</w:t>
+              <w:t>0.91</w:t>
             </w:r>
           </w:p>
         </w:tc>
@@ -24364,7 +27034,7 @@
                 <w:sz w:val="19"/>
                 <w:szCs w:val="19"/>
               </w:rPr>
-              <w:t xml:space="preserve">0.80</w:t>
+              <w:t>0.83</w:t>
             </w:r>
           </w:p>
         </w:tc>
@@ -24397,7 +27067,7 @@
                 <w:sz w:val="19"/>
                 <w:szCs w:val="19"/>
               </w:rPr>
-              <w:t xml:space="preserve">−0.4</w:t>
+              <w:t>-0.31</w:t>
             </w:r>
           </w:p>
         </w:tc>
@@ -24432,7 +27102,7 @@
                 <w:sz w:val="19"/>
                 <w:szCs w:val="19"/>
               </w:rPr>
-              <w:t xml:space="preserve">age</w:t>
+              <w:t>age</w:t>
             </w:r>
           </w:p>
         </w:tc>
@@ -24465,7 +27135,7 @@
                 <w:sz w:val="19"/>
                 <w:szCs w:val="19"/>
               </w:rPr>
-              <w:t xml:space="preserve">34.44</w:t>
+              <w:t>34.42</w:t>
             </w:r>
           </w:p>
         </w:tc>
@@ -24498,7 +27168,7 @@
                 <w:sz w:val="19"/>
                 <w:szCs w:val="19"/>
               </w:rPr>
-              <w:t xml:space="preserve">34</w:t>
+              <w:t>34</w:t>
             </w:r>
           </w:p>
         </w:tc>
@@ -24531,7 +27201,7 @@
                 <w:sz w:val="19"/>
                 <w:szCs w:val="19"/>
               </w:rPr>
-              <w:t xml:space="preserve">34</w:t>
+              <w:t>18</w:t>
             </w:r>
           </w:p>
         </w:tc>
@@ -24564,7 +27234,7 @@
                 <w:sz w:val="19"/>
                 <w:szCs w:val="19"/>
               </w:rPr>
-              <w:t xml:space="preserve">18</w:t>
+              <w:t>18</w:t>
             </w:r>
           </w:p>
         </w:tc>
@@ -24597,7 +27267,7 @@
                 <w:sz w:val="19"/>
                 <w:szCs w:val="19"/>
               </w:rPr>
-              <w:t xml:space="preserve">66</w:t>
+              <w:t>66</w:t>
             </w:r>
           </w:p>
         </w:tc>
@@ -24630,7 +27300,7 @@
                 <w:sz w:val="19"/>
                 <w:szCs w:val="19"/>
               </w:rPr>
-              <w:t xml:space="preserve">10.03</w:t>
+              <w:t>10.04</w:t>
             </w:r>
           </w:p>
         </w:tc>
@@ -24663,7 +27333,7 @@
                 <w:sz w:val="19"/>
                 <w:szCs w:val="19"/>
               </w:rPr>
-              <w:t xml:space="preserve">100.66</w:t>
+              <w:t>100.72</w:t>
             </w:r>
           </w:p>
         </w:tc>
@@ -24696,7 +27366,7 @@
                 <w:sz w:val="19"/>
                 <w:szCs w:val="19"/>
               </w:rPr>
-              <w:t xml:space="preserve">0.2</w:t>
+              <w:t>0.34</w:t>
             </w:r>
           </w:p>
         </w:tc>
@@ -24725,7 +27395,7 @@
           <w:sz w:val="21"/>
           <w:szCs w:val="21"/>
         </w:rPr>
-        <w:t xml:space="preserve">total_amount is strongly right-skewed (skewness 3.4): the mean is almost double the median and the standard deviation exceeds the mean, so a few very large orders dominate the spread and the median is the better 'typical order' figure. Ratings cluster around 4, delivery takes a median of 6 days, and age is roughly symmetric around 34 years. (Values marked ≈ are approximate; exact figures are printed in the notebook.)</w:t>
+        <w:t>total_amount is strongly right-skewed (skewness 5.6): the mean is almost double the median and the standard deviation exceeds the mean, so a few very large orders dominate the spread and the median is the better 'typical order' figure. unit_price takes only 60 values — one list price per product. Ratings cluster around 4, delivery takes a median of 6 days, and age is roughly symmetric around 34 years.</w:t>
       </w:r>
     </w:p>
     <w:p>
@@ -24894,7 +27564,7 @@
                 <w:sz w:val="19"/>
                 <w:szCs w:val="19"/>
               </w:rPr>
-              <w:t xml:space="preserve">Pearson correlation: delivery_days vs review_rating</w:t>
+              <w:t>Pearson correlation: delivery_days vs review_rating</w:t>
             </w:r>
           </w:p>
         </w:tc>
@@ -24927,7 +27597,7 @@
                 <w:sz w:val="19"/>
                 <w:szCs w:val="19"/>
               </w:rPr>
-              <w:t xml:space="preserve">r = −0.378, p ≈ 1e-42 (Spearman ρ = −0.378)</w:t>
+              <w:t>r = -0.406, p ≈ 1e-50 (Spearman ρ = -0.408)</w:t>
             </w:r>
           </w:p>
         </w:tc>
@@ -24960,7 +27630,7 @@
                 <w:sz w:val="19"/>
                 <w:szCs w:val="19"/>
               </w:rPr>
-              <w:t xml:space="preserve">Strong, highly significant negative relationship: slower delivery → lower rating.</w:t>
+              <w:t>Strong, highly significant negative relationship: slower delivery → lower rating.</w:t>
             </w:r>
           </w:p>
         </w:tc>
@@ -24995,7 +27665,7 @@
                 <w:sz w:val="19"/>
                 <w:szCs w:val="19"/>
               </w:rPr>
-              <w:t xml:space="preserve">One-way ANOVA: rating across four delivery bands</w:t>
+              <w:t>One-way ANOVA: rating across four delivery bands</w:t>
             </w:r>
           </w:p>
         </w:tc>
@@ -25028,7 +27698,7 @@
                 <w:sz w:val="19"/>
                 <w:szCs w:val="19"/>
               </w:rPr>
-              <w:t xml:space="preserve">F = 63.8, p ≈ 3e-38</w:t>
+              <w:t>F = 75.0, p ≈ 1e-44</w:t>
             </w:r>
           </w:p>
         </w:tc>
@@ -25061,7 +27731,7 @@
                 <w:sz w:val="19"/>
                 <w:szCs w:val="19"/>
               </w:rPr>
-              <w:t xml:space="preserve">Mean ratings differ significantly between delivery-time bands.</w:t>
+              <w:t>Mean ratings differ significantly between delivery-time bands.</w:t>
             </w:r>
           </w:p>
         </w:tc>
@@ -25096,7 +27766,7 @@
                 <w:sz w:val="19"/>
                 <w:szCs w:val="19"/>
               </w:rPr>
-              <w:t xml:space="preserve">Welch t-test: order value VIP vs New</w:t>
+              <w:t>Welch t-test: order value VIP vs New</w:t>
             </w:r>
           </w:p>
         </w:tc>
@@ -25129,7 +27799,7 @@
                 <w:sz w:val="19"/>
                 <w:szCs w:val="19"/>
               </w:rPr>
-              <w:t xml:space="preserve">VIP $131.61 vs New $137.24; t = −0.53, p = 0.60</w:t>
+              <w:t>VIP $86.73 vs New $97.28; t = -1.14, p = 0.26</w:t>
             </w:r>
           </w:p>
         </w:tc>
@@ -25162,7 +27832,7 @@
                 <w:sz w:val="19"/>
                 <w:szCs w:val="19"/>
               </w:rPr>
-              <w:t xml:space="preserve">No significant difference — VIP value comes from frequency, not basket size.</w:t>
+              <w:t>No significant difference — VIP value comes from frequency, not basket size.</w:t>
             </w:r>
           </w:p>
         </w:tc>
@@ -25197,7 +27867,7 @@
                 <w:sz w:val="19"/>
                 <w:szCs w:val="19"/>
               </w:rPr>
-              <w:t xml:space="preserve">Chi-square: return status vs product category</w:t>
+              <w:t>Chi-square: return status vs product category</w:t>
             </w:r>
           </w:p>
         </w:tc>
@@ -25230,7 +27900,7 @@
                 <w:sz w:val="19"/>
                 <w:szCs w:val="19"/>
               </w:rPr>
-              <w:t xml:space="preserve">χ² = 8.18, dof = 6, p = 0.23</w:t>
+              <w:t>χ² = 15.83, dof = 6, p = 0.015</w:t>
             </w:r>
           </w:p>
         </w:tc>
@@ -25263,7 +27933,7 @@
                 <w:sz w:val="19"/>
                 <w:szCs w:val="19"/>
               </w:rPr>
-              <w:t xml:space="preserve">Not significant at 5 %; category differences in return rate are indicative only.</w:t>
+              <w:t>Significant at 5 %: return behaviour differs by category (Fashion highest).</w:t>
             </w:r>
           </w:p>
         </w:tc>
@@ -25298,7 +27968,7 @@
                 <w:sz w:val="19"/>
                 <w:szCs w:val="19"/>
               </w:rPr>
-              <w:t xml:space="preserve">Correlation matrix (9 numeric variables)</w:t>
+              <w:t>Correlation matrix (9 numeric variables)</w:t>
             </w:r>
           </w:p>
         </w:tc>
@@ -25331,7 +28001,7 @@
                 <w:sz w:val="19"/>
                 <w:szCs w:val="19"/>
               </w:rPr>
-              <w:t xml:space="preserve">total_amount ~ unit_price 0.78, ~ quantity 0.41; all demographic correlations |r| &lt; 0.07</w:t>
+              <w:t>total_amount ~ unit_price 0.84, ~ quantity 0.33, ~ shipping_cost -0.44; demographic correlations |r| &lt; 0.07</w:t>
             </w:r>
           </w:p>
         </w:tc>
@@ -25364,7 +28034,7 @@
                 <w:sz w:val="19"/>
                 <w:szCs w:val="19"/>
               </w:rPr>
-              <w:t xml:space="preserve">Order value is mechanical (price × quantity); age, tenure and discount do not explain spending.</w:t>
+              <w:t>Order value is mechanical (price × quantity); age, tenure and discount do not explain spending.</w:t>
             </w:r>
           </w:p>
         </w:tc>
@@ -25393,7 +28063,7 @@
           <w:sz w:val="21"/>
           <w:szCs w:val="21"/>
         </w:rPr>
-        <w:t xml:space="preserve">The only substantive behavioural relationship in the data is between delivery time and satisfaction, and it is both large and statistically robust. The non-significant VIP-versus-New test and the near-zero demographic correlations are equally useful findings: they rule out basket size and age as levers and point the business toward purchase frequency and delivery speed instead.</w:t>
+        <w:t>The only substantive behavioural relationship in the data is between delivery time and satisfaction, and it is both large and statistically robust. The non-significant VIP-versus-New test and the near-zero demographic correlations are equally useful findings: they rule out basket size and age as levers and point the business toward purchase frequency and delivery speed instead. The chi-square test shows that return behaviour does differ by category (p = 0.015).</w:t>
       </w:r>
     </w:p>
     <w:p>
@@ -25419,7 +28089,7 @@
           <w:sz w:val="22"/>
           <w:szCs w:val="22"/>
         </w:rPr>
-        <w:t xml:space="preserve">Nine charts were produced with Matplotlib and Seaborn; each has a title and labelled axes and is interpreted below. The images are saved in outputs/figures/.</w:t>
+        <w:t>Ten charts were produced with Matplotlib and Seaborn; each has a title and labelled axes and is interpreted below. The images are saved in outputs/figures/.</w:t>
       </w:r>
     </w:p>
     <w:p>
@@ -25508,7 +28178,7 @@
           <w:sz w:val="21"/>
           <w:szCs w:val="21"/>
         </w:rPr>
-        <w:t xml:space="preserve">Electronics towers over every other category at about $122 k (54 % of revenue); the remaining six categories share the other 46 %. Books and Toys are almost negligible in revenue terms even though they account for 16 % of orders.</w:t>
+        <w:t>Electronics towers over every other category at about $70 k (47 % of revenue); the remaining six categories share the other 53 %. Books and Toys are small in revenue terms even though they account for 16 % of orders.</w:t>
       </w:r>
     </w:p>
     <w:p>
@@ -25597,7 +28267,7 @@
           <w:sz w:val="21"/>
           <w:szCs w:val="21"/>
         </w:rPr>
-        <w:t xml:space="preserve">Orders (bars) and revenue (line) rise through 2024 and spike in November–December, with December revenue roughly double a normal month. The January–February drop is the post-holiday trough, after which activity recovers slightly above the previous year's level. Revenue is more volatile than order count because a few high-value Electronics orders can swing a month.</w:t>
+        <w:t>Orders (bars) and revenue (line) rise through 2024 and spike in November–December, with December revenue about 1.6 times the monthly average. The January–February drop is the post-holiday trough, after which activity recovers above the previous year's level. Revenue is more volatile than order count because a few high-value Electronics orders (a laptop is $649) can swing a month.</w:t>
       </w:r>
     </w:p>
     <w:p>
@@ -25686,7 +28356,7 @@
           <w:sz w:val="21"/>
           <w:szCs w:val="21"/>
         </w:rPr>
-        <w:t xml:space="preserve">The distribution is strongly right-skewed with a long tail: most orders are under $150, but a few exceed $500 and reach almost $1,800. The mean ($136) sits well to the right of the median ($76). Free-shipping thresholds and pricing decisions should be based on the $20–$100 range where most orders sit.</w:t>
+        <w:t>The distribution is strongly right-skewed with a long tail: 88 % of orders are under $150, but 44 exceed $500 and the largest reaches about $1,850. The mean ($92) sits well to the right of the median ($50). Free-shipping thresholds and pricing decisions should be based on the $20–$80 range where most orders sit.</w:t>
       </w:r>
     </w:p>
     <w:p>
@@ -25775,7 +28445,7 @@
           <w:sz w:val="21"/>
           <w:szCs w:val="21"/>
         </w:rPr>
-        <w:t xml:space="preserve">VIPs are the smallest segment by headcount but place 41 % of all orders — as many as the much larger Regular segment — while New customers place under 19 %. The right-hand pie quantifies the revenue leakage: 17 % of orders end up returned or cancelled.</w:t>
+        <w:t>VIPs are the smallest segment by headcount but place 41 % of all orders — as many as the much larger Regular segment — while New customers place under 19 %. The right-hand pie quantifies the revenue leakage: 18 % of orders end up returned or cancelled.</w:t>
       </w:r>
     </w:p>
     <w:p>
@@ -25864,7 +28534,7 @@
           <w:sz w:val="21"/>
           <w:szCs w:val="21"/>
         </w:rPr>
-        <w:t xml:space="preserve">Each point is a reviewed order (with small jitter so overlaps are visible). The point cloud shifts from 4–5 stars at short delivery times to 2–3 stars at long delivery times, and the trend line has slope of roughly −0.1 star per day (r = −0.38). Cutting a 10-day delivery to 3 days would be expected to lift the rating by almost a full point.</w:t>
+        <w:t>Each point is a reviewed order (with small jitter so overlaps are visible). The point cloud shifts from 4–5 stars at short delivery times to 2–3 stars at long delivery times, and the trend line has a slope of roughly −0.12 star per day (r = −0.41). Cutting a 10-day delivery to 3 days would be expected to lift the rating by almost a full point.</w:t>
       </w:r>
     </w:p>
     <w:p>
@@ -26042,7 +28712,7 @@
           <w:sz w:val="21"/>
           <w:szCs w:val="21"/>
         </w:rPr>
-        <w:t xml:space="preserve">Fashion (13.6 %) and Sports (12.3 %) are returned most often, about twice the rate of Toys (6.2 %). Average ratings are fairly flat (3.4–3.7) across categories, so satisfaction differences between categories are smaller than differences in return behaviour. Fashion is the clearest operational target.</w:t>
+        <w:t>Fashion (15.7 %) is returned most often, followed by Toys and Electronics (about 12 %), more than twice the rate of Books (7.1 %). Average ratings are fairly flat (3.47–3.65) across categories, so satisfaction differences between categories are smaller than differences in return behaviour. Fashion is the clearest operational target.</w:t>
       </w:r>
     </w:p>
     <w:p>
@@ -26131,7 +28801,7 @@
           <w:sz w:val="21"/>
           <w:szCs w:val="21"/>
         </w:rPr>
-        <w:t xml:space="preserve">Warm cells are positive and cool cells negative correlations. The strongest relationships are mechanical (total_amount with unit_price 0.78 and quantity 0.41). The only notable behavioural correlation is delivery_days × review_rating (−0.38). Everything else is near zero — age, tenure and discount are not related to spending or satisfaction.</w:t>
+        <w:t>Warm cells are positive and cool cells negative correlations. The strongest relationships are mechanical (total_amount with unit_price 0.84 and quantity 0.33; shipping_cost −0.44 because shipping is free above $120). The only notable behavioural correlation is delivery_days × review_rating (−0.41). Everything else is near zero — age, tenure and discount are not related to spending or satisfaction.</w:t>
       </w:r>
     </w:p>
     <w:p>
@@ -26220,7 +28890,90 @@
           <w:sz w:val="21"/>
           <w:szCs w:val="21"/>
         </w:rPr>
-        <w:t xml:space="preserve">Credit Card and E-Wallet cover 60–65 % of orders in every age group, but Cash on Delivery shrinks from 17 % among 18–24-year-olds to 8 % among the 55+ group, who lean on E-Wallet and Bank Transfer instead. PayPal is marginal everywhere. E-Wallet is the single option that satisfies the widest range of customers.</w:t>
+        <w:t>Credit Card and E-Wallet cover 54–65 % of orders in every age group. Cash on Delivery is used by 14–17 % of customers under 55 but by about a quarter of the small 55+ group, and PayPal is marginal everywhere. Offering card and E-Wallet prominently, while keeping Cash on Delivery, serves the widest range of customers.</w:t>
+      </w:r>
+    </w:p>
+    <w:p>
+      <w:pPr>
+        <w:spacing w:after="60" w:before="120"/>
+        <w:jc w:val="center"/>
+      </w:pPr>
+      <w:r>
+        <w:drawing>
+          <wp:inline xmlns:a="http://schemas.openxmlformats.org/drawingml/2006/main" xmlns:pic="http://schemas.openxmlformats.org/drawingml/2006/picture">
+            <wp:extent cx="5486400" cy="3243341"/>
+            <wp:docPr id="2" name="Picture 2"/>
+            <wp:cNvGraphicFramePr>
+              <a:graphicFrameLocks noChangeAspect="1"/>
+            </wp:cNvGraphicFramePr>
+            <a:graphic>
+              <a:graphicData uri="http://schemas.openxmlformats.org/drawingml/2006/picture">
+                <pic:pic>
+                  <pic:nvPicPr>
+                    <pic:cNvPr id="0" name="10_top_products.png"/>
+                    <pic:cNvPicPr/>
+                  </pic:nvPicPr>
+                  <pic:blipFill>
+                    <a:blip r:embed="rId19"/>
+                    <a:stretch>
+                      <a:fillRect/>
+                    </a:stretch>
+                  </pic:blipFill>
+                  <pic:spPr>
+                    <a:xfrm>
+                      <a:off x="0" y="0"/>
+                      <a:ext cx="5486400" cy="3243341"/>
+                    </a:xfrm>
+                    <a:prstGeom prst="rect"/>
+                  </pic:spPr>
+                </pic:pic>
+              </a:graphicData>
+            </a:graphic>
+          </wp:inline>
+        </w:drawing>
+      </w:r>
+    </w:p>
+    <w:p>
+      <w:pPr>
+        <w:spacing w:after="60"/>
+        <w:jc w:val="center"/>
+      </w:pPr>
+      <w:r>
+        <w:rPr>
+          <w:rFonts w:ascii="Calibri" w:cs="Calibri" w:eastAsia="Calibri" w:hAnsi="Calibri"/>
+          <w:i/>
+          <w:iCs/>
+          <w:color w:val="555555"/>
+          <w:sz w:val="18"/>
+          <w:szCs w:val="18"/>
+        </w:rPr>
+        <w:t>Figure 10 — Horizontal bar chart: top 12 products by net revenue</w:t>
+      </w:r>
+    </w:p>
+    <w:p>
+      <w:pPr>
+        <w:shd w:fill="EEF4FF" w:color="auto" w:val="clear"/>
+        <w:spacing w:after="200" w:line="276"/>
+        <w:ind w:left="200" w:right="200"/>
+        <w:jc w:val="both"/>
+      </w:pPr>
+      <w:r>
+        <w:rPr>
+          <w:rFonts w:ascii="Calibri" w:cs="Calibri" w:eastAsia="Calibri" w:hAnsi="Calibri"/>
+          <w:b/>
+          <w:bCs/>
+          <w:sz w:val="21"/>
+          <w:szCs w:val="21"/>
+        </w:rPr>
+        <w:t xml:space="preserve">Interpretation. </w:t>
+      </w:r>
+      <w:r>
+        <w:rPr>
+          <w:rFonts w:ascii="Calibri" w:cs="Calibri" w:eastAsia="Calibri" w:hAnsi="Calibri"/>
+          <w:sz w:val="21"/>
+          <w:szCs w:val="21"/>
+        </w:rPr>
+        <w:t>Ten of the top 12 products are Electronics or Home &amp; Kitchen items, and the Smartphone A54 ($16.6 k) earns more than the whole Toys or Books category. The top three — smartphone, laptop and tablet — are high-priced devices sold in modest volumes, whereas cheaper items such as Wireless Earbuds reach the list through volume. One of them, the Noise-Cancelling Headphones, is already sold out, so keeping best sellers in stock is a direct revenue lever.</w:t>
       </w:r>
     </w:p>
     <w:p>
@@ -26406,7 +29159,7 @@
                 <w:sz w:val="19"/>
                 <w:szCs w:val="19"/>
               </w:rPr>
-              <w:t xml:space="preserve">F1</w:t>
+              <w:t>F1</w:t>
             </w:r>
           </w:p>
         </w:tc>
@@ -26439,7 +29192,7 @@
                 <w:sz w:val="19"/>
                 <w:szCs w:val="19"/>
               </w:rPr>
-              <w:t xml:space="preserve">Revenue is highly concentrated in Electronics; three categories produce about 80 % of revenue.</w:t>
+              <w:t>Revenue is highly concentrated in Electronics and in a handful of products.</w:t>
             </w:r>
           </w:p>
         </w:tc>
@@ -26472,7 +29225,7 @@
                 <w:sz w:val="19"/>
                 <w:szCs w:val="19"/>
               </w:rPr>
-              <w:t xml:space="preserve">Electronics = 54 % of net revenue from 24 % of orders; AOV $304 vs $35–$121 elsewhere (§10.2, Fig. 1).</w:t>
+              <w:t>Electronics = 47 % of net revenue from 24 % of orders; AOV $186 vs $35–$91 elsewhere; top 10 of 60 products = 51 %, Smartphone A54 alone 11 % (§10.2, §10.9, Figs. 1 &amp; 10).</w:t>
             </w:r>
           </w:p>
         </w:tc>
@@ -26507,7 +29260,7 @@
                 <w:sz w:val="19"/>
                 <w:szCs w:val="19"/>
               </w:rPr>
-              <w:t xml:space="preserve">F2</w:t>
+              <w:t>F2</w:t>
             </w:r>
           </w:p>
         </w:tc>
@@ -26540,7 +29293,7 @@
                 <w:sz w:val="19"/>
                 <w:szCs w:val="19"/>
               </w:rPr>
-              <w:t xml:space="preserve">VIP customers drive value through purchase frequency, not basket size.</w:t>
+              <w:t>VIP customers drive value through purchase frequency, not basket size.</w:t>
             </w:r>
           </w:p>
         </w:tc>
@@ -26573,7 +29326,7 @@
                 <w:sz w:val="19"/>
                 <w:szCs w:val="19"/>
               </w:rPr>
-              <w:t xml:space="preserve">23 % of customers, 40 % of revenue, 4.8 orders each vs 1.6 for New; AOV difference not significant (p = 0.60) (§10.3, §11, Fig. 6).</w:t>
+              <w:t>23 % of customers, 40 % of revenue, 4.9 orders each vs 1.6 for New; AOV difference not significant (p = 0.26) (§10.3, §11, Fig. 6).</w:t>
             </w:r>
           </w:p>
         </w:tc>
@@ -26608,7 +29361,7 @@
                 <w:sz w:val="19"/>
                 <w:szCs w:val="19"/>
               </w:rPr>
-              <w:t xml:space="preserve">F3</w:t>
+              <w:t>F3</w:t>
             </w:r>
           </w:p>
         </w:tc>
@@ -26641,7 +29394,7 @@
                 <w:sz w:val="19"/>
                 <w:szCs w:val="19"/>
               </w:rPr>
-              <w:t xml:space="preserve">Slow delivery measurably hurts customer satisfaction.</w:t>
+              <w:t>Slow delivery measurably hurts customer satisfaction.</w:t>
             </w:r>
           </w:p>
         </w:tc>
@@ -26674,7 +29427,7 @@
                 <w:sz w:val="19"/>
                 <w:szCs w:val="19"/>
               </w:rPr>
-              <w:t xml:space="preserve">Rating 3.96 for 1–3-day delivery vs 3.02 for 10+ days; r = −0.38, p &lt; 0.001; ANOVA significant (§10.6, §11, Fig. 5).</w:t>
+              <w:t>Rating 3.97 for 1–3-day delivery vs 3.00 for 10+ days; r = −0.41, p &lt; 0.001; ANOVA significant (§10.6, §11, Fig. 5).</w:t>
             </w:r>
           </w:p>
         </w:tc>
@@ -26709,7 +29462,7 @@
                 <w:sz w:val="19"/>
                 <w:szCs w:val="19"/>
               </w:rPr>
-              <w:t xml:space="preserve">F4</w:t>
+              <w:t>F4</w:t>
             </w:r>
           </w:p>
         </w:tc>
@@ -26742,7 +29495,7 @@
                 <w:sz w:val="19"/>
                 <w:szCs w:val="19"/>
               </w:rPr>
-              <w:t xml:space="preserve">Almost one in five orders produces no revenue.</w:t>
+              <w:t>Almost one in five orders produces no revenue, and returns depend on the category.</w:t>
             </w:r>
           </w:p>
         </w:tc>
@@ -26775,7 +29528,7 @@
                 <w:sz w:val="19"/>
                 <w:szCs w:val="19"/>
               </w:rPr>
-              <w:t xml:space="preserve">10.8 % returned + 6.6 % cancelled = 17.4 %; Fashion return rate 13.6 % is the highest (§10.1–10.2, Figs. 4 &amp; 7).</w:t>
+              <w:t>11.2 % returned + 6.6 % cancelled = 17.8 %; Fashion return rate 15.7 % is the highest; chi-square p = 0.015 (§10.1–10.2, §11, Figs. 4 &amp; 7).</w:t>
             </w:r>
           </w:p>
         </w:tc>
@@ -26810,7 +29563,7 @@
                 <w:sz w:val="19"/>
                 <w:szCs w:val="19"/>
               </w:rPr>
-              <w:t xml:space="preserve">F5</w:t>
+              <w:t>F5</w:t>
             </w:r>
           </w:p>
         </w:tc>
@@ -26843,7 +29596,7 @@
                 <w:sz w:val="19"/>
                 <w:szCs w:val="19"/>
               </w:rPr>
-              <w:t xml:space="preserve">Strong year-end seasonality followed by a post-holiday slump.</w:t>
+              <w:t>Strong year-end seasonality followed by a post-holiday slump.</w:t>
             </w:r>
           </w:p>
         </w:tc>
@@ -26876,7 +29629,7 @@
                 <w:sz w:val="19"/>
                 <w:szCs w:val="19"/>
               </w:rPr>
-              <w:t xml:space="preserve">December 2024: 183 orders / $28.2 k ≈ 2.4× Q1 monthly average; January revenue −63 % MoM (§10.4, Fig. 2).</w:t>
+              <w:t>December 2024: 184 orders / $13.3 k ≈ 2.4× Q1 monthly average; January revenue −45 % MoM (§10.4, Fig. 2).</w:t>
             </w:r>
           </w:p>
         </w:tc>
@@ -26911,7 +29664,7 @@
                 <w:sz w:val="19"/>
                 <w:szCs w:val="19"/>
               </w:rPr>
-              <w:t xml:space="preserve">F6</w:t>
+              <w:t>F6</w:t>
             </w:r>
           </w:p>
         </w:tc>
@@ -26944,7 +29697,7 @@
                 <w:sz w:val="19"/>
                 <w:szCs w:val="19"/>
               </w:rPr>
-              <w:t xml:space="preserve">Retention is good, but a large share of customers has gone quiet.</w:t>
+              <w:t>Retention is good, but a large share of customers has gone quiet.</w:t>
             </w:r>
           </w:p>
         </w:tc>
@@ -26977,7 +29730,7 @@
                 <w:sz w:val="19"/>
                 <w:szCs w:val="19"/>
               </w:rPr>
-              <w:t xml:space="preserve">67 % repeat rate; top 20 % = 57 % of revenue; 45 % of customers inactive &gt; 180 days; New customers only 40 % repeat (§10.7).</w:t>
+              <w:t>67 % repeat rate; top 20 % = 59 % of revenue; 45 % of customers inactive &gt; 180 days; New customers only 40 % repeat (§10.7).</w:t>
             </w:r>
           </w:p>
         </w:tc>
@@ -27012,7 +29765,7 @@
                 <w:sz w:val="19"/>
                 <w:szCs w:val="19"/>
               </w:rPr>
-              <w:t xml:space="preserve">F7</w:t>
+              <w:t>F7</w:t>
             </w:r>
           </w:p>
         </w:tc>
@@ -27045,7 +29798,7 @@
                 <w:sz w:val="19"/>
                 <w:szCs w:val="19"/>
               </w:rPr>
-              <w:t xml:space="preserve">Referral brings the least valuable customers; Email and Social the most.</w:t>
+              <w:t>Referral brings the least valuable customers; Email the most.</w:t>
             </w:r>
           </w:p>
         </w:tc>
@@ -27078,7 +29831,108 @@
                 <w:sz w:val="19"/>
                 <w:szCs w:val="19"/>
               </w:rPr>
-              <w:t xml:space="preserve">Revenue per customer: Social $333, Email $325, Referral $237 — 29 % below average (§10.5).</w:t>
+              <w:t>Revenue per customer: Email $246, Organic Search $217, Referral $145 — 29 % below average (§10.5).</w:t>
+            </w:r>
+          </w:p>
+        </w:tc>
+      </w:tr>
+      <w:tr>
+        <w:tc>
+          <w:tcPr>
+            <w:tcW w:type="dxa" w:w="600"/>
+            <w:tcBorders>
+              <w:top w:val="single" w:color="BFBFBF" w:sz="4"/>
+              <w:left w:val="single" w:color="BFBFBF" w:sz="4"/>
+              <w:bottom w:val="single" w:color="BFBFBF" w:sz="4"/>
+              <w:right w:val="single" w:color="BFBFBF" w:sz="4"/>
+            </w:tcBorders>
+            <w:tcMar>
+              <w:top w:type="dxa" w:w="60"/>
+              <w:left w:type="dxa" w:w="100"/>
+              <w:bottom w:type="dxa" w:w="60"/>
+              <w:right w:type="dxa" w:w="100"/>
+            </w:tcMar>
+          </w:tcPr>
+          <w:p>
+            <w:pPr>
+              <w:spacing w:after="0"/>
+            </w:pPr>
+            <w:r>
+              <w:rPr>
+                <w:rFonts w:ascii="Calibri" w:cs="Calibri" w:eastAsia="Calibri" w:hAnsi="Calibri"/>
+                <w:b w:val="false"/>
+                <w:bCs w:val="false"/>
+                <w:color w:val="000000"/>
+                <w:sz w:val="19"/>
+                <w:szCs w:val="19"/>
+              </w:rPr>
+              <w:t>F8</w:t>
+            </w:r>
+          </w:p>
+        </w:tc>
+        <w:tc>
+          <w:tcPr>
+            <w:tcW w:type="dxa" w:w="3900"/>
+            <w:tcBorders>
+              <w:top w:val="single" w:color="BFBFBF" w:sz="4"/>
+              <w:left w:val="single" w:color="BFBFBF" w:sz="4"/>
+              <w:bottom w:val="single" w:color="BFBFBF" w:sz="4"/>
+              <w:right w:val="single" w:color="BFBFBF" w:sz="4"/>
+            </w:tcBorders>
+            <w:tcMar>
+              <w:top w:type="dxa" w:w="60"/>
+              <w:left w:type="dxa" w:w="100"/>
+              <w:bottom w:type="dxa" w:w="60"/>
+              <w:right w:type="dxa" w:w="100"/>
+            </w:tcMar>
+          </w:tcPr>
+          <w:p>
+            <w:pPr>
+              <w:spacing w:after="0"/>
+            </w:pPr>
+            <w:r>
+              <w:rPr>
+                <w:rFonts w:ascii="Calibri" w:cs="Calibri" w:eastAsia="Calibri" w:hAnsi="Calibri"/>
+                <w:b w:val="false"/>
+                <w:bCs w:val="false"/>
+                <w:color w:val="000000"/>
+                <w:sz w:val="19"/>
+                <w:szCs w:val="19"/>
+              </w:rPr>
+              <w:t>Stock gaps are already costing sales.</w:t>
+            </w:r>
+          </w:p>
+        </w:tc>
+        <w:tc>
+          <w:tcPr>
+            <w:tcW w:type="dxa" w:w="4860"/>
+            <w:tcBorders>
+              <w:top w:val="single" w:color="BFBFBF" w:sz="4"/>
+              <w:left w:val="single" w:color="BFBFBF" w:sz="4"/>
+              <w:bottom w:val="single" w:color="BFBFBF" w:sz="4"/>
+              <w:right w:val="single" w:color="BFBFBF" w:sz="4"/>
+            </w:tcBorders>
+            <w:tcMar>
+              <w:top w:type="dxa" w:w="60"/>
+              <w:left w:type="dxa" w:w="100"/>
+              <w:bottom w:type="dxa" w:w="60"/>
+              <w:right w:type="dxa" w:w="100"/>
+            </w:tcMar>
+          </w:tcPr>
+          <w:p>
+            <w:pPr>
+              <w:spacing w:after="0"/>
+            </w:pPr>
+            <w:r>
+              <w:rPr>
+                <w:rFonts w:ascii="Calibri" w:cs="Calibri" w:eastAsia="Calibri" w:hAnsi="Calibri"/>
+                <w:b w:val="false"/>
+                <w:bCs w:val="false"/>
+                <w:color w:val="000000"/>
+                <w:sz w:val="19"/>
+                <w:szCs w:val="19"/>
+              </w:rPr>
+              <w:t>2 of 60 products are sold out (Noise-Cancelling Headphones ≈ 5 units / ≈ $775 a month); 4 more are at or below their reorder level (§10.9).</w:t>
             </w:r>
           </w:p>
         </w:tc>
@@ -27290,7 +30144,7 @@
                 <w:sz w:val="19"/>
                 <w:szCs w:val="19"/>
               </w:rPr>
-              <w:t xml:space="preserve">R1</w:t>
+              <w:t>R1</w:t>
             </w:r>
           </w:p>
         </w:tc>
@@ -27323,7 +30177,7 @@
                 <w:sz w:val="19"/>
                 <w:szCs w:val="19"/>
               </w:rPr>
-              <w:t xml:space="preserve">Set a delivery SLA of at most 5 days in Cambodia, Thailand and Vietnam (renegotiate courier contracts / add a regional hub) and show estimated delivery dates at checkout.</w:t>
+              <w:t>Set a delivery SLA of at most 5 days in Cambodia, Vietnam and Thailand (renegotiate courier contracts / add a regional hub) and show estimated delivery dates at checkout.</w:t>
             </w:r>
           </w:p>
         </w:tc>
@@ -27356,7 +30210,7 @@
                 <w:sz w:val="19"/>
                 <w:szCs w:val="19"/>
               </w:rPr>
-              <w:t xml:space="preserve">F3</w:t>
+              <w:t>F3</w:t>
             </w:r>
           </w:p>
         </w:tc>
@@ -27389,7 +30243,7 @@
                 <w:sz w:val="19"/>
                 <w:szCs w:val="19"/>
               </w:rPr>
-              <w:t xml:space="preserve">Average rating from 3.55 to at least 3.9 within two quarters; share of 10+-day deliveries below 5 %.</w:t>
+              <w:t>Average rating from 3.53 to at least 3.9 within two quarters; share of 10+-day deliveries below 5 %.</w:t>
             </w:r>
           </w:p>
         </w:tc>
@@ -27424,7 +30278,7 @@
                 <w:sz w:val="19"/>
                 <w:szCs w:val="19"/>
               </w:rPr>
-              <w:t xml:space="preserve">R2</w:t>
+              <w:t>R2</w:t>
             </w:r>
           </w:p>
         </w:tc>
@@ -27457,7 +30311,7 @@
                 <w:sz w:val="19"/>
                 <w:szCs w:val="19"/>
               </w:rPr>
-              <w:t xml:space="preserve">Launch a second-purchase programme: automated voucher 14 days after a New customer's first delivered order, plus a win-back campaign for customers inactive more than 180 days.</w:t>
+              <w:t>Launch a second-purchase programme: automated voucher 14 days after a New customer's first delivered order, plus a win-back campaign for customers inactive more than 180 days.</w:t>
             </w:r>
           </w:p>
         </w:tc>
@@ -27490,7 +30344,7 @@
                 <w:sz w:val="19"/>
                 <w:szCs w:val="19"/>
               </w:rPr>
-              <w:t xml:space="preserve">F2, F6</w:t>
+              <w:t>F2, F6</w:t>
             </w:r>
           </w:p>
         </w:tc>
@@ -27523,7 +30377,7 @@
                 <w:sz w:val="19"/>
                 <w:szCs w:val="19"/>
               </w:rPr>
-              <w:t xml:space="preserve">New-customer repeat rate from 40 % toward 70 %; high-churn-risk share below 30 %.</w:t>
+              <w:t>New-customer repeat rate from 40 % toward 71 %; high-churn-risk share below 30 %.</w:t>
             </w:r>
           </w:p>
         </w:tc>
@@ -27558,7 +30412,7 @@
                 <w:sz w:val="19"/>
                 <w:szCs w:val="19"/>
               </w:rPr>
-              <w:t xml:space="preserve">R3</w:t>
+              <w:t>R3</w:t>
             </w:r>
           </w:p>
         </w:tc>
@@ -27591,7 +30445,7 @@
                 <w:sz w:val="19"/>
                 <w:szCs w:val="19"/>
               </w:rPr>
-              <w:t xml:space="preserve">Reduce Fashion and Sports returns with size guides, fit-based reviews, more product photos and return-reason tracking.</w:t>
+              <w:t>Reduce Fashion returns with size guides, fit-based reviews, more product photos and return-reason tracking, starting with the most-returned products (Slim-Fit Denim Jeans 24 %, Linen Blouse 20 %).</w:t>
             </w:r>
           </w:p>
         </w:tc>
@@ -27624,7 +30478,7 @@
                 <w:sz w:val="19"/>
                 <w:szCs w:val="19"/>
               </w:rPr>
-              <w:t xml:space="preserve">F4</w:t>
+              <w:t>F4</w:t>
             </w:r>
           </w:p>
         </w:tc>
@@ -27657,7 +30511,7 @@
                 <w:sz w:val="19"/>
                 <w:szCs w:val="19"/>
               </w:rPr>
-              <w:t xml:space="preserve">Fashion return rate from 13.6 % to about 10 %; refunded revenue tracked monthly.</w:t>
+              <w:t>Fashion return rate from 15.7 % to about 11 %; return rate tracked per product monthly.</w:t>
             </w:r>
           </w:p>
         </w:tc>
@@ -27692,7 +30546,7 @@
                 <w:sz w:val="19"/>
                 <w:szCs w:val="19"/>
               </w:rPr>
-              <w:t xml:space="preserve">R4</w:t>
+              <w:t>R4</w:t>
             </w:r>
           </w:p>
         </w:tc>
@@ -27725,7 +30579,7 @@
                 <w:sz w:val="19"/>
                 <w:szCs w:val="19"/>
               </w:rPr>
-              <w:t xml:space="preserve">Diversify revenue: cross-sell Home &amp; Kitchen and Sports bundles to Electronics buyers; promote Beauty in high-AOV markets (Cambodia, Indonesia).</w:t>
+              <w:t>Diversify revenue: cross-sell Home &amp; Kitchen appliances (Air Fryer, Rice Cooker) and Sports bundles to Electronics buyers.</w:t>
             </w:r>
           </w:p>
         </w:tc>
@@ -27758,7 +30612,7 @@
                 <w:sz w:val="19"/>
                 <w:szCs w:val="19"/>
               </w:rPr>
-              <w:t xml:space="preserve">F1</w:t>
+              <w:t>F1</w:t>
             </w:r>
           </w:p>
         </w:tc>
@@ -27791,7 +30645,7 @@
                 <w:sz w:val="19"/>
                 <w:szCs w:val="19"/>
               </w:rPr>
-              <w:t xml:space="preserve">Electronics share below 50 % while total revenue grows; category share reviewed quarterly.</w:t>
+              <w:t>Electronics share below 45 % while total revenue grows; category share reviewed quarterly.</w:t>
             </w:r>
           </w:p>
         </w:tc>
@@ -27826,7 +30680,7 @@
                 <w:sz w:val="19"/>
                 <w:szCs w:val="19"/>
               </w:rPr>
-              <w:t xml:space="preserve">R5</w:t>
+              <w:t>R5</w:t>
             </w:r>
           </w:p>
         </w:tc>
@@ -27859,7 +30713,7 @@
                 <w:sz w:val="19"/>
                 <w:szCs w:val="19"/>
               </w:rPr>
-              <w:t xml:space="preserve">Plan inventory and marketing around the seasonal curve: build Electronics stock and ad budget for Nov–Dec; run a January promotion to soften the trough.</w:t>
+              <w:t>Plan inventory and marketing around the seasonal curve: build Electronics stock and ad budget for Nov–Dec; run a January promotion to soften the trough.</w:t>
             </w:r>
           </w:p>
         </w:tc>
@@ -27892,7 +30746,7 @@
                 <w:sz w:val="19"/>
                 <w:szCs w:val="19"/>
               </w:rPr>
-              <w:t xml:space="preserve">F5</w:t>
+              <w:t>F1, F5</w:t>
             </w:r>
           </w:p>
         </w:tc>
@@ -27925,7 +30779,7 @@
                 <w:sz w:val="19"/>
                 <w:szCs w:val="19"/>
               </w:rPr>
-              <w:t xml:space="preserve">Jan/Feb revenue drop reduced from −63 % to at most −40 % MoM.</w:t>
+              <w:t>Jan/Feb revenue drop reduced from −45 % to at most −30 % MoM.</w:t>
             </w:r>
           </w:p>
         </w:tc>
@@ -27960,7 +30814,7 @@
                 <w:sz w:val="19"/>
                 <w:szCs w:val="19"/>
               </w:rPr>
-              <w:t xml:space="preserve">R6</w:t>
+              <w:t>R6</w:t>
             </w:r>
           </w:p>
         </w:tc>
@@ -27993,7 +30847,7 @@
                 <w:sz w:val="19"/>
                 <w:szCs w:val="19"/>
               </w:rPr>
-              <w:t xml:space="preserve">Rebalance acquisition spend from Referral toward Email and Social Media; pay referral rewards only after the referred customer's second order.</w:t>
+              <w:t>Rebalance acquisition spend from Referral toward Email and Organic Search; pay referral rewards only after the referred customer's second order.</w:t>
             </w:r>
           </w:p>
         </w:tc>
@@ -28026,7 +30880,7 @@
                 <w:sz w:val="19"/>
                 <w:szCs w:val="19"/>
               </w:rPr>
-              <w:t xml:space="preserve">F7</w:t>
+              <w:t>F7</w:t>
             </w:r>
           </w:p>
         </w:tc>
@@ -28059,7 +30913,7 @@
                 <w:sz w:val="19"/>
                 <w:szCs w:val="19"/>
               </w:rPr>
-              <w:t xml:space="preserve">Revenue per Referral-acquired customer above $300.</w:t>
+              <w:t>Revenue per Referral-acquired customer above $200.</w:t>
             </w:r>
           </w:p>
         </w:tc>
@@ -28094,7 +30948,7 @@
                 <w:sz w:val="19"/>
                 <w:szCs w:val="19"/>
               </w:rPr>
-              <w:t xml:space="preserve">R7</w:t>
+              <w:t>R7</w:t>
             </w:r>
           </w:p>
         </w:tc>
@@ -28127,7 +30981,7 @@
                 <w:sz w:val="19"/>
                 <w:szCs w:val="19"/>
               </w:rPr>
-              <w:t xml:space="preserve">Protect VIP margin: cap discounts at about 10 % and replace extra discounts with non-price perks such as free express shipping (which also supports R1).</w:t>
+              <w:t>Reorder from the stock-cover table: restock the 2 sold-out products now and reorder any product with less than 2 months of cover (flagged on the web app's Products page).</w:t>
             </w:r>
           </w:p>
         </w:tc>
@@ -28160,7 +31014,7 @@
                 <w:sz w:val="19"/>
                 <w:szCs w:val="19"/>
               </w:rPr>
-              <w:t xml:space="preserve">F2</w:t>
+              <w:t>F8</w:t>
             </w:r>
           </w:p>
         </w:tc>
@@ -28193,7 +31047,7 @@
                 <w:sz w:val="19"/>
                 <w:szCs w:val="19"/>
               </w:rPr>
-              <w:t xml:space="preserve">VIP order frequency maintained at ≈ 4.8 orders while average VIP discount falls below 8 %.</w:t>
+              <w:t>No sold-out top-20 products; lost revenue from stock-outs tracked monthly.</w:t>
             </w:r>
           </w:p>
         </w:tc>
@@ -28249,7 +31103,7 @@
           <w:sz w:val="22"/>
           <w:szCs w:val="22"/>
         </w:rPr>
-        <w:t xml:space="preserve">Differences in return rate between categories were not statistically significant at n ≈ 2,000; return-reason data or a larger sample would strengthen R3.</w:t>
+        <w:t>Prices are fixed per product for the whole period; a real catalogue would change prices and run promotions, which would need a price-history table.</w:t>
       </w:r>
     </w:p>
     <w:p>
@@ -28267,7 +31121,7 @@
           <w:sz w:val="22"/>
           <w:szCs w:val="22"/>
         </w:rPr>
-        <w:t xml:space="preserve">Next steps: build a churn-prediction model on the customer table, add SKU-level and marketing-spend data, and schedule the notebook as an automated monthly report.</w:t>
+        <w:t>Next steps: build a churn-prediction model on the customer table, add return reasons and marketing-spend data, and schedule the notebook as an automated monthly report.</w:t>
       </w:r>
     </w:p>
     <w:p>
@@ -28415,7 +31269,7 @@
                 <w:sz w:val="19"/>
                 <w:szCs w:val="19"/>
               </w:rPr>
-              <w:t xml:space="preserve">data/raw/</w:t>
+              <w:t>data/raw/</w:t>
             </w:r>
           </w:p>
         </w:tc>
@@ -28448,7 +31302,7 @@
                 <w:sz w:val="19"/>
                 <w:szCs w:val="19"/>
               </w:rPr>
-              <w:t xml:space="preserve">ecommerce_orders_raw.csv — 2,045 rows including the deliberate quality issues</w:t>
+              <w:t>ecommerce_orders_raw.csv — 2,045 rows including the deliberate quality issues; products.csv — the 60-product catalogue</w:t>
             </w:r>
           </w:p>
         </w:tc>
@@ -28483,7 +31337,7 @@
                 <w:sz w:val="19"/>
                 <w:szCs w:val="19"/>
               </w:rPr>
-              <w:t xml:space="preserve">data/processed/</w:t>
+              <w:t>data/processed/</w:t>
             </w:r>
           </w:p>
         </w:tc>
@@ -28516,7 +31370,7 @@
                 <w:sz w:val="19"/>
                 <w:szCs w:val="19"/>
               </w:rPr>
-              <w:t xml:space="preserve">ecommerce_orders_clean.csv — 1,972 rows × 31 columns after cleaning</w:t>
+              <w:t>ecommerce_orders_clean.csv — 1,995 rows × 34 columns after cleaning; products.csv — validated catalogue</w:t>
             </w:r>
           </w:p>
         </w:tc>
@@ -28551,7 +31405,7 @@
                 <w:sz w:val="19"/>
                 <w:szCs w:val="19"/>
               </w:rPr>
-              <w:t xml:space="preserve">notebooks/</w:t>
+              <w:t>notebooks/</w:t>
             </w:r>
           </w:p>
         </w:tc>
@@ -28584,7 +31438,7 @@
                 <w:sz w:val="19"/>
                 <w:szCs w:val="19"/>
               </w:rPr>
-              <w:t xml:space="preserve">ecommerce_customer_analytics.ipynb — the executed analysis notebook</w:t>
+              <w:t>ecommerce_customer_analytics.ipynb — the executed analysis notebook</w:t>
             </w:r>
           </w:p>
         </w:tc>
@@ -28619,7 +31473,7 @@
                 <w:sz w:val="19"/>
                 <w:szCs w:val="19"/>
               </w:rPr>
-              <w:t xml:space="preserve">src/</w:t>
+              <w:t>src/</w:t>
             </w:r>
           </w:p>
         </w:tc>
@@ -28652,7 +31506,7 @@
                 <w:sz w:val="19"/>
                 <w:szCs w:val="19"/>
               </w:rPr>
-              <w:t xml:space="preserve">generate_dataset.py (data generator) and data_cleaning.py (reusable cleaning pipeline)</w:t>
+              <w:t>generate_dataset.py (catalogue + order generator), data_cleaning.py (reusable cleaning pipeline), run_pipeline.py</w:t>
             </w:r>
           </w:p>
         </w:tc>
@@ -28687,7 +31541,7 @@
                 <w:sz w:val="19"/>
                 <w:szCs w:val="19"/>
               </w:rPr>
-              <w:t xml:space="preserve">outputs/figures/</w:t>
+              <w:t>webapp/</w:t>
             </w:r>
           </w:p>
         </w:tc>
@@ -28720,7 +31574,7 @@
                 <w:sz w:val="19"/>
                 <w:szCs w:val="19"/>
               </w:rPr>
-              <w:t xml:space="preserve">Nine PNG charts exported from the notebook</w:t>
+              <w:t>Flask + SQLite web app: dashboard, orders, customers and products with price and stock enforced by the database</w:t>
             </w:r>
           </w:p>
         </w:tc>
@@ -28755,7 +31609,7 @@
                 <w:sz w:val="19"/>
                 <w:szCs w:val="19"/>
               </w:rPr>
-              <w:t xml:space="preserve">docs/</w:t>
+              <w:t>outputs/figures/</w:t>
             </w:r>
           </w:p>
         </w:tc>
@@ -28788,7 +31642,7 @@
                 <w:sz w:val="19"/>
                 <w:szCs w:val="19"/>
               </w:rPr>
-              <w:t xml:space="preserve">data_dictionary.md, project_report.docx, presentation.pptx</w:t>
+              <w:t>Ten PNG charts exported from the notebook</w:t>
             </w:r>
           </w:p>
         </w:tc>
@@ -28823,7 +31677,7 @@
                 <w:sz w:val="19"/>
                 <w:szCs w:val="19"/>
               </w:rPr>
-              <w:t xml:space="preserve">README.md</w:t>
+              <w:t>docs/</w:t>
             </w:r>
           </w:p>
         </w:tc>
@@ -28856,7 +31710,7 @@
                 <w:sz w:val="19"/>
                 <w:szCs w:val="19"/>
               </w:rPr>
-              <w:t xml:space="preserve">Problem, objectives, structure, how to run, methodology, findings, recommendations</w:t>
+              <w:t>data_dictionary.md, project_report.docx, presentation.pptx, dashboard.html, demo script</w:t>
             </w:r>
           </w:p>
         </w:tc>
@@ -28891,7 +31745,7 @@
                 <w:sz w:val="19"/>
                 <w:szCs w:val="19"/>
               </w:rPr>
-              <w:t xml:space="preserve">requirements.txt / .gitignore</w:t>
+              <w:t>README.md</w:t>
             </w:r>
           </w:p>
         </w:tc>
@@ -28924,7 +31778,75 @@
                 <w:sz w:val="19"/>
                 <w:szCs w:val="19"/>
               </w:rPr>
-              <w:t xml:space="preserve">Dependencies and ignored files (virtual environments, checkpoints, caches)</w:t>
+              <w:t>Problem, objectives, structure, how to run, methodology, findings, recommendations</w:t>
+            </w:r>
+          </w:p>
+        </w:tc>
+      </w:tr>
+      <w:tr>
+        <w:tc>
+          <w:tcPr>
+            <w:tcW w:type="dxa" w:w="3000"/>
+            <w:tcBorders>
+              <w:top w:val="single" w:color="BFBFBF" w:sz="4"/>
+              <w:left w:val="single" w:color="BFBFBF" w:sz="4"/>
+              <w:bottom w:val="single" w:color="BFBFBF" w:sz="4"/>
+              <w:right w:val="single" w:color="BFBFBF" w:sz="4"/>
+            </w:tcBorders>
+            <w:tcMar>
+              <w:top w:type="dxa" w:w="60"/>
+              <w:left w:type="dxa" w:w="100"/>
+              <w:bottom w:type="dxa" w:w="60"/>
+              <w:right w:type="dxa" w:w="100"/>
+            </w:tcMar>
+          </w:tcPr>
+          <w:p>
+            <w:pPr>
+              <w:spacing w:after="0"/>
+            </w:pPr>
+            <w:r>
+              <w:rPr>
+                <w:rFonts w:ascii="Calibri" w:cs="Calibri" w:eastAsia="Calibri" w:hAnsi="Calibri"/>
+                <w:b w:val="false"/>
+                <w:bCs w:val="false"/>
+                <w:color w:val="000000"/>
+                <w:sz w:val="19"/>
+                <w:szCs w:val="19"/>
+              </w:rPr>
+              <w:t>requirements.txt / .gitignore</w:t>
+            </w:r>
+          </w:p>
+        </w:tc>
+        <w:tc>
+          <w:tcPr>
+            <w:tcW w:type="dxa" w:w="6360"/>
+            <w:tcBorders>
+              <w:top w:val="single" w:color="BFBFBF" w:sz="4"/>
+              <w:left w:val="single" w:color="BFBFBF" w:sz="4"/>
+              <w:bottom w:val="single" w:color="BFBFBF" w:sz="4"/>
+              <w:right w:val="single" w:color="BFBFBF" w:sz="4"/>
+            </w:tcBorders>
+            <w:tcMar>
+              <w:top w:type="dxa" w:w="60"/>
+              <w:left w:type="dxa" w:w="100"/>
+              <w:bottom w:type="dxa" w:w="60"/>
+              <w:right w:type="dxa" w:w="100"/>
+            </w:tcMar>
+          </w:tcPr>
+          <w:p>
+            <w:pPr>
+              <w:spacing w:after="0"/>
+            </w:pPr>
+            <w:r>
+              <w:rPr>
+                <w:rFonts w:ascii="Calibri" w:cs="Calibri" w:eastAsia="Calibri" w:hAnsi="Calibri"/>
+                <w:b w:val="false"/>
+                <w:bCs w:val="false"/>
+                <w:color w:val="000000"/>
+                <w:sz w:val="19"/>
+                <w:szCs w:val="19"/>
+              </w:rPr>
+              <w:t>Dependencies and ignored files (virtual environments, checkpoints, caches, the local database)</w:t>
             </w:r>
           </w:p>
         </w:tc>
@@ -28946,7 +31868,7 @@
           <w:sz w:val="22"/>
           <w:szCs w:val="22"/>
         </w:rPr>
-        <w:t xml:space="preserve">The commit history is organised in logical steps — project scaffold, data generator, cleaning pipeline, notebook, documentation — so that reviewers can follow how the project was built. To reproduce: clone the repository, pip install -r requirements.txt, optionally run python src/generate_dataset.py and python src/data_cleaning.py, then open the notebook and choose Restart &amp; Run All (about 15 seconds).</w:t>
+        <w:t>The commit history is organised in logical steps — project scaffold, data generator, cleaning pipeline, notebook, documentation, web app, product catalogue — so that reviewers can follow how the project was built. To reproduce: clone the repository, pip install -r requirements.txt, run python src/run_pipeline.py (generate → clean → execute the notebook), and start the web app with python webapp/app.py.</w:t>
       </w:r>
     </w:p>
     <w:p>
